--- a/downloads/workbook/ai-4-week-14.docx
+++ b/downloads/workbook/ai-4-week-14.docx
@@ -1292,6 +1292,178 @@
         <w:t>Project connection: For your Responsible Plant Classifier, save the input, procedure, observed result and limitation of this check. Label this worked example as practice; use a different, previously unreviewed case when checking independent understanding.</w:t>
       </w:r>
     </w:p>
+    <w:p>
+      <w:pPr>
+        <w:pStyle w:val="Heading1"/>
+      </w:pPr>
+      <w:r>
+        <w:t>19. Project portfolio milestone</w:t>
+      </w:r>
+    </w:p>
+    <w:p>
+      <w:r>
+        <w:t>Project: Responsible Plant Classifier</w:t>
+      </w:r>
+    </w:p>
+    <w:p>
+      <w:r>
+        <w:t>Current milestone: Test changed cases. Keep normal, boundary and failure cases; compare expected and observed results.</w:t>
+      </w:r>
+    </w:p>
+    <w:p>
+      <w:r>
+        <w:t>For your Responsible Plant Classifier, save the input, procedure, observed result and limitation of this check. Label this worked example as practice; use a different, previously unreviewed case when checking independent understanding.</w:t>
+      </w:r>
+    </w:p>
+    <w:tbl>
+      <w:tblPr>
+        <w:tblStyle w:val="LightShading-Accent1"/>
+        <w:tblW w:type="auto" w:w="0"/>
+        <w:tblLook w:firstColumn="1" w:firstRow="1" w:lastColumn="0" w:lastRow="0" w:noHBand="0" w:noVBand="1" w:val="04A0"/>
+      </w:tblPr>
+      <w:tblGrid>
+        <w:gridCol w:w="5112"/>
+        <w:gridCol w:w="5112"/>
+      </w:tblGrid>
+      <w:tr>
+        <w:trPr>
+          <w:tblHeader/>
+        </w:trPr>
+        <w:tc>
+          <w:tcPr>
+            <w:tcW w:type="dxa" w:w="5112"/>
+          </w:tcPr>
+          <w:p>
+            <w:r>
+              <w:t>Evidence to keep</w:t>
+            </w:r>
+          </w:p>
+        </w:tc>
+        <w:tc>
+          <w:tcPr>
+            <w:tcW w:type="dxa" w:w="5112"/>
+          </w:tcPr>
+          <w:p>
+            <w:r>
+              <w:t>My record</w:t>
+            </w:r>
+          </w:p>
+        </w:tc>
+      </w:tr>
+      <w:tr>
+        <w:tc>
+          <w:tcPr>
+            <w:tcW w:type="dxa" w:w="5112"/>
+          </w:tcPr>
+          <w:p>
+            <w:r>
+              <w:t>This week’s input and deciding step</w:t>
+            </w:r>
+          </w:p>
+        </w:tc>
+        <w:tc>
+          <w:tcPr>
+            <w:tcW w:type="dxa" w:w="5112"/>
+          </w:tcPr>
+          <w:p>
+            <w:r/>
+          </w:p>
+        </w:tc>
+      </w:tr>
+      <w:tr>
+        <w:tc>
+          <w:tcPr>
+            <w:tcW w:type="dxa" w:w="5112"/>
+          </w:tcPr>
+          <w:p>
+            <w:r>
+              <w:t>Prediction and actual result (or labelled paper trace)</w:t>
+            </w:r>
+          </w:p>
+        </w:tc>
+        <w:tc>
+          <w:tcPr>
+            <w:tcW w:type="dxa" w:w="5112"/>
+          </w:tcPr>
+          <w:p>
+            <w:r/>
+          </w:p>
+        </w:tc>
+      </w:tr>
+      <w:tr>
+        <w:tc>
+          <w:tcPr>
+            <w:tcW w:type="dxa" w:w="5112"/>
+          </w:tcPr>
+          <w:p>
+            <w:r>
+              <w:t>One change since the previous checkpoint and why</w:t>
+            </w:r>
+          </w:p>
+        </w:tc>
+        <w:tc>
+          <w:tcPr>
+            <w:tcW w:type="dxa" w:w="5112"/>
+          </w:tcPr>
+          <w:p>
+            <w:r/>
+          </w:p>
+        </w:tc>
+      </w:tr>
+      <w:tr>
+        <w:tc>
+          <w:tcPr>
+            <w:tcW w:type="dxa" w:w="5112"/>
+          </w:tcPr>
+          <w:p>
+            <w:r>
+              <w:t>One error or limit and the next test</w:t>
+            </w:r>
+          </w:p>
+        </w:tc>
+        <w:tc>
+          <w:tcPr>
+            <w:tcW w:type="dxa" w:w="5112"/>
+          </w:tcPr>
+          <w:p>
+            <w:r/>
+          </w:p>
+        </w:tc>
+      </w:tr>
+    </w:tbl>
+    <w:p>
+      <w:pPr>
+        <w:pStyle w:val="Heading3"/>
+      </w:pPr>
+      <w:r>
+        <w:t>Explain what this week adds to your project. Reuse last week’s record rather than starting again.</w:t>
+      </w:r>
+    </w:p>
+    <w:p>
+      <w:r>
+        <w:t>________________________________________________________________</w:t>
+      </w:r>
+    </w:p>
+    <w:p>
+      <w:r>
+        <w:t>________________________________________________________________</w:t>
+      </w:r>
+    </w:p>
+    <w:p>
+      <w:r>
+        <w:t>________________________________________________________________</w:t>
+      </w:r>
+    </w:p>
+    <w:p>
+      <w:r>
+        <w:t>________________________________________________________________</w:t>
+      </w:r>
+    </w:p>
+    <w:p>
+      <w:r>
+        <w:t>________________________________________________________________</w:t>
+      </w:r>
+    </w:p>
     <w:sectPr>
       <w:pgSz w:w="12240" w:h="15840"/>
       <w:pgMar w:top="936" w:right="1008" w:bottom="936" w:left="1008" w:header="720" w:footer="720" w:gutter="0"/>

--- a/downloads/workbook/ai-4-week-14.docx
+++ b/downloads/workbook/ai-4-week-14.docx
@@ -1464,6 +1464,248 @@
         <w:t>________________________________________________________________</w:t>
       </w:r>
     </w:p>
+    <w:p>
+      <w:pPr>
+        <w:pStyle w:val="Heading1"/>
+      </w:pPr>
+      <w:r>
+        <w:t>20. Supported practice and learning evidence</w:t>
+      </w:r>
+    </w:p>
+    <w:p>
+      <w:r>
+        <w:t>Use this supported practice once, in the browser or on paper. Keep the reserved independent assessment for a separate first attempt before teacher feedback.</w:t>
+      </w:r>
+    </w:p>
+    <w:p>
+      <w:r>
+        <w:t>Treat calibration as a comparison across groups of probability scores.</w:t>
+      </w:r>
+    </w:p>
+    <w:p>
+      <w:pPr>
+        <w:pStyle w:val="Heading3"/>
+      </w:pPr>
+      <w:r>
+        <w:t>Practice 1: explain the deciding evidence</w:t>
+      </w:r>
+    </w:p>
+    <w:p>
+      <w:r>
+        <w:t>Which labelled step matches this detail? The 0.8 group matches here; the 0.2 group understates the observed fraction by 0.2.</w:t>
+      </w:r>
+    </w:p>
+    <w:p>
+      <w:r>
+        <w:t>1. Group scores</w:t>
+      </w:r>
+    </w:p>
+    <w:p>
+      <w:r>
+        <w:t>2. Compare frequencies</w:t>
+      </w:r>
+    </w:p>
+    <w:p>
+      <w:r>
+        <w:t>3. Interpret gap</w:t>
+      </w:r>
+    </w:p>
+    <w:p>
+      <w:pPr>
+        <w:pStyle w:val="Heading3"/>
+      </w:pPr>
+      <w:r>
+        <w:t>My selected conclusion, deciding fact and explanation</w:t>
+      </w:r>
+    </w:p>
+    <w:p>
+      <w:r>
+        <w:t>________________________________________________________________</w:t>
+      </w:r>
+    </w:p>
+    <w:p>
+      <w:r>
+        <w:t>________________________________________________________________</w:t>
+      </w:r>
+    </w:p>
+    <w:p>
+      <w:r>
+        <w:t>________________________________________________________________</w:t>
+      </w:r>
+    </w:p>
+    <w:p>
+      <w:r>
+        <w:t>________________________________________________________________</w:t>
+      </w:r>
+    </w:p>
+    <w:p>
+      <w:r>
+        <w:t>________________________________________________________________</w:t>
+      </w:r>
+    </w:p>
+    <w:p>
+      <w:r>
+        <w:t>Hint if needed: Read the steps in the pictorial case. Match the supplied detail to the stage that performs or records it.</w:t>
+      </w:r>
+    </w:p>
+    <w:p>
+      <w:r>
+        <w:t>After your attempt, compare with the supported explanation: Interpret gap The 0.8 group matches here; the 0.2 group understates the observed fraction by 0.2. Read the picture in order. The 0.8 group matches here; the 0.2 group understates the observed fraction by 0.2. The arrows show which recorded input or intermediate result each decision uses. Explain the deciding step aloud before checking the changed case; pointing to the final answer alone does not show how it follows.</w:t>
+      </w:r>
+    </w:p>
+    <w:p>
+      <w:pPr>
+        <w:pStyle w:val="Heading3"/>
+      </w:pPr>
+      <w:r>
+        <w:t>Practice 2: explain the deciding evidence</w:t>
+      </w:r>
+    </w:p>
+    <w:p>
+      <w:r>
+        <w:t>Changed-case practice: The 0.2 group has two spotted cases instead of four. Which conclusion is supported by the supplied facts?</w:t>
+      </w:r>
+    </w:p>
+    <w:p>
+      <w:r>
+        <w:t>1. Its observed fraction becomes 0.2 and matches the supplied score in this group.</w:t>
+      </w:r>
+    </w:p>
+    <w:p>
+      <w:r>
+        <w:t>2. This one example guarantees correct results for every future input.</w:t>
+      </w:r>
+    </w:p>
+    <w:p>
+      <w:r>
+        <w:t>3. We can decide the result without examining the changed input or the procedure.</w:t>
+      </w:r>
+    </w:p>
+    <w:p>
+      <w:pPr>
+        <w:pStyle w:val="Heading3"/>
+      </w:pPr>
+      <w:r>
+        <w:t>My selected conclusion, deciding fact and explanation</w:t>
+      </w:r>
+    </w:p>
+    <w:p>
+      <w:r>
+        <w:t>________________________________________________________________</w:t>
+      </w:r>
+    </w:p>
+    <w:p>
+      <w:r>
+        <w:t>________________________________________________________________</w:t>
+      </w:r>
+    </w:p>
+    <w:p>
+      <w:r>
+        <w:t>________________________________________________________________</w:t>
+      </w:r>
+    </w:p>
+    <w:p>
+      <w:r>
+        <w:t>________________________________________________________________</w:t>
+      </w:r>
+    </w:p>
+    <w:p>
+      <w:r>
+        <w:t>________________________________________________________________</w:t>
+      </w:r>
+    </w:p>
+    <w:p>
+      <w:r>
+        <w:t>Hint if needed: Use the changed condition and the deciding step in the pictorial trace. The answer must say what follows from those facts.</w:t>
+      </w:r>
+    </w:p>
+    <w:p>
+      <w:r>
+        <w:t>After your attempt, compare with the supported explanation: Its observed fraction becomes 0.2 and matches the supplied score in this group. Calibration compares stated probabilities with group outcome frequencies.</w:t>
+      </w:r>
+    </w:p>
+    <w:p>
+      <w:pPr>
+        <w:pStyle w:val="Heading3"/>
+      </w:pPr>
+      <w:r>
+        <w:t>Repair a missing building block</w:t>
+      </w:r>
+    </w:p>
+    <w:p>
+      <w:r>
+        <w:t>Review Train a Classifier (ai-4/13). Goal: Connect training-only scaling and neighbour prediction in one pipeline. Short practice: Which pipeline record would help another team reproduce the result? Point to the relevant step in the picture, then write the changed result and the rule or evidence that supports it.. Return to this week and explain what you changed.</w:t>
+      </w:r>
+    </w:p>
+    <w:p>
+      <w:r>
+        <w:t>Review Decision Trees (ai-4/11). Goal: Fit a root question and leaf predictions from training examples. Short practice: Which input distinguishes the original and changed tree? Point to the relevant step in the picture, then write the changed result and the rule or evidence that supports it.. Return to this week and explain what you changed.</w:t>
+      </w:r>
+    </w:p>
+    <w:p>
+      <w:r>
+        <w:t>Review Leakage (ai-4/8). Goal: Choose a split unit that matches the intended prediction claim. Short practice: How many independently new plant identities are in the original test? Point to the relevant step in the picture, then write the changed result and the rule or evidence that supports it.. Return to this week and explain what you changed.</w:t>
+      </w:r>
+    </w:p>
+    <w:p>
+      <w:pPr>
+        <w:pStyle w:val="Heading3"/>
+      </w:pPr>
+      <w:r>
+        <w:t>Predict, run and debug</w:t>
+      </w:r>
+    </w:p>
+    <w:p>
+      <w:r>
+        <w:t>The browser lab lets you edit the supported Python examples already included in this lesson. Predict first, run, inspect the actual output or error, change one input, then run again. Keep code, predictions, actual results and a reasoned revision together. On paper, label your result as a trace rather than an execution.</w:t>
+      </w:r>
+    </w:p>
+    <w:p>
+      <w:pPr>
+        <w:pStyle w:val="Heading3"/>
+      </w:pPr>
+      <w:r>
+        <w:t>Keep your completed work</w:t>
+      </w:r>
+    </w:p>
+    <w:p>
+      <w:r>
+        <w:t>Use Download completed work in the hosted lesson to export your answers, reflections, practice feedback and code-run evidence. Open the HTML copy to read or print it. Drafts stay in this browser when storage is available; clear drafts on a shared device.</w:t>
+      </w:r>
+    </w:p>
+    <w:p>
+      <w:pPr>
+        <w:pStyle w:val="Heading3"/>
+      </w:pPr>
+      <w:r>
+        <w:t>What I repaired, the evidence I kept and the next test</w:t>
+      </w:r>
+    </w:p>
+    <w:p>
+      <w:r>
+        <w:t>________________________________________________________________</w:t>
+      </w:r>
+    </w:p>
+    <w:p>
+      <w:r>
+        <w:t>________________________________________________________________</w:t>
+      </w:r>
+    </w:p>
+    <w:p>
+      <w:r>
+        <w:t>________________________________________________________________</w:t>
+      </w:r>
+    </w:p>
+    <w:p>
+      <w:r>
+        <w:t>________________________________________________________________</w:t>
+      </w:r>
+    </w:p>
+    <w:p>
+      <w:r>
+        <w:t>________________________________________________________________</w:t>
+      </w:r>
+    </w:p>
     <w:sectPr>
       <w:pgSz w:w="12240" w:h="15840"/>
       <w:pgMar w:top="936" w:right="1008" w:bottom="936" w:left="1008" w:header="720" w:footer="720" w:gutter="0"/>

--- a/downloads/workbook/ai-4-week-14.docx
+++ b/downloads/workbook/ai-4-week-14.docx
@@ -30,6 +30,17 @@
     </w:p>
     <w:p>
       <w:r>
+        <w:t>Record your starting explanation for Scores and Calibration Intuition before opening notes. Show any later correction separately.</w:t>
+      </w:r>
+    </w:p>
+    <w:p>
+      <w:pPr>
+        <w:spacing w:line="336" w:lineRule="auto" w:after="180"/>
+      </w:pPr>
+      <w:r>
+        <w:rPr>
+          <w:b w:val="0"/>
+        </w:rPr>
         <w:t>Try the recall before opening notes. Then use a different colour or a labelled second line to correct your explanation.</w:t>
       </w:r>
     </w:p>
@@ -42,7 +53,13 @@
       </w:r>
     </w:p>
     <w:p>
-      <w:r>
+      <w:pPr>
+        <w:spacing w:line="336" w:lineRule="auto" w:after="180"/>
+      </w:pPr>
+      <w:r>
+        <w:rPr>
+          <w:b w:val="0"/>
+        </w:rPr>
         <w:t>Without opening the old lesson, explain one key idea from Train a Classifier. Give an example and a mistake that the idea helps you avoid.</w:t>
       </w:r>
     </w:p>
@@ -78,7 +95,13 @@
       </w:r>
     </w:p>
     <w:p>
-      <w:r>
+      <w:pPr>
+        <w:spacing w:line="336" w:lineRule="auto" w:after="180"/>
+      </w:pPr>
+      <w:r>
+        <w:rPr>
+          <w:b w:val="0"/>
+        </w:rPr>
         <w:t>Without opening the old lesson, explain one key idea from Decision Trees. Give an example and a mistake that the idea helps you avoid.</w:t>
       </w:r>
     </w:p>
@@ -114,7 +137,13 @@
       </w:r>
     </w:p>
     <w:p>
-      <w:r>
+      <w:pPr>
+        <w:spacing w:line="336" w:lineRule="auto" w:after="180"/>
+      </w:pPr>
+      <w:r>
+        <w:rPr>
+          <w:b w:val="0"/>
+        </w:rPr>
         <w:t>Without opening the old lesson, explain one key idea from Leakage. Give an example and a mistake that the idea helps you avoid.</w:t>
       </w:r>
     </w:p>
@@ -151,7 +180,30 @@
     </w:p>
     <w:p>
       <w:r>
-        <w:t>Use W2: Locate the discrepancy for Calibration as a group property. Record the answer once; the lesson and workbook refer to the same attempt.</w:t>
+        <w:t>Complete the supported Scores and Calibration Intuition trace and record the first step you can explain without help.</w:t>
+      </w:r>
+    </w:p>
+    <w:p>
+      <w:pPr>
+        <w:spacing w:line="336" w:lineRule="auto" w:after="180"/>
+      </w:pPr>
+      <w:r>
+        <w:rPr>
+          <w:b w:val="0"/>
+        </w:rPr>
+        <w:t xml:space="preserve">Use W2: Locate the discrepancy for </w:t>
+      </w:r>
+      <w:r>
+        <w:rPr>
+          <w:b/>
+        </w:rPr>
+        <w:t>Calibration</w:t>
+      </w:r>
+      <w:r>
+        <w:rPr>
+          <w:b w:val="0"/>
+        </w:rPr>
+        <w:t xml:space="preserve"> as a group property. Record the answer once; the lesson and workbook refer to the same attempt.</w:t>
       </w:r>
     </w:p>
     <w:tbl>
@@ -279,7 +331,41 @@
     </w:p>
     <w:p>
       <w:r>
-        <w:t>Use the worked case for Calibration as a group property. Proposed explanation: “A final answer is enough”. Decide whether this explanation is supported. Point to the step or supplied fact that decides; explain your repair if needed.</w:t>
+        <w:t>Check the proposed Scores and Calibration Intuition explanation against the supplied facts before discussing it.</w:t>
+      </w:r>
+    </w:p>
+    <w:p>
+      <w:pPr>
+        <w:spacing w:line="336" w:lineRule="auto" w:after="180"/>
+      </w:pPr>
+      <w:r>
+        <w:rPr>
+          <w:b w:val="0"/>
+        </w:rPr>
+        <w:t xml:space="preserve">Use the worked case for </w:t>
+      </w:r>
+      <w:r>
+        <w:rPr>
+          <w:b/>
+        </w:rPr>
+        <w:t>Calibration</w:t>
+      </w:r>
+      <w:r>
+        <w:rPr>
+          <w:b w:val="0"/>
+        </w:rPr>
+        <w:t xml:space="preserve"> as a group property. Proposed explanation: “A final answer is enough”. Decide whether this explanation is supported.</w:t>
+      </w:r>
+    </w:p>
+    <w:p>
+      <w:pPr>
+        <w:spacing w:line="336" w:lineRule="auto" w:after="180"/>
+      </w:pPr>
+      <w:r>
+        <w:rPr>
+          <w:b w:val="0"/>
+        </w:rPr>
+        <w:t>Point to the step or supplied fact that decides; explain your repair if needed.</w:t>
       </w:r>
     </w:p>
     <w:p>
@@ -319,6 +405,11 @@
       </w:r>
     </w:p>
     <w:p>
+      <w:r>
+        <w:t>Write one first attempt at the reserved independent case before feedback. Repeated copies of that case refer to the same recorded attempt.</w:t>
+      </w:r>
+    </w:p>
+    <w:p>
       <w:pPr>
         <w:pStyle w:val="Heading3"/>
       </w:pPr>
@@ -327,7 +418,13 @@
       </w:r>
     </w:p>
     <w:p>
-      <w:r>
+      <w:pPr>
+        <w:spacing w:line="336" w:lineRule="auto" w:after="180"/>
+      </w:pPr>
+      <w:r>
+        <w:rPr>
+          <w:b w:val="0"/>
+        </w:rPr>
         <w:t>Twenty cases all predict .3 with eight positives; ten all predict .7 with seven positives. Give plot points and interpret.</w:t>
       </w:r>
     </w:p>
@@ -375,7 +472,13 @@
       </w:r>
     </w:p>
     <w:p>
-      <w:r>
+      <w:pPr>
+        <w:spacing w:line="336" w:lineRule="auto" w:after="180"/>
+      </w:pPr>
+      <w:r>
+        <w:rPr>
+          <w:b w:val="0"/>
+        </w:rPr>
         <w:t>Attempt this case before feedback. Record any help. Earlier examples below are further practice; a case already practised with feedback cannot establish fresh transfer.</w:t>
       </w:r>
     </w:p>
@@ -389,7 +492,42 @@
     </w:p>
     <w:p>
       <w:r>
-        <w:t>Twenty cases receive score .7 and fourteen are correct. Explain what the observed rate suggests and what it does not establish about another score group.</w:t>
+        <w:t>Connect the Scores and Calibration Intuition target to a trace and a justified conclusion.</w:t>
+      </w:r>
+    </w:p>
+    <w:p>
+      <w:pPr>
+        <w:spacing w:line="336" w:lineRule="auto" w:after="180"/>
+      </w:pPr>
+      <w:r>
+        <w:rPr>
+          <w:b w:val="0"/>
+        </w:rPr>
+        <w:t xml:space="preserve">Twenty cases receive </w:t>
+      </w:r>
+      <w:r>
+        <w:rPr>
+          <w:b/>
+        </w:rPr>
+        <w:t>score</w:t>
+      </w:r>
+      <w:r>
+        <w:rPr>
+          <w:b w:val="0"/>
+        </w:rPr>
+        <w:t xml:space="preserve"> .7 and fourteen are correct. Explain what the observed rate suggests and what it does not establish about another </w:t>
+      </w:r>
+      <w:r>
+        <w:rPr>
+          <w:b/>
+        </w:rPr>
+        <w:t>score</w:t>
+      </w:r>
+      <w:r>
+        <w:rPr>
+          <w:b w:val="0"/>
+        </w:rPr>
+        <w:t xml:space="preserve"> group.</w:t>
       </w:r>
     </w:p>
     <w:p>
@@ -402,17 +540,58 @@
     </w:p>
     <w:p>
       <w:r>
+        <w:t>Solve the supplied Scores and Calibration Intuition case and show the deciding evidence.</w:t>
+      </w:r>
+    </w:p>
+    <w:p>
+      <w:pPr>
+        <w:spacing w:line="336" w:lineRule="auto" w:after="180"/>
+      </w:pPr>
+      <w:r>
+        <w:rPr>
+          <w:b w:val="0"/>
+        </w:rPr>
         <w:t>Ten cases receive probability .8 for spotted; eight are spotted.</w:t>
       </w:r>
     </w:p>
     <w:p>
-      <w:r>
-        <w:t>Interpret calibration and its limits.</w:t>
-      </w:r>
-    </w:p>
-    <w:p>
-      <w:r>
-        <w:t>Show your trace, calculation or evidence</w:t>
+      <w:pPr>
+        <w:spacing w:line="336" w:lineRule="auto" w:after="180"/>
+      </w:pPr>
+      <w:r>
+        <w:rPr>
+          <w:b w:val="0"/>
+        </w:rPr>
+        <w:t xml:space="preserve">Interpret </w:t>
+      </w:r>
+      <w:r>
+        <w:rPr>
+          <w:b/>
+        </w:rPr>
+        <w:t>calibration</w:t>
+      </w:r>
+      <w:r>
+        <w:rPr>
+          <w:b w:val="0"/>
+        </w:rPr>
+        <w:t xml:space="preserve"> and its limits.</w:t>
+      </w:r>
+    </w:p>
+    <w:p>
+      <w:pPr>
+        <w:spacing w:line="336" w:lineRule="auto" w:after="180"/>
+      </w:pPr>
+      <w:r>
+        <w:rPr>
+          <w:b w:val="0"/>
+        </w:rPr>
+        <w:t xml:space="preserve">Show your trace, calculation or </w:t>
+      </w:r>
+      <w:r>
+        <w:rPr>
+          <w:b/>
+        </w:rPr>
+        <w:t>evidence</w:t>
       </w:r>
     </w:p>
     <w:p>
@@ -458,11 +637,53 @@
     </w:p>
     <w:p>
       <w:r>
-        <w:t>Among 20 predictions with score 0.8, 12 are correct. What is observed accuracy in this group and how does it compare with 0.8?</w:t>
-      </w:r>
-    </w:p>
-    <w:p>
-      <w:r>
+        <w:t>Apply the procedure to the changed case and record why the conclusion follows.</w:t>
+      </w:r>
+    </w:p>
+    <w:p>
+      <w:pPr>
+        <w:spacing w:line="336" w:lineRule="auto" w:after="180"/>
+        <w:shd w:fill="F5F1FB"/>
+      </w:pPr>
+      <w:r>
+        <w:rPr>
+          <w:b w:val="0"/>
+        </w:rPr>
+        <w:t xml:space="preserve">Among 20 </w:t>
+      </w:r>
+      <w:r>
+        <w:rPr>
+          <w:b/>
+        </w:rPr>
+        <w:t>prediction</w:t>
+      </w:r>
+      <w:r>
+        <w:rPr>
+          <w:b w:val="0"/>
+        </w:rPr>
+        <w:t xml:space="preserve">s with </w:t>
+      </w:r>
+      <w:r>
+        <w:rPr>
+          <w:b/>
+        </w:rPr>
+        <w:t>score</w:t>
+      </w:r>
+      <w:r>
+        <w:rPr>
+          <w:b w:val="0"/>
+        </w:rPr>
+        <w:t xml:space="preserve"> 0.8, 12 are correct. What is observed accuracy in this group and how does it compare with 0.8?</w:t>
+      </w:r>
+    </w:p>
+    <w:p>
+      <w:pPr>
+        <w:spacing w:line="336" w:lineRule="auto" w:after="180"/>
+      </w:pPr>
+      <w:r>
+        <w:rPr>
+          <w:b w:val="0"/>
+        </w:rPr>
         <w:t>My independent answer and reason</w:t>
       </w:r>
     </w:p>
@@ -517,7 +738,30 @@
     </w:p>
     <w:p>
       <w:r>
-        <w:t>Create a changed input, boundary case or missing-information case. Write the expected answer or safe response before testing.</w:t>
+        <w:t>Specify a changed input, expected result and observation separately.</w:t>
+      </w:r>
+    </w:p>
+    <w:p>
+      <w:pPr>
+        <w:spacing w:line="336" w:lineRule="auto" w:after="180"/>
+      </w:pPr>
+      <w:r>
+        <w:rPr>
+          <w:b w:val="0"/>
+        </w:rPr>
+        <w:t xml:space="preserve">Create a changed </w:t>
+      </w:r>
+      <w:r>
+        <w:rPr>
+          <w:b/>
+        </w:rPr>
+        <w:t>input</w:t>
+      </w:r>
+      <w:r>
+        <w:rPr>
+          <w:b w:val="0"/>
+        </w:rPr>
+        <w:t>, boundary case or missing-information case. Write the expected answer or safe response before testing.</w:t>
       </w:r>
     </w:p>
     <w:tbl>
@@ -646,12 +890,53 @@
     </w:p>
     <w:p>
       <w:r>
-        <w:t>Add an uncertainty band to the Plant Classifier and define what the interface says when scores fall inside it.</w:t>
-      </w:r>
-    </w:p>
-    <w:p>
-      <w:r>
-        <w:t>The project change and evidence I will keep</w:t>
+        <w:t>Justify what Scores and Calibration Intuition adds to Responsible Plant Classifier and keep the evidence.</w:t>
+      </w:r>
+    </w:p>
+    <w:p>
+      <w:pPr>
+        <w:spacing w:line="336" w:lineRule="auto" w:after="180"/>
+      </w:pPr>
+      <w:r>
+        <w:rPr>
+          <w:b w:val="0"/>
+        </w:rPr>
+        <w:t xml:space="preserve">Add an uncertainty band to the Plant Classifier and define what the interface says when </w:t>
+      </w:r>
+      <w:r>
+        <w:rPr>
+          <w:b/>
+        </w:rPr>
+        <w:t>score</w:t>
+      </w:r>
+      <w:r>
+        <w:rPr>
+          <w:b w:val="0"/>
+        </w:rPr>
+        <w:t>s fall inside it.</w:t>
+      </w:r>
+    </w:p>
+    <w:p>
+      <w:pPr>
+        <w:spacing w:line="336" w:lineRule="auto" w:after="180"/>
+      </w:pPr>
+      <w:r>
+        <w:rPr>
+          <w:b w:val="0"/>
+        </w:rPr>
+        <w:t xml:space="preserve">The project change and </w:t>
+      </w:r>
+      <w:r>
+        <w:rPr>
+          <w:b/>
+        </w:rPr>
+        <w:t>evidence</w:t>
+      </w:r>
+      <w:r>
+        <w:rPr>
+          <w:b w:val="0"/>
+        </w:rPr>
+        <w:t xml:space="preserve"> I will keep</w:t>
       </w:r>
     </w:p>
     <w:p>
@@ -697,11 +982,54 @@
     </w:p>
     <w:p>
       <w:r>
-        <w:t>I can explain the mechanism. I can show evidence. I can handle a changed case. I can name a limit. Mark each as not yet, with help or independently, and attach supporting work.</w:t>
-      </w:r>
-    </w:p>
-    <w:p>
-      <w:r>
+        <w:t>Judge explanation, evidence, transfer and limits separately; attach the work behind your judgement.</w:t>
+      </w:r>
+    </w:p>
+    <w:p>
+      <w:pPr>
+        <w:pStyle w:val="ListBullet"/>
+      </w:pPr>
+      <w:r>
+        <w:t>I can explain the mechanism.</w:t>
+      </w:r>
+    </w:p>
+    <w:p>
+      <w:pPr>
+        <w:pStyle w:val="ListBullet"/>
+      </w:pPr>
+      <w:r>
+        <w:t>I can show evidence.</w:t>
+      </w:r>
+    </w:p>
+    <w:p>
+      <w:pPr>
+        <w:pStyle w:val="ListBullet"/>
+      </w:pPr>
+      <w:r>
+        <w:t>I can handle a changed case.</w:t>
+      </w:r>
+    </w:p>
+    <w:p>
+      <w:pPr>
+        <w:pStyle w:val="ListBullet"/>
+      </w:pPr>
+      <w:r>
+        <w:t>I can name a limit.</w:t>
+      </w:r>
+    </w:p>
+    <w:p>
+      <w:r>
+        <w:t>Mark each as not yet, with help or independently, and attach supporting work.</w:t>
+      </w:r>
+    </w:p>
+    <w:p>
+      <w:pPr>
+        <w:spacing w:line="336" w:lineRule="auto" w:after="180"/>
+      </w:pPr>
+      <w:r>
+        <w:rPr>
+          <w:b w:val="0"/>
+        </w:rPr>
         <w:t>Teacher review ____________________  Next step ____________________</w:t>
       </w:r>
     </w:p>
@@ -715,7 +1043,42 @@
     </w:p>
     <w:p>
       <w:r>
-        <w:t>Twenty cases receive score .7 and fourteen are correct. Explain what the observed rate suggests and what it does not establish about another score group.</w:t>
+        <w:t>Use this earlier case as transfer practice. A case already discussed with feedback is not fresh assessment evidence.</w:t>
+      </w:r>
+    </w:p>
+    <w:p>
+      <w:pPr>
+        <w:spacing w:line="336" w:lineRule="auto" w:after="180"/>
+      </w:pPr>
+      <w:r>
+        <w:rPr>
+          <w:b w:val="0"/>
+        </w:rPr>
+        <w:t xml:space="preserve">Twenty cases receive </w:t>
+      </w:r>
+      <w:r>
+        <w:rPr>
+          <w:b/>
+        </w:rPr>
+        <w:t>score</w:t>
+      </w:r>
+      <w:r>
+        <w:rPr>
+          <w:b w:val="0"/>
+        </w:rPr>
+        <w:t xml:space="preserve"> .7 and fourteen are correct. Explain what the observed rate suggests and what it does not establish about another </w:t>
+      </w:r>
+      <w:r>
+        <w:rPr>
+          <w:b/>
+        </w:rPr>
+        <w:t>score</w:t>
+      </w:r>
+      <w:r>
+        <w:rPr>
+          <w:b w:val="0"/>
+        </w:rPr>
+        <w:t xml:space="preserve"> group.</w:t>
       </w:r>
     </w:p>
     <w:p>
@@ -762,7 +1125,13 @@
       </w:r>
     </w:p>
     <w:p>
-      <w:r>
+      <w:pPr>
+        <w:spacing w:line="336" w:lineRule="auto" w:after="180"/>
+      </w:pPr>
+      <w:r>
+        <w:rPr>
+          <w:b w:val="0"/>
+        </w:rPr>
         <w:t>Record support used: none, hint or teacher explanation.</w:t>
       </w:r>
     </w:p>
@@ -776,6 +1145,17 @@
     </w:p>
     <w:p>
       <w:r>
+        <w:t>Compute frequencies. Apply the supplied Scores and Calibration Intuition facts and keep your reasoning.</w:t>
+      </w:r>
+    </w:p>
+    <w:p>
+      <w:pPr>
+        <w:spacing w:line="336" w:lineRule="auto" w:after="180"/>
+      </w:pPr>
+      <w:r>
+        <w:rPr>
+          <w:b w:val="0"/>
+        </w:rPr>
         <w:t>Give the observed frequencies for the two worked groups.</w:t>
       </w:r>
     </w:p>
@@ -827,6 +1207,18 @@
     </w:p>
     <w:p>
       <w:r>
+        <w:t>Locate the discrepancy. Apply the supplied Scores and Calibration Intuition facts and keep your reasoning.</w:t>
+      </w:r>
+    </w:p>
+    <w:p>
+      <w:pPr>
+        <w:spacing w:line="336" w:lineRule="auto" w:after="180"/>
+        <w:shd w:fill="F5F1FB"/>
+      </w:pPr>
+      <w:r>
+        <w:rPr>
+          <w:b w:val="0"/>
+        </w:rPr>
         <w:t>Which worked group overstates positive frequency and by how much?</w:t>
       </w:r>
     </w:p>
@@ -878,7 +1270,31 @@
     </w:p>
     <w:p>
       <w:r>
-        <w:t>Why can constant .5 predictions look calibrated but rank poorly?</w:t>
+        <w:t>Separate ranking. Apply the supplied Scores and Calibration Intuition facts and keep your reasoning.</w:t>
+      </w:r>
+    </w:p>
+    <w:p>
+      <w:pPr>
+        <w:spacing w:line="336" w:lineRule="auto" w:after="180"/>
+        <w:shd w:fill="F5F1FB"/>
+      </w:pPr>
+      <w:r>
+        <w:rPr>
+          <w:b w:val="0"/>
+        </w:rPr>
+        <w:t xml:space="preserve">Why can constant .5 </w:t>
+      </w:r>
+      <w:r>
+        <w:rPr>
+          <w:b/>
+        </w:rPr>
+        <w:t>prediction</w:t>
+      </w:r>
+      <w:r>
+        <w:rPr>
+          <w:b w:val="0"/>
+        </w:rPr>
+        <w:t>s look calibrated but rank poorly?</w:t>
       </w:r>
     </w:p>
     <w:p>
@@ -929,6 +1345,17 @@
     </w:p>
     <w:p>
       <w:r>
+        <w:t>Attempt before feedback. If this repeats the selected independent case, reuse that first attempt; otherwise keep a separate record. Apply independently. Apply the supplied Scores and Calibration Intuition facts and keep your reasoning.</w:t>
+      </w:r>
+    </w:p>
+    <w:p>
+      <w:pPr>
+        <w:spacing w:line="336" w:lineRule="auto" w:after="180"/>
+      </w:pPr>
+      <w:r>
+        <w:rPr>
+          <w:b w:val="0"/>
+        </w:rPr>
         <w:t>Twenty cases all predict .3 with eight positives; ten all predict .7 with seven positives. Give plot points and interpret.</w:t>
       </w:r>
     </w:p>
@@ -990,6 +1417,18 @@
     </w:p>
     <w:p>
       <w:r>
+        <w:t>Protect evaluation. Apply the supplied Scores and Calibration Intuition facts and keep your reasoning.</w:t>
+      </w:r>
+    </w:p>
+    <w:p>
+      <w:pPr>
+        <w:spacing w:line="336" w:lineRule="auto" w:after="180"/>
+        <w:shd w:fill="F5F1FB"/>
+      </w:pPr>
+      <w:r>
+        <w:rPr>
+          <w:b w:val="0"/>
+        </w:rPr>
         <w:t>What is wrong with calibrating and reporting success on the same final-test records?</w:t>
       </w:r>
     </w:p>
@@ -1037,6 +1476,11 @@
       </w:pPr>
       <w:r>
         <w:t>17. Feedback, return check and learning record</w:t>
+      </w:r>
+    </w:p>
+    <w:p>
+      <w:r>
+        <w:t>Record the first repaired step and a different case to revisit after a delay.</w:t>
       </w:r>
     </w:p>
     <w:tbl>
@@ -1176,7 +1620,13 @@
       </w:tr>
     </w:tbl>
     <w:p>
-      <w:r>
+      <w:pPr>
+        <w:spacing w:line="336" w:lineRule="auto" w:after="180"/>
+      </w:pPr>
+      <w:r>
+        <w:rPr>
+          <w:b w:val="0"/>
+        </w:rPr>
         <w:t>Revisit this idea with your teacher after a delay. Familiarity is different from explaining and using it on a changed case.</w:t>
       </w:r>
     </w:p>
@@ -1190,17 +1640,88 @@
     </w:p>
     <w:p>
       <w:r>
-        <w:t>Treat calibration as a comparison across groups of probability scores.</w:t>
-      </w:r>
-    </w:p>
-    <w:p>
-      <w:r>
-        <w:t>Toy classifier outputs p(spotted)=0.8 on ten cases; eight are actually spotted. Another ten have p=0.2; four are spotted.</w:t>
-      </w:r>
-    </w:p>
-    <w:p>
-      <w:r>
-        <w:t>All inputs and outcomes in this worked example are invented classroom data; no real model run is claimed.</w:t>
+        <w:t>Treat calibration as a comparison across groups of probability scores. Explain the labelled step before checking the changed condition.</w:t>
+      </w:r>
+    </w:p>
+    <w:p>
+      <w:pPr>
+        <w:spacing w:line="336" w:lineRule="auto" w:after="180"/>
+      </w:pPr>
+      <w:r>
+        <w:rPr>
+          <w:b w:val="0"/>
+        </w:rPr>
+        <w:t xml:space="preserve">Treat </w:t>
+      </w:r>
+      <w:r>
+        <w:rPr>
+          <w:b/>
+        </w:rPr>
+        <w:t>calibration</w:t>
+      </w:r>
+      <w:r>
+        <w:rPr>
+          <w:b w:val="0"/>
+        </w:rPr>
+        <w:t xml:space="preserve"> as a comparison across groups of probability </w:t>
+      </w:r>
+      <w:r>
+        <w:rPr>
+          <w:b/>
+        </w:rPr>
+        <w:t>score</w:t>
+      </w:r>
+      <w:r>
+        <w:rPr>
+          <w:b w:val="0"/>
+        </w:rPr>
+        <w:t>s.</w:t>
+      </w:r>
+    </w:p>
+    <w:p>
+      <w:pPr>
+        <w:spacing w:line="336" w:lineRule="auto" w:after="180"/>
+      </w:pPr>
+      <w:r>
+        <w:rPr>
+          <w:b w:val="0"/>
+        </w:rPr>
+        <w:t xml:space="preserve">Toy classifier </w:t>
+      </w:r>
+      <w:r>
+        <w:rPr>
+          <w:b/>
+        </w:rPr>
+        <w:t>output</w:t>
+      </w:r>
+      <w:r>
+        <w:rPr>
+          <w:b w:val="0"/>
+        </w:rPr>
+        <w:t>s p(spotted)=0.8 on ten cases; eight are actually spotted. Another ten have p=0.2; four are spotted.</w:t>
+      </w:r>
+    </w:p>
+    <w:p>
+      <w:pPr>
+        <w:spacing w:line="336" w:lineRule="auto" w:after="180"/>
+      </w:pPr>
+      <w:r>
+        <w:rPr>
+          <w:b w:val="0"/>
+        </w:rPr>
+        <w:t xml:space="preserve">All </w:t>
+      </w:r>
+      <w:r>
+        <w:rPr>
+          <w:b/>
+        </w:rPr>
+        <w:t>input</w:t>
+      </w:r>
+      <w:r>
+        <w:rPr>
+          <w:b w:val="0"/>
+        </w:rPr>
+        <w:t>s and outcomes in this worked example are invented classroom data; no real model run is claimed.</w:t>
       </w:r>
     </w:p>
     <w:p>
@@ -1240,8 +1761,38 @@
       </w:r>
     </w:p>
     <w:p>
-      <w:r>
-        <w:t>Does a calibrated 0.8 score mean every such leaf is spotted? Point to the relevant step in the picture, then write the changed result and the rule or evidence that supports it.</w:t>
+      <w:pPr>
+        <w:spacing w:line="336" w:lineRule="auto" w:after="180"/>
+      </w:pPr>
+      <w:r>
+        <w:rPr>
+          <w:b w:val="0"/>
+        </w:rPr>
+        <w:t xml:space="preserve">Does a calibrated 0.8 </w:t>
+      </w:r>
+      <w:r>
+        <w:rPr>
+          <w:b/>
+        </w:rPr>
+        <w:t>score</w:t>
+      </w:r>
+      <w:r>
+        <w:rPr>
+          <w:b w:val="0"/>
+        </w:rPr>
+        <w:t xml:space="preserve"> mean every such leaf is spotted? Point to the relevant step in the picture, then write the changed result and the rule or </w:t>
+      </w:r>
+      <w:r>
+        <w:rPr>
+          <w:b/>
+        </w:rPr>
+        <w:t>evidence</w:t>
+      </w:r>
+      <w:r>
+        <w:rPr>
+          <w:b w:val="0"/>
+        </w:rPr>
+        <w:t xml:space="preserve"> that supports it.</w:t>
       </w:r>
     </w:p>
     <w:p>
@@ -1283,13 +1834,69 @@
       </w:r>
     </w:p>
     <w:p>
-      <w:r>
-        <w:t>Support used: alone / hint / worked example. This record is practice evidence.</w:t>
-      </w:r>
-    </w:p>
-    <w:p>
-      <w:r>
-        <w:t>Project connection: For your Responsible Plant Classifier, save the input, procedure, observed result and limitation of this check. Label this worked example as practice; use a different, previously unreviewed case when checking independent understanding.</w:t>
+      <w:pPr>
+        <w:pStyle w:val="Heading3"/>
+      </w:pPr>
+      <w:r>
+        <w:t>Record the help used</w:t>
+      </w:r>
+    </w:p>
+    <w:p>
+      <w:pPr>
+        <w:spacing w:line="336" w:lineRule="auto" w:after="180"/>
+        <w:shd w:fill="F1F6F8"/>
+      </w:pPr>
+      <w:r>
+        <w:rPr>
+          <w:b w:val="0"/>
+        </w:rPr>
+        <w:t xml:space="preserve">Support used: alone / hint / worked example. This record is practice </w:t>
+      </w:r>
+      <w:r>
+        <w:rPr>
+          <w:b/>
+        </w:rPr>
+        <w:t>evidence</w:t>
+      </w:r>
+      <w:r>
+        <w:rPr>
+          <w:b w:val="0"/>
+        </w:rPr>
+        <w:t>.</w:t>
+      </w:r>
+    </w:p>
+    <w:p>
+      <w:pPr>
+        <w:spacing w:line="336" w:lineRule="auto" w:after="180"/>
+      </w:pPr>
+      <w:r>
+        <w:rPr>
+          <w:b w:val="0"/>
+        </w:rPr>
+        <w:t xml:space="preserve">Project connection: For your Responsible Plant Classifier, save the </w:t>
+      </w:r>
+      <w:r>
+        <w:rPr>
+          <w:b/>
+        </w:rPr>
+        <w:t>input</w:t>
+      </w:r>
+      <w:r>
+        <w:rPr>
+          <w:b w:val="0"/>
+        </w:rPr>
+        <w:t>, procedure, observed result and limitation of this check.</w:t>
+      </w:r>
+    </w:p>
+    <w:p>
+      <w:pPr>
+        <w:spacing w:line="336" w:lineRule="auto" w:after="180"/>
+      </w:pPr>
+      <w:r>
+        <w:rPr>
+          <w:b w:val="0"/>
+        </w:rPr>
+        <w:t>Label this worked example as practice; use a different, previously unreviewed case when checking independent understanding.</w:t>
       </w:r>
     </w:p>
     <w:p>
@@ -1302,17 +1909,63 @@
     </w:p>
     <w:p>
       <w:r>
+        <w:t>Keep this week’s input, deciding step, result and limit together in the Responsible Plant Classifier record.</w:t>
+      </w:r>
+    </w:p>
+    <w:p>
+      <w:pPr>
+        <w:spacing w:line="336" w:lineRule="auto" w:after="180"/>
+      </w:pPr>
+      <w:r>
+        <w:rPr>
+          <w:b w:val="0"/>
+        </w:rPr>
         <w:t>Project: Responsible Plant Classifier</w:t>
       </w:r>
     </w:p>
     <w:p>
-      <w:r>
+      <w:pPr>
+        <w:spacing w:line="336" w:lineRule="auto" w:after="180"/>
+      </w:pPr>
+      <w:r>
+        <w:rPr>
+          <w:b w:val="0"/>
+        </w:rPr>
         <w:t>Current milestone: Test changed cases. Keep normal, boundary and failure cases; compare expected and observed results.</w:t>
       </w:r>
     </w:p>
     <w:p>
-      <w:r>
-        <w:t>For your Responsible Plant Classifier, save the input, procedure, observed result and limitation of this check. Label this worked example as practice; use a different, previously unreviewed case when checking independent understanding.</w:t>
+      <w:pPr>
+        <w:spacing w:line="336" w:lineRule="auto" w:after="180"/>
+      </w:pPr>
+      <w:r>
+        <w:rPr>
+          <w:b w:val="0"/>
+        </w:rPr>
+        <w:t xml:space="preserve">For your Responsible Plant Classifier, save the </w:t>
+      </w:r>
+      <w:r>
+        <w:rPr>
+          <w:b/>
+        </w:rPr>
+        <w:t>input</w:t>
+      </w:r>
+      <w:r>
+        <w:rPr>
+          <w:b w:val="0"/>
+        </w:rPr>
+        <w:t>, procedure, observed result and limitation of this check.</w:t>
+      </w:r>
+    </w:p>
+    <w:p>
+      <w:pPr>
+        <w:spacing w:line="336" w:lineRule="auto" w:after="180"/>
+      </w:pPr>
+      <w:r>
+        <w:rPr>
+          <w:b w:val="0"/>
+        </w:rPr>
+        <w:t>Label this worked example as practice; use a different, previously unreviewed case when checking independent understanding.</w:t>
       </w:r>
     </w:p>
     <w:tbl>
@@ -1474,12 +2127,53 @@
     </w:p>
     <w:p>
       <w:r>
+        <w:t>Try the supported questions before comparing with hints and feedback. Record what you repaired and the evidence you retained.</w:t>
+      </w:r>
+    </w:p>
+    <w:p>
+      <w:pPr>
+        <w:spacing w:line="336" w:lineRule="auto" w:after="180"/>
+      </w:pPr>
+      <w:r>
+        <w:rPr>
+          <w:b w:val="0"/>
+        </w:rPr>
         <w:t>Use this supported practice once, in the browser or on paper. Keep the reserved independent assessment for a separate first attempt before teacher feedback.</w:t>
       </w:r>
     </w:p>
     <w:p>
-      <w:r>
-        <w:t>Treat calibration as a comparison across groups of probability scores.</w:t>
+      <w:pPr>
+        <w:spacing w:line="336" w:lineRule="auto" w:after="180"/>
+      </w:pPr>
+      <w:r>
+        <w:rPr>
+          <w:b w:val="0"/>
+        </w:rPr>
+        <w:t xml:space="preserve">Treat </w:t>
+      </w:r>
+      <w:r>
+        <w:rPr>
+          <w:b/>
+        </w:rPr>
+        <w:t>calibration</w:t>
+      </w:r>
+      <w:r>
+        <w:rPr>
+          <w:b w:val="0"/>
+        </w:rPr>
+        <w:t xml:space="preserve"> as a comparison across groups of probability </w:t>
+      </w:r>
+      <w:r>
+        <w:rPr>
+          <w:b/>
+        </w:rPr>
+        <w:t>score</w:t>
+      </w:r>
+      <w:r>
+        <w:rPr>
+          <w:b w:val="0"/>
+        </w:rPr>
+        <w:t>s.</w:t>
       </w:r>
     </w:p>
     <w:p>
@@ -1491,22 +2185,61 @@
       </w:r>
     </w:p>
     <w:p>
-      <w:r>
+      <w:pPr>
+        <w:spacing w:line="336" w:lineRule="auto" w:after="180"/>
+      </w:pPr>
+      <w:r>
+        <w:rPr>
+          <w:b w:val="0"/>
+        </w:rPr>
         <w:t>Which labelled step matches this detail? The 0.8 group matches here; the 0.2 group understates the observed fraction by 0.2.</w:t>
       </w:r>
     </w:p>
     <w:p>
-      <w:r>
-        <w:t>1. Group scores</w:t>
-      </w:r>
-    </w:p>
-    <w:p>
-      <w:r>
+      <w:pPr>
+        <w:spacing w:line="336" w:lineRule="auto" w:after="180"/>
+        <w:shd w:fill="F4F9FC"/>
+      </w:pPr>
+      <w:r>
+        <w:rPr>
+          <w:b w:val="0"/>
+        </w:rPr>
+        <w:t xml:space="preserve">1. Group </w:t>
+      </w:r>
+      <w:r>
+        <w:rPr>
+          <w:b/>
+        </w:rPr>
+        <w:t>score</w:t>
+      </w:r>
+      <w:r>
+        <w:rPr>
+          <w:b w:val="0"/>
+        </w:rPr>
+        <w:t>s</w:t>
+      </w:r>
+    </w:p>
+    <w:p>
+      <w:pPr>
+        <w:spacing w:line="336" w:lineRule="auto" w:after="180"/>
+        <w:shd w:fill="F4F9FC"/>
+      </w:pPr>
+      <w:r>
+        <w:rPr>
+          <w:b w:val="0"/>
+        </w:rPr>
         <w:t>2. Compare frequencies</w:t>
       </w:r>
     </w:p>
     <w:p>
-      <w:r>
+      <w:pPr>
+        <w:spacing w:line="336" w:lineRule="auto" w:after="180"/>
+        <w:shd w:fill="F4F9FC"/>
+      </w:pPr>
+      <w:r>
+        <w:rPr>
+          <w:b w:val="0"/>
+        </w:rPr>
         <w:t>3. Interpret gap</w:t>
       </w:r>
     </w:p>
@@ -1544,41 +2277,179 @@
       </w:r>
     </w:p>
     <w:p>
-      <w:r>
+      <w:pPr>
+        <w:pStyle w:val="Heading3"/>
+      </w:pPr>
+      <w:r>
+        <w:t>Hint · try first</w:t>
+      </w:r>
+    </w:p>
+    <w:p>
+      <w:pPr>
+        <w:spacing w:line="336" w:lineRule="auto" w:after="180"/>
+        <w:shd w:fill="F1F6F8"/>
+      </w:pPr>
+      <w:r>
+        <w:rPr>
+          <w:b w:val="0"/>
+        </w:rPr>
         <w:t>Hint if needed: Read the steps in the pictorial case. Match the supplied detail to the stage that performs or records it.</w:t>
       </w:r>
     </w:p>
     <w:p>
-      <w:r>
-        <w:t>After your attempt, compare with the supported explanation: Interpret gap The 0.8 group matches here; the 0.2 group understates the observed fraction by 0.2. Read the picture in order. The 0.8 group matches here; the 0.2 group understates the observed fraction by 0.2. The arrows show which recorded input or intermediate result each decision uses. Explain the deciding step aloud before checking the changed case; pointing to the final answer alone does not show how it follows.</w:t>
-      </w:r>
-    </w:p>
-    <w:p>
       <w:pPr>
         <w:pStyle w:val="Heading3"/>
       </w:pPr>
       <w:r>
+        <w:t>Feedback · compare after trying</w:t>
+      </w:r>
+    </w:p>
+    <w:p>
+      <w:pPr>
+        <w:spacing w:line="336" w:lineRule="auto" w:after="180"/>
+        <w:shd w:fill="F1F6FC"/>
+      </w:pPr>
+      <w:r>
+        <w:rPr>
+          <w:b w:val="0"/>
+        </w:rPr>
+        <w:t>After your attempt, compare with the supported explanation: Interpret gap The 0.8 group matches here; the 0.2 group understates the observed fraction by 0.2. Read the picture in order.</w:t>
+      </w:r>
+    </w:p>
+    <w:p>
+      <w:pPr>
+        <w:spacing w:line="336" w:lineRule="auto" w:after="180"/>
+        <w:shd w:fill="F1F6FC"/>
+      </w:pPr>
+      <w:r>
+        <w:rPr>
+          <w:b w:val="0"/>
+        </w:rPr>
+        <w:t xml:space="preserve">The 0.8 group matches here; the 0.2 group understates the observed fraction by 0.2. The arrows show which recorded </w:t>
+      </w:r>
+      <w:r>
+        <w:rPr>
+          <w:b/>
+        </w:rPr>
+        <w:t>input</w:t>
+      </w:r>
+      <w:r>
+        <w:rPr>
+          <w:b w:val="0"/>
+        </w:rPr>
+        <w:t xml:space="preserve"> or intermediate result each decision uses.</w:t>
+      </w:r>
+    </w:p>
+    <w:p>
+      <w:pPr>
+        <w:spacing w:line="336" w:lineRule="auto" w:after="180"/>
+        <w:shd w:fill="F1F6FC"/>
+      </w:pPr>
+      <w:r>
+        <w:rPr>
+          <w:b w:val="0"/>
+        </w:rPr>
+        <w:t>Explain the deciding step aloud before checking the changed case; pointing to the final answer alone does not show how it follows.</w:t>
+      </w:r>
+    </w:p>
+    <w:p>
+      <w:pPr>
+        <w:pStyle w:val="Heading3"/>
+      </w:pPr>
+      <w:r>
         <w:t>Practice 2: explain the deciding evidence</w:t>
       </w:r>
     </w:p>
     <w:p>
-      <w:r>
+      <w:pPr>
+        <w:pStyle w:val="Heading3"/>
+      </w:pPr>
+      <w:r>
+        <w:t>Changed case · predict first</w:t>
+      </w:r>
+    </w:p>
+    <w:p>
+      <w:pPr>
+        <w:spacing w:line="336" w:lineRule="auto" w:after="180"/>
+        <w:shd w:fill="F5F1FB"/>
+      </w:pPr>
+      <w:r>
+        <w:rPr>
+          <w:b w:val="0"/>
+        </w:rPr>
         <w:t>Changed-case practice: The 0.2 group has two spotted cases instead of four. Which conclusion is supported by the supplied facts?</w:t>
       </w:r>
     </w:p>
     <w:p>
-      <w:r>
-        <w:t>1. Its observed fraction becomes 0.2 and matches the supplied score in this group.</w:t>
-      </w:r>
-    </w:p>
-    <w:p>
-      <w:r>
-        <w:t>2. This one example guarantees correct results for every future input.</w:t>
-      </w:r>
-    </w:p>
-    <w:p>
-      <w:r>
-        <w:t>3. We can decide the result without examining the changed input or the procedure.</w:t>
+      <w:pPr>
+        <w:spacing w:line="336" w:lineRule="auto" w:after="180"/>
+        <w:shd w:fill="F4F9FC"/>
+      </w:pPr>
+      <w:r>
+        <w:rPr>
+          <w:b w:val="0"/>
+        </w:rPr>
+        <w:t xml:space="preserve">1. Its observed fraction becomes 0.2 and matches the supplied </w:t>
+      </w:r>
+      <w:r>
+        <w:rPr>
+          <w:b/>
+        </w:rPr>
+        <w:t>score</w:t>
+      </w:r>
+      <w:r>
+        <w:rPr>
+          <w:b w:val="0"/>
+        </w:rPr>
+        <w:t xml:space="preserve"> in this group.</w:t>
+      </w:r>
+    </w:p>
+    <w:p>
+      <w:pPr>
+        <w:spacing w:line="336" w:lineRule="auto" w:after="180"/>
+        <w:shd w:fill="F4F9FC"/>
+      </w:pPr>
+      <w:r>
+        <w:rPr>
+          <w:b w:val="0"/>
+        </w:rPr>
+        <w:t xml:space="preserve">2. This one example guarantees correct results for every future </w:t>
+      </w:r>
+      <w:r>
+        <w:rPr>
+          <w:b/>
+        </w:rPr>
+        <w:t>input</w:t>
+      </w:r>
+      <w:r>
+        <w:rPr>
+          <w:b w:val="0"/>
+        </w:rPr>
+        <w:t>.</w:t>
+      </w:r>
+    </w:p>
+    <w:p>
+      <w:pPr>
+        <w:spacing w:line="336" w:lineRule="auto" w:after="180"/>
+        <w:shd w:fill="F4F9FC"/>
+      </w:pPr>
+      <w:r>
+        <w:rPr>
+          <w:b w:val="0"/>
+        </w:rPr>
+        <w:t xml:space="preserve">3. We can decide the result without examining the changed </w:t>
+      </w:r>
+      <w:r>
+        <w:rPr>
+          <w:b/>
+        </w:rPr>
+        <w:t>input</w:t>
+      </w:r>
+      <w:r>
+        <w:rPr>
+          <w:b w:val="0"/>
+        </w:rPr>
+        <w:t xml:space="preserve"> or the procedure.</w:t>
       </w:r>
     </w:p>
     <w:p>
@@ -1615,36 +2486,249 @@
       </w:r>
     </w:p>
     <w:p>
-      <w:r>
+      <w:pPr>
+        <w:pStyle w:val="Heading3"/>
+      </w:pPr>
+      <w:r>
+        <w:t>Hint · try first</w:t>
+      </w:r>
+    </w:p>
+    <w:p>
+      <w:pPr>
+        <w:spacing w:line="336" w:lineRule="auto" w:after="180"/>
+        <w:shd w:fill="F1F6F8"/>
+      </w:pPr>
+      <w:r>
+        <w:rPr>
+          <w:b w:val="0"/>
+        </w:rPr>
         <w:t>Hint if needed: Use the changed condition and the deciding step in the pictorial trace. The answer must say what follows from those facts.</w:t>
       </w:r>
     </w:p>
     <w:p>
-      <w:r>
-        <w:t>After your attempt, compare with the supported explanation: Its observed fraction becomes 0.2 and matches the supplied score in this group. Calibration compares stated probabilities with group outcome frequencies.</w:t>
-      </w:r>
-    </w:p>
-    <w:p>
       <w:pPr>
         <w:pStyle w:val="Heading3"/>
       </w:pPr>
       <w:r>
+        <w:t>Feedback · compare after trying</w:t>
+      </w:r>
+    </w:p>
+    <w:p>
+      <w:pPr>
+        <w:spacing w:line="336" w:lineRule="auto" w:after="180"/>
+        <w:shd w:fill="F1F6FC"/>
+      </w:pPr>
+      <w:r>
+        <w:rPr>
+          <w:b w:val="0"/>
+        </w:rPr>
+        <w:t xml:space="preserve">After your attempt, compare with the supported explanation: Its observed fraction becomes 0.2 and matches the supplied </w:t>
+      </w:r>
+      <w:r>
+        <w:rPr>
+          <w:b/>
+        </w:rPr>
+        <w:t>score</w:t>
+      </w:r>
+      <w:r>
+        <w:rPr>
+          <w:b w:val="0"/>
+        </w:rPr>
+        <w:t xml:space="preserve"> in this group. </w:t>
+      </w:r>
+      <w:r>
+        <w:rPr>
+          <w:b/>
+        </w:rPr>
+        <w:t>Calibration</w:t>
+      </w:r>
+      <w:r>
+        <w:rPr>
+          <w:b w:val="0"/>
+        </w:rPr>
+        <w:t xml:space="preserve"> compares stated probabilities with group outcome frequencies.</w:t>
+      </w:r>
+    </w:p>
+    <w:p>
+      <w:pPr>
+        <w:pStyle w:val="Heading3"/>
+      </w:pPr>
+      <w:r>
         <w:t>Repair a missing building block</w:t>
       </w:r>
     </w:p>
     <w:p>
-      <w:r>
-        <w:t>Review Train a Classifier (ai-4/13). Goal: Connect training-only scaling and neighbour prediction in one pipeline. Short practice: Which pipeline record would help another team reproduce the result? Point to the relevant step in the picture, then write the changed result and the rule or evidence that supports it.. Return to this week and explain what you changed.</w:t>
-      </w:r>
-    </w:p>
-    <w:p>
-      <w:r>
-        <w:t>Review Decision Trees (ai-4/11). Goal: Fit a root question and leaf predictions from training examples. Short practice: Which input distinguishes the original and changed tree? Point to the relevant step in the picture, then write the changed result and the rule or evidence that supports it.. Return to this week and explain what you changed.</w:t>
-      </w:r>
-    </w:p>
-    <w:p>
-      <w:r>
-        <w:t>Review Leakage (ai-4/8). Goal: Choose a split unit that matches the intended prediction claim. Short practice: How many independently new plant identities are in the original test? Point to the relevant step in the picture, then write the changed result and the rule or evidence that supports it.. Return to this week and explain what you changed.</w:t>
+      <w:pPr>
+        <w:spacing w:line="336" w:lineRule="auto" w:after="180"/>
+      </w:pPr>
+      <w:r>
+        <w:rPr>
+          <w:b w:val="0"/>
+        </w:rPr>
+        <w:t xml:space="preserve">Review Train a Classifier (ai-4/13). Goal: Connect </w:t>
+      </w:r>
+      <w:r>
+        <w:rPr>
+          <w:b/>
+        </w:rPr>
+        <w:t>training</w:t>
+      </w:r>
+      <w:r>
+        <w:rPr>
+          <w:b w:val="0"/>
+        </w:rPr>
+        <w:t xml:space="preserve">-only scaling and neighbour </w:t>
+      </w:r>
+      <w:r>
+        <w:rPr>
+          <w:b/>
+        </w:rPr>
+        <w:t>prediction</w:t>
+      </w:r>
+      <w:r>
+        <w:rPr>
+          <w:b w:val="0"/>
+        </w:rPr>
+        <w:t xml:space="preserve"> in one pipeline. Short practice: Which pipeline record would help another team reproduce the result?</w:t>
+      </w:r>
+    </w:p>
+    <w:p>
+      <w:pPr>
+        <w:spacing w:line="336" w:lineRule="auto" w:after="180"/>
+      </w:pPr>
+      <w:r>
+        <w:rPr>
+          <w:b w:val="0"/>
+        </w:rPr>
+        <w:t xml:space="preserve">Point to the relevant step in the picture, then write the changed result and the rule or </w:t>
+      </w:r>
+      <w:r>
+        <w:rPr>
+          <w:b/>
+        </w:rPr>
+        <w:t>evidence</w:t>
+      </w:r>
+      <w:r>
+        <w:rPr>
+          <w:b w:val="0"/>
+        </w:rPr>
+        <w:t xml:space="preserve"> that supports it.. Return to this week and explain what you changed.</w:t>
+      </w:r>
+    </w:p>
+    <w:p>
+      <w:pPr>
+        <w:spacing w:line="336" w:lineRule="auto" w:after="180"/>
+      </w:pPr>
+      <w:r>
+        <w:rPr>
+          <w:b w:val="0"/>
+        </w:rPr>
+        <w:t xml:space="preserve">Review Decision Trees (ai-4/11). Goal: Fit a root question and leaf </w:t>
+      </w:r>
+      <w:r>
+        <w:rPr>
+          <w:b/>
+        </w:rPr>
+        <w:t>prediction</w:t>
+      </w:r>
+      <w:r>
+        <w:rPr>
+          <w:b w:val="0"/>
+        </w:rPr>
+        <w:t xml:space="preserve">s from </w:t>
+      </w:r>
+      <w:r>
+        <w:rPr>
+          <w:b/>
+        </w:rPr>
+        <w:t>training</w:t>
+      </w:r>
+      <w:r>
+        <w:rPr>
+          <w:b w:val="0"/>
+        </w:rPr>
+        <w:t xml:space="preserve"> examples. Short practice: Which </w:t>
+      </w:r>
+      <w:r>
+        <w:rPr>
+          <w:b/>
+        </w:rPr>
+        <w:t>input</w:t>
+      </w:r>
+      <w:r>
+        <w:rPr>
+          <w:b w:val="0"/>
+        </w:rPr>
+        <w:t xml:space="preserve"> distinguishes the original and changed tree?</w:t>
+      </w:r>
+    </w:p>
+    <w:p>
+      <w:pPr>
+        <w:spacing w:line="336" w:lineRule="auto" w:after="180"/>
+      </w:pPr>
+      <w:r>
+        <w:rPr>
+          <w:b w:val="0"/>
+        </w:rPr>
+        <w:t xml:space="preserve">Point to the relevant step in the picture, then write the changed result and the rule or </w:t>
+      </w:r>
+      <w:r>
+        <w:rPr>
+          <w:b/>
+        </w:rPr>
+        <w:t>evidence</w:t>
+      </w:r>
+      <w:r>
+        <w:rPr>
+          <w:b w:val="0"/>
+        </w:rPr>
+        <w:t xml:space="preserve"> that supports it.. Return to this week and explain what you changed.</w:t>
+      </w:r>
+    </w:p>
+    <w:p>
+      <w:pPr>
+        <w:spacing w:line="336" w:lineRule="auto" w:after="180"/>
+      </w:pPr>
+      <w:r>
+        <w:rPr>
+          <w:b w:val="0"/>
+        </w:rPr>
+        <w:t xml:space="preserve">Review Leakage (ai-4/8). Goal: Choose a split unit that matches the intended </w:t>
+      </w:r>
+      <w:r>
+        <w:rPr>
+          <w:b/>
+        </w:rPr>
+        <w:t>prediction</w:t>
+      </w:r>
+      <w:r>
+        <w:rPr>
+          <w:b w:val="0"/>
+        </w:rPr>
+        <w:t xml:space="preserve"> claim. Short practice: How many independently new plant identities are in the original test?</w:t>
+      </w:r>
+    </w:p>
+    <w:p>
+      <w:pPr>
+        <w:spacing w:line="336" w:lineRule="auto" w:after="180"/>
+      </w:pPr>
+      <w:r>
+        <w:rPr>
+          <w:b w:val="0"/>
+        </w:rPr>
+        <w:t xml:space="preserve">Point to the relevant step in the picture, then write the changed result and the rule or </w:t>
+      </w:r>
+      <w:r>
+        <w:rPr>
+          <w:b/>
+        </w:rPr>
+        <w:t>evidence</w:t>
+      </w:r>
+      <w:r>
+        <w:rPr>
+          <w:b w:val="0"/>
+        </w:rPr>
+        <w:t xml:space="preserve"> that supports it.. Return to this week and explain what you changed.</w:t>
       </w:r>
     </w:p>
     <w:p>
@@ -1656,8 +2740,61 @@
       </w:r>
     </w:p>
     <w:p>
-      <w:r>
-        <w:t>The browser lab lets you edit the supported Python examples already included in this lesson. Predict first, run, inspect the actual output or error, change one input, then run again. Keep code, predictions, actual results and a reasoned revision together. On paper, label your result as a trace rather than an execution.</w:t>
+      <w:pPr>
+        <w:spacing w:line="336" w:lineRule="auto" w:after="180"/>
+      </w:pPr>
+      <w:r>
+        <w:rPr>
+          <w:b w:val="0"/>
+        </w:rPr>
+        <w:t xml:space="preserve">The browser lab lets you edit the supported Python examples already included in this lesson. Predict first, run, inspect the actual </w:t>
+      </w:r>
+      <w:r>
+        <w:rPr>
+          <w:b/>
+        </w:rPr>
+        <w:t>output</w:t>
+      </w:r>
+      <w:r>
+        <w:rPr>
+          <w:b w:val="0"/>
+        </w:rPr>
+        <w:t xml:space="preserve"> or error, change one </w:t>
+      </w:r>
+      <w:r>
+        <w:rPr>
+          <w:b/>
+        </w:rPr>
+        <w:t>input</w:t>
+      </w:r>
+      <w:r>
+        <w:rPr>
+          <w:b w:val="0"/>
+        </w:rPr>
+        <w:t>, then run again.</w:t>
+      </w:r>
+    </w:p>
+    <w:p>
+      <w:pPr>
+        <w:spacing w:line="336" w:lineRule="auto" w:after="180"/>
+      </w:pPr>
+      <w:r>
+        <w:rPr>
+          <w:b w:val="0"/>
+        </w:rPr>
+        <w:t xml:space="preserve">Keep code, </w:t>
+      </w:r>
+      <w:r>
+        <w:rPr>
+          <w:b/>
+        </w:rPr>
+        <w:t>prediction</w:t>
+      </w:r>
+      <w:r>
+        <w:rPr>
+          <w:b w:val="0"/>
+        </w:rPr>
+        <w:t>s, actual results and a reasoned revision together. On paper, label your result as a trace rather than an execution.</w:t>
       </w:r>
     </w:p>
     <w:p>
@@ -1669,8 +2806,37 @@
       </w:r>
     </w:p>
     <w:p>
-      <w:r>
-        <w:t>Use Download completed work in the hosted lesson to export your answers, reflections, practice feedback and code-run evidence. Open the HTML copy to read or print it. Drafts stay in this browser when storage is available; clear drafts on a shared device.</w:t>
+      <w:pPr>
+        <w:spacing w:line="336" w:lineRule="auto" w:after="180"/>
+      </w:pPr>
+      <w:r>
+        <w:rPr>
+          <w:b w:val="0"/>
+        </w:rPr>
+        <w:t xml:space="preserve">Use Download completed work in the hosted lesson to export your answers, reflections, practice feedback and code-run </w:t>
+      </w:r>
+      <w:r>
+        <w:rPr>
+          <w:b/>
+        </w:rPr>
+        <w:t>evidence</w:t>
+      </w:r>
+      <w:r>
+        <w:rPr>
+          <w:b w:val="0"/>
+        </w:rPr>
+        <w:t>. Open the HTML copy to read or print it.</w:t>
+      </w:r>
+    </w:p>
+    <w:p>
+      <w:pPr>
+        <w:spacing w:line="336" w:lineRule="auto" w:after="180"/>
+      </w:pPr>
+      <w:r>
+        <w:rPr>
+          <w:b w:val="0"/>
+        </w:rPr>
+        <w:t>Drafts stay in this browser when storage is available; clear drafts on a shared device.</w:t>
       </w:r>
     </w:p>
     <w:p>
@@ -1684,6 +2850,978 @@
     <w:p>
       <w:r>
         <w:t>________________________________________________________________</w:t>
+      </w:r>
+    </w:p>
+    <w:p>
+      <w:r>
+        <w:t>________________________________________________________________</w:t>
+      </w:r>
+    </w:p>
+    <w:p>
+      <w:r>
+        <w:t>________________________________________________________________</w:t>
+      </w:r>
+    </w:p>
+    <w:p>
+      <w:r>
+        <w:t>________________________________________________________________</w:t>
+      </w:r>
+    </w:p>
+    <w:p>
+      <w:r>
+        <w:t>________________________________________________________________</w:t>
+      </w:r>
+    </w:p>
+    <w:p>
+      <w:pPr>
+        <w:pStyle w:val="Heading1"/>
+      </w:pPr>
+      <w:r>
+        <w:t>21. Visual concept journey</w:t>
+      </w:r>
+    </w:p>
+    <w:p>
+      <w:r>
+        <w:t>Explain each Scores and Calibration Intuition picture from its labels, then record a relevant limit.</w:t>
+      </w:r>
+    </w:p>
+    <w:p>
+      <w:pPr>
+        <w:pStyle w:val="Heading3"/>
+      </w:pPr>
+      <w:r>
+        <w:t>01. Scores and Calibration Intuition: the case</w:t>
+      </w:r>
+    </w:p>
+    <w:p>
+      <w:r>
+        <w:drawing>
+          <wp:inline xmlns:a="http://schemas.openxmlformats.org/drawingml/2006/main" xmlns:pic="http://schemas.openxmlformats.org/drawingml/2006/picture">
+            <wp:extent cx="5486400" cy="3142488"/>
+            <wp:docPr id="2" name="Picture 2" descr="Treat calibration as a comparison across groups of probability scores. Supplied facts: Toy classifier outputs p(spotted)=0.8 on ten cases; eight are actually spotted. Another ten have p=0.2; four are spotted. All inputs and outcomes in this worked example are invented classroom data; no real model run is claimed."/>
+            <wp:cNvGraphicFramePr>
+              <a:graphicFrameLocks noChangeAspect="1"/>
+            </wp:cNvGraphicFramePr>
+            <a:graphic>
+              <a:graphicData uri="http://schemas.openxmlformats.org/drawingml/2006/picture">
+                <pic:pic>
+                  <pic:nvPicPr>
+                    <pic:cNvPr id="0" name="academy-story-ai-4-14-01.png"/>
+                    <pic:cNvPicPr/>
+                  </pic:nvPicPr>
+                  <pic:blipFill>
+                    <a:blip r:embed="rId10"/>
+                    <a:stretch>
+                      <a:fillRect/>
+                    </a:stretch>
+                  </pic:blipFill>
+                  <pic:spPr>
+                    <a:xfrm>
+                      <a:off x="0" y="0"/>
+                      <a:ext cx="5486400" cy="3142488"/>
+                    </a:xfrm>
+                    <a:prstGeom prst="rect"/>
+                  </pic:spPr>
+                </pic:pic>
+              </a:graphicData>
+            </a:graphic>
+          </wp:inline>
+        </w:drawing>
+      </w:r>
+    </w:p>
+    <w:p>
+      <w:pPr>
+        <w:spacing w:line="336" w:lineRule="auto" w:after="180"/>
+      </w:pPr>
+      <w:r>
+        <w:rPr>
+          <w:b w:val="0"/>
+        </w:rPr>
+        <w:t xml:space="preserve">Treat </w:t>
+      </w:r>
+      <w:r>
+        <w:rPr>
+          <w:b/>
+        </w:rPr>
+        <w:t>calibration</w:t>
+      </w:r>
+      <w:r>
+        <w:rPr>
+          <w:b w:val="0"/>
+        </w:rPr>
+        <w:t xml:space="preserve"> as a comparison across groups of probability </w:t>
+      </w:r>
+      <w:r>
+        <w:rPr>
+          <w:b/>
+        </w:rPr>
+        <w:t>score</w:t>
+      </w:r>
+      <w:r>
+        <w:rPr>
+          <w:b w:val="0"/>
+        </w:rPr>
+        <w:t xml:space="preserve">s. Supplied facts: Toy classifier </w:t>
+      </w:r>
+      <w:r>
+        <w:rPr>
+          <w:b/>
+        </w:rPr>
+        <w:t>output</w:t>
+      </w:r>
+      <w:r>
+        <w:rPr>
+          <w:b w:val="0"/>
+        </w:rPr>
+        <w:t>s p(spotted)=0.8 on ten cases; eight are actually spotted. Another ten have p=0.2; four are spotted.</w:t>
+      </w:r>
+    </w:p>
+    <w:p>
+      <w:pPr>
+        <w:spacing w:line="336" w:lineRule="auto" w:after="180"/>
+      </w:pPr>
+      <w:r>
+        <w:rPr>
+          <w:b w:val="0"/>
+        </w:rPr>
+        <w:t xml:space="preserve">All </w:t>
+      </w:r>
+      <w:r>
+        <w:rPr>
+          <w:b/>
+        </w:rPr>
+        <w:t>input</w:t>
+      </w:r>
+      <w:r>
+        <w:rPr>
+          <w:b w:val="0"/>
+        </w:rPr>
+        <w:t>s and outcomes in this worked example are invented classroom data; no real model run is claimed.</w:t>
+      </w:r>
+    </w:p>
+    <w:p>
+      <w:pPr>
+        <w:spacing w:line="336" w:lineRule="auto" w:after="180"/>
+        <w:shd w:fill="F5F1FB"/>
+      </w:pPr>
+      <w:r>
+        <w:rPr>
+          <w:b w:val="0"/>
+        </w:rPr>
+        <w:t>Point to the given fact that matters most. Explain why it matters.</w:t>
+      </w:r>
+    </w:p>
+    <w:p>
+      <w:pPr>
+        <w:pStyle w:val="Heading3"/>
+      </w:pPr>
+      <w:r>
+        <w:t>My picture explanation, deciding evidence and one limit</w:t>
+      </w:r>
+    </w:p>
+    <w:p>
+      <w:r>
+        <w:t>________________________________________________________________</w:t>
+      </w:r>
+    </w:p>
+    <w:p>
+      <w:r>
+        <w:t>________________________________________________________________</w:t>
+      </w:r>
+    </w:p>
+    <w:p>
+      <w:r>
+        <w:t>________________________________________________________________</w:t>
+      </w:r>
+    </w:p>
+    <w:p>
+      <w:r>
+        <w:t>________________________________________________________________</w:t>
+      </w:r>
+    </w:p>
+    <w:p>
+      <w:pPr>
+        <w:pStyle w:val="Heading3"/>
+      </w:pPr>
+      <w:r>
+        <w:t>02. Follow the deciding steps</w:t>
+      </w:r>
+    </w:p>
+    <w:p>
+      <w:r>
+        <w:drawing>
+          <wp:inline xmlns:a="http://schemas.openxmlformats.org/drawingml/2006/main" xmlns:pic="http://schemas.openxmlformats.org/drawingml/2006/picture">
+            <wp:extent cx="5486400" cy="3337560"/>
+            <wp:docPr id="3" name="Picture 3" descr="Group scores: Keep the ten 0.8 cases and ten 0.2 cases separate. → Compare frequencies: Observed spotted fractions are 8/10=0.8 and 4/10=0.4. → Interpret gap: The 0.8 group matches here; the 0.2 group understates the observed fraction by 0.2."/>
+            <wp:cNvGraphicFramePr>
+              <a:graphicFrameLocks noChangeAspect="1"/>
+            </wp:cNvGraphicFramePr>
+            <a:graphic>
+              <a:graphicData uri="http://schemas.openxmlformats.org/drawingml/2006/picture">
+                <pic:pic>
+                  <pic:nvPicPr>
+                    <pic:cNvPr id="0" name="academy-story-ai-4-14-02.png"/>
+                    <pic:cNvPicPr/>
+                  </pic:nvPicPr>
+                  <pic:blipFill>
+                    <a:blip r:embed="rId11"/>
+                    <a:stretch>
+                      <a:fillRect/>
+                    </a:stretch>
+                  </pic:blipFill>
+                  <pic:spPr>
+                    <a:xfrm>
+                      <a:off x="0" y="0"/>
+                      <a:ext cx="5486400" cy="3337560"/>
+                    </a:xfrm>
+                    <a:prstGeom prst="rect"/>
+                  </pic:spPr>
+                </pic:pic>
+              </a:graphicData>
+            </a:graphic>
+          </wp:inline>
+        </w:drawing>
+      </w:r>
+    </w:p>
+    <w:p>
+      <w:pPr>
+        <w:spacing w:line="336" w:lineRule="auto" w:after="180"/>
+      </w:pPr>
+      <w:r>
+        <w:rPr>
+          <w:b w:val="0"/>
+        </w:rPr>
+        <w:t xml:space="preserve">Group </w:t>
+      </w:r>
+      <w:r>
+        <w:rPr>
+          <w:b/>
+        </w:rPr>
+        <w:t>score</w:t>
+      </w:r>
+      <w:r>
+        <w:rPr>
+          <w:b w:val="0"/>
+        </w:rPr>
+        <w:t>s: Keep the ten 0.8 cases and ten 0.2 cases separate. → Compare frequencies: Observed spotted fractions are 8/10=0.8 and 4/10=0.4. → Interpret gap: The 0.8 group matches here; the 0.2 group understates the observed fraction by 0.2.</w:t>
+      </w:r>
+    </w:p>
+    <w:p>
+      <w:pPr>
+        <w:spacing w:line="336" w:lineRule="auto" w:after="180"/>
+        <w:shd w:fill="F5F1FB"/>
+      </w:pPr>
+      <w:r>
+        <w:rPr>
+          <w:b w:val="0"/>
+        </w:rPr>
+        <w:t xml:space="preserve">Point to each numbered stage and explain which recorded </w:t>
+      </w:r>
+      <w:r>
+        <w:rPr>
+          <w:b/>
+        </w:rPr>
+        <w:t>input</w:t>
+      </w:r>
+      <w:r>
+        <w:rPr>
+          <w:b w:val="0"/>
+        </w:rPr>
+        <w:t xml:space="preserve"> it uses.</w:t>
+      </w:r>
+    </w:p>
+    <w:p>
+      <w:pPr>
+        <w:pStyle w:val="Heading3"/>
+      </w:pPr>
+      <w:r>
+        <w:t>My picture explanation, deciding evidence and one limit</w:t>
+      </w:r>
+    </w:p>
+    <w:p>
+      <w:r>
+        <w:t>________________________________________________________________</w:t>
+      </w:r>
+    </w:p>
+    <w:p>
+      <w:r>
+        <w:t>________________________________________________________________</w:t>
+      </w:r>
+    </w:p>
+    <w:p>
+      <w:r>
+        <w:t>________________________________________________________________</w:t>
+      </w:r>
+    </w:p>
+    <w:p>
+      <w:r>
+        <w:t>________________________________________________________________</w:t>
+      </w:r>
+    </w:p>
+    <w:p>
+      <w:pPr>
+        <w:pStyle w:val="Heading3"/>
+      </w:pPr>
+      <w:r>
+        <w:t>03. Four-step worked evidence for Week 14: Scores and Calibration Intuition</w:t>
+      </w:r>
+    </w:p>
+    <w:p>
+      <w:r>
+        <w:drawing>
+          <wp:inline xmlns:a="http://schemas.openxmlformats.org/drawingml/2006/main" xmlns:pic="http://schemas.openxmlformats.org/drawingml/2006/picture">
+            <wp:extent cx="5486400" cy="3895344"/>
+            <wp:docPr id="4" name="Picture 4" descr="Four-step worked evidence for Week 14: Scores and Calibration Intuition. 1 | Each score estimates the probability that the selected label is correct. Ten predictions have such scores near 0.8.. 2 | Only six are correct, so observed correctness is 6 ÷ 10 = 60%.. 3 | The score ranking may still help, but 0.8 should not be stated as an 80% guarantee.. 4 | Use bins across many cases and design an uncertain zone requiring human review."/>
+            <wp:cNvGraphicFramePr>
+              <a:graphicFrameLocks noChangeAspect="1"/>
+            </wp:cNvGraphicFramePr>
+            <a:graphic>
+              <a:graphicData uri="http://schemas.openxmlformats.org/drawingml/2006/picture">
+                <pic:pic>
+                  <pic:nvPicPr>
+                    <pic:cNvPr id="0" name="academy-story-ai-4-14-03.png"/>
+                    <pic:cNvPicPr/>
+                  </pic:nvPicPr>
+                  <pic:blipFill>
+                    <a:blip r:embed="rId12"/>
+                    <a:stretch>
+                      <a:fillRect/>
+                    </a:stretch>
+                  </pic:blipFill>
+                  <pic:spPr>
+                    <a:xfrm>
+                      <a:off x="0" y="0"/>
+                      <a:ext cx="5486400" cy="3895344"/>
+                    </a:xfrm>
+                    <a:prstGeom prst="rect"/>
+                  </pic:spPr>
+                </pic:pic>
+              </a:graphicData>
+            </a:graphic>
+          </wp:inline>
+        </w:drawing>
+      </w:r>
+    </w:p>
+    <w:p>
+      <w:pPr>
+        <w:spacing w:line="336" w:lineRule="auto" w:after="180"/>
+      </w:pPr>
+      <w:r>
+        <w:rPr>
+          <w:b w:val="0"/>
+        </w:rPr>
+        <w:t xml:space="preserve">Four-step worked </w:t>
+      </w:r>
+      <w:r>
+        <w:rPr>
+          <w:b/>
+        </w:rPr>
+        <w:t>evidence</w:t>
+      </w:r>
+      <w:r>
+        <w:rPr>
+          <w:b w:val="0"/>
+        </w:rPr>
+        <w:t xml:space="preserve"> for Week 14: </w:t>
+      </w:r>
+      <w:r>
+        <w:rPr>
+          <w:b/>
+        </w:rPr>
+        <w:t>Score</w:t>
+      </w:r>
+      <w:r>
+        <w:rPr>
+          <w:b w:val="0"/>
+        </w:rPr>
+        <w:t xml:space="preserve">s and </w:t>
+      </w:r>
+      <w:r>
+        <w:rPr>
+          <w:b/>
+        </w:rPr>
+        <w:t>Calibration</w:t>
+      </w:r>
+      <w:r>
+        <w:rPr>
+          <w:b w:val="0"/>
+        </w:rPr>
+        <w:t xml:space="preserve"> Intuition. 1 | Each </w:t>
+      </w:r>
+      <w:r>
+        <w:rPr>
+          <w:b/>
+        </w:rPr>
+        <w:t>score</w:t>
+      </w:r>
+      <w:r>
+        <w:rPr>
+          <w:b w:val="0"/>
+        </w:rPr>
+        <w:t xml:space="preserve"> estimates the probability that the selected label is correct.</w:t>
+      </w:r>
+    </w:p>
+    <w:p>
+      <w:pPr>
+        <w:spacing w:line="336" w:lineRule="auto" w:after="180"/>
+      </w:pPr>
+      <w:r>
+        <w:rPr>
+          <w:b w:val="0"/>
+        </w:rPr>
+        <w:t xml:space="preserve">Ten </w:t>
+      </w:r>
+      <w:r>
+        <w:rPr>
+          <w:b/>
+        </w:rPr>
+        <w:t>prediction</w:t>
+      </w:r>
+      <w:r>
+        <w:rPr>
+          <w:b w:val="0"/>
+        </w:rPr>
+        <w:t xml:space="preserve">s have such </w:t>
+      </w:r>
+      <w:r>
+        <w:rPr>
+          <w:b/>
+        </w:rPr>
+        <w:t>score</w:t>
+      </w:r>
+      <w:r>
+        <w:rPr>
+          <w:b w:val="0"/>
+        </w:rPr>
+        <w:t xml:space="preserve">s near 0.8.. 2 | Only six are correct, so observed correctness is 6 ÷ 10 = </w:t>
+      </w:r>
+      <w:r>
+        <w:rPr>
+          <w:b/>
+        </w:rPr>
+        <w:t>60%</w:t>
+      </w:r>
+      <w:r>
+        <w:rPr>
+          <w:b w:val="0"/>
+        </w:rPr>
+        <w:t xml:space="preserve">.. 3 | The </w:t>
+      </w:r>
+      <w:r>
+        <w:rPr>
+          <w:b/>
+        </w:rPr>
+        <w:t>score</w:t>
+      </w:r>
+      <w:r>
+        <w:rPr>
+          <w:b w:val="0"/>
+        </w:rPr>
+        <w:t xml:space="preserve"> ranking may still help, but 0.8 should not be stated as an </w:t>
+      </w:r>
+      <w:r>
+        <w:rPr>
+          <w:b/>
+        </w:rPr>
+        <w:t>80%</w:t>
+      </w:r>
+      <w:r>
+        <w:rPr>
+          <w:b w:val="0"/>
+        </w:rPr>
+        <w:t xml:space="preserve"> guarantee.. 4 | Use bins across many cases and design an uncertain zone requiring human review.</w:t>
+      </w:r>
+    </w:p>
+    <w:p>
+      <w:pPr>
+        <w:spacing w:line="336" w:lineRule="auto" w:after="180"/>
+        <w:shd w:fill="F5F1FB"/>
+      </w:pPr>
+      <w:r>
+        <w:rPr>
+          <w:b w:val="0"/>
+        </w:rPr>
+        <w:t>Read the labels and values. Explain the relationship the model shows.</w:t>
+      </w:r>
+    </w:p>
+    <w:p>
+      <w:pPr>
+        <w:pStyle w:val="Heading3"/>
+      </w:pPr>
+      <w:r>
+        <w:t>My picture explanation, deciding evidence and one limit</w:t>
+      </w:r>
+    </w:p>
+    <w:p>
+      <w:r>
+        <w:t>________________________________________________________________</w:t>
+      </w:r>
+    </w:p>
+    <w:p>
+      <w:r>
+        <w:t>________________________________________________________________</w:t>
+      </w:r>
+    </w:p>
+    <w:p>
+      <w:r>
+        <w:t>________________________________________________________________</w:t>
+      </w:r>
+    </w:p>
+    <w:p>
+      <w:r>
+        <w:t>________________________________________________________________</w:t>
+      </w:r>
+    </w:p>
+    <w:p>
+      <w:pPr>
+        <w:pStyle w:val="Heading3"/>
+      </w:pPr>
+      <w:r>
+        <w:t>04. Change one thing. Trace what follows.</w:t>
+      </w:r>
+    </w:p>
+    <w:p>
+      <w:r>
+        <w:drawing>
+          <wp:inline xmlns:a="http://schemas.openxmlformats.org/drawingml/2006/main" xmlns:pic="http://schemas.openxmlformats.org/drawingml/2006/picture">
+            <wp:extent cx="5486400" cy="3026664"/>
+            <wp:docPr id="5" name="Picture 5" descr="Original case: The 0.8 group matches here; the 0.2 group understates the observed fraction by 0.2. Changed condition: The 0.2 group has two spotted cases instead of four. Expected result: Its observed fraction becomes 0.2 and matches the supplied score in this group. Reason: Calibration compares stated probabilities with group outcome frequencies."/>
+            <wp:cNvGraphicFramePr>
+              <a:graphicFrameLocks noChangeAspect="1"/>
+            </wp:cNvGraphicFramePr>
+            <a:graphic>
+              <a:graphicData uri="http://schemas.openxmlformats.org/drawingml/2006/picture">
+                <pic:pic>
+                  <pic:nvPicPr>
+                    <pic:cNvPr id="0" name="academy-story-ai-4-14-04.png"/>
+                    <pic:cNvPicPr/>
+                  </pic:nvPicPr>
+                  <pic:blipFill>
+                    <a:blip r:embed="rId13"/>
+                    <a:stretch>
+                      <a:fillRect/>
+                    </a:stretch>
+                  </pic:blipFill>
+                  <pic:spPr>
+                    <a:xfrm>
+                      <a:off x="0" y="0"/>
+                      <a:ext cx="5486400" cy="3026664"/>
+                    </a:xfrm>
+                    <a:prstGeom prst="rect"/>
+                  </pic:spPr>
+                </pic:pic>
+              </a:graphicData>
+            </a:graphic>
+          </wp:inline>
+        </w:drawing>
+      </w:r>
+    </w:p>
+    <w:p>
+      <w:pPr>
+        <w:spacing w:line="336" w:lineRule="auto" w:after="180"/>
+      </w:pPr>
+      <w:r>
+        <w:rPr>
+          <w:b w:val="0"/>
+        </w:rPr>
+        <w:t>Original case: The 0.8 group matches here; the 0.2 group understates the observed fraction by 0.2. Changed condition: The 0.2 group has two spotted cases instead of four.</w:t>
+      </w:r>
+    </w:p>
+    <w:p>
+      <w:pPr>
+        <w:spacing w:line="336" w:lineRule="auto" w:after="180"/>
+      </w:pPr>
+      <w:r>
+        <w:rPr>
+          <w:b w:val="0"/>
+        </w:rPr>
+        <w:t xml:space="preserve">Expected result: Its observed fraction becomes 0.2 and matches the supplied </w:t>
+      </w:r>
+      <w:r>
+        <w:rPr>
+          <w:b/>
+        </w:rPr>
+        <w:t>score</w:t>
+      </w:r>
+      <w:r>
+        <w:rPr>
+          <w:b w:val="0"/>
+        </w:rPr>
+        <w:t xml:space="preserve"> in this group. Reason: </w:t>
+      </w:r>
+      <w:r>
+        <w:rPr>
+          <w:b/>
+        </w:rPr>
+        <w:t>Calibration</w:t>
+      </w:r>
+      <w:r>
+        <w:rPr>
+          <w:b w:val="0"/>
+        </w:rPr>
+        <w:t xml:space="preserve"> compares stated probabilities with group outcome frequencies.</w:t>
+      </w:r>
+    </w:p>
+    <w:p>
+      <w:pPr>
+        <w:spacing w:line="336" w:lineRule="auto" w:after="180"/>
+        <w:shd w:fill="F5F1FB"/>
+      </w:pPr>
+      <w:r>
+        <w:rPr>
+          <w:b w:val="0"/>
+        </w:rPr>
+        <w:t>Predict before checking the worked changed-case result. Name what changed and what the supplied facts allow you to conclude.</w:t>
+      </w:r>
+    </w:p>
+    <w:p>
+      <w:pPr>
+        <w:pStyle w:val="Heading3"/>
+      </w:pPr>
+      <w:r>
+        <w:t>My picture explanation, deciding evidence and one limit</w:t>
+      </w:r>
+    </w:p>
+    <w:p>
+      <w:r>
+        <w:t>________________________________________________________________</w:t>
+      </w:r>
+    </w:p>
+    <w:p>
+      <w:r>
+        <w:t>________________________________________________________________</w:t>
+      </w:r>
+    </w:p>
+    <w:p>
+      <w:r>
+        <w:t>________________________________________________________________</w:t>
+      </w:r>
+    </w:p>
+    <w:p>
+      <w:r>
+        <w:t>________________________________________________________________</w:t>
+      </w:r>
+    </w:p>
+    <w:p>
+      <w:pPr>
+        <w:pStyle w:val="Heading3"/>
+      </w:pPr>
+      <w:r>
+        <w:t>05. Connect the explanation to its limit</w:t>
+      </w:r>
+    </w:p>
+    <w:p>
+      <w:r>
+        <w:drawing>
+          <wp:inline xmlns:a="http://schemas.openxmlformats.org/drawingml/2006/main" xmlns:pic="http://schemas.openxmlformats.org/drawingml/2006/picture">
+            <wp:extent cx="5486400" cy="2834640"/>
+            <wp:docPr id="6" name="Picture 6" descr="Read the picture in order. The 0.8 group matches here; the 0.2 group understates the observed fraction by 0.2. The arrows show which recorded input or intermediate result each decision uses. Explain the deciding step aloud before checking the changed case; pointing to the final answer alone does not show how it follows. Limit: Ten cases per group provide noisy evidence; the exercise does not establish calibration on every score or setting."/>
+            <wp:cNvGraphicFramePr>
+              <a:graphicFrameLocks noChangeAspect="1"/>
+            </wp:cNvGraphicFramePr>
+            <a:graphic>
+              <a:graphicData uri="http://schemas.openxmlformats.org/drawingml/2006/picture">
+                <pic:pic>
+                  <pic:nvPicPr>
+                    <pic:cNvPr id="0" name="academy-story-ai-4-14-05.png"/>
+                    <pic:cNvPicPr/>
+                  </pic:nvPicPr>
+                  <pic:blipFill>
+                    <a:blip r:embed="rId14"/>
+                    <a:stretch>
+                      <a:fillRect/>
+                    </a:stretch>
+                  </pic:blipFill>
+                  <pic:spPr>
+                    <a:xfrm>
+                      <a:off x="0" y="0"/>
+                      <a:ext cx="5486400" cy="2834640"/>
+                    </a:xfrm>
+                    <a:prstGeom prst="rect"/>
+                  </pic:spPr>
+                </pic:pic>
+              </a:graphicData>
+            </a:graphic>
+          </wp:inline>
+        </w:drawing>
+      </w:r>
+    </w:p>
+    <w:p>
+      <w:pPr>
+        <w:spacing w:line="336" w:lineRule="auto" w:after="180"/>
+      </w:pPr>
+      <w:r>
+        <w:rPr>
+          <w:b w:val="0"/>
+        </w:rPr>
+        <w:t xml:space="preserve">Read the picture in order. The 0.8 group matches here; the 0.2 group understates the observed fraction by 0.2. The arrows show which recorded </w:t>
+      </w:r>
+      <w:r>
+        <w:rPr>
+          <w:b/>
+        </w:rPr>
+        <w:t>input</w:t>
+      </w:r>
+      <w:r>
+        <w:rPr>
+          <w:b w:val="0"/>
+        </w:rPr>
+        <w:t xml:space="preserve"> or intermediate result each decision uses.</w:t>
+      </w:r>
+    </w:p>
+    <w:p>
+      <w:pPr>
+        <w:spacing w:line="336" w:lineRule="auto" w:after="180"/>
+      </w:pPr>
+      <w:r>
+        <w:rPr>
+          <w:b w:val="0"/>
+        </w:rPr>
+        <w:t>Explain the deciding step aloud before checking the changed case; pointing to the final answer alone does not show how it follows.</w:t>
+      </w:r>
+    </w:p>
+    <w:p>
+      <w:pPr>
+        <w:spacing w:line="336" w:lineRule="auto" w:after="180"/>
+      </w:pPr>
+      <w:r>
+        <w:rPr>
+          <w:b w:val="0"/>
+        </w:rPr>
+        <w:t xml:space="preserve">Limit: Ten cases per group provide noisy </w:t>
+      </w:r>
+      <w:r>
+        <w:rPr>
+          <w:b/>
+        </w:rPr>
+        <w:t>evidence</w:t>
+      </w:r>
+      <w:r>
+        <w:rPr>
+          <w:b w:val="0"/>
+        </w:rPr>
+        <w:t xml:space="preserve">; the exercise does not establish </w:t>
+      </w:r>
+      <w:r>
+        <w:rPr>
+          <w:b/>
+        </w:rPr>
+        <w:t>calibration</w:t>
+      </w:r>
+      <w:r>
+        <w:rPr>
+          <w:b w:val="0"/>
+        </w:rPr>
+        <w:t xml:space="preserve"> on every </w:t>
+      </w:r>
+      <w:r>
+        <w:rPr>
+          <w:b/>
+        </w:rPr>
+        <w:t>score</w:t>
+      </w:r>
+      <w:r>
+        <w:rPr>
+          <w:b w:val="0"/>
+        </w:rPr>
+        <w:t xml:space="preserve"> or setting.</w:t>
+      </w:r>
+    </w:p>
+    <w:p>
+      <w:pPr>
+        <w:spacing w:line="336" w:lineRule="auto" w:after="180"/>
+        <w:shd w:fill="F5F1FB"/>
+      </w:pPr>
+      <w:r>
+        <w:rPr>
+          <w:b w:val="0"/>
+        </w:rPr>
+        <w:t>Explain the case, then point to a limit on the claim.</w:t>
+      </w:r>
+    </w:p>
+    <w:p>
+      <w:pPr>
+        <w:pStyle w:val="Heading3"/>
+      </w:pPr>
+      <w:r>
+        <w:t>My picture explanation, deciding evidence and one limit</w:t>
+      </w:r>
+    </w:p>
+    <w:p>
+      <w:r>
+        <w:t>________________________________________________________________</w:t>
+      </w:r>
+    </w:p>
+    <w:p>
+      <w:r>
+        <w:t>________________________________________________________________</w:t>
+      </w:r>
+    </w:p>
+    <w:p>
+      <w:r>
+        <w:t>________________________________________________________________</w:t>
+      </w:r>
+    </w:p>
+    <w:p>
+      <w:r>
+        <w:t>________________________________________________________________</w:t>
+      </w:r>
+    </w:p>
+    <w:p>
+      <w:pPr>
+        <w:pStyle w:val="Heading3"/>
+      </w:pPr>
+      <w:r>
+        <w:t>06. Make the idea visible in your project</w:t>
+      </w:r>
+    </w:p>
+    <w:p>
+      <w:r>
+        <w:drawing>
+          <wp:inline xmlns:a="http://schemas.openxmlformats.org/drawingml/2006/main" xmlns:pic="http://schemas.openxmlformats.org/drawingml/2006/picture">
+            <wp:extent cx="5486400" cy="3681984"/>
+            <wp:docPr id="7" name="Picture 7" descr="For your Responsible Plant Classifier, save the input, procedure, observed result and limitation of this check. Label this worked example as practice; use a different, previously unreviewed case when checking independent understanding. Draw your input, deciding step, result and limit. Supported question: Does a calibrated 0.8 score mean every such leaf is spotted? Point to the relevant step in the picture, then write the changed result and the rule or evidence that supports it."/>
+            <wp:cNvGraphicFramePr>
+              <a:graphicFrameLocks noChangeAspect="1"/>
+            </wp:cNvGraphicFramePr>
+            <a:graphic>
+              <a:graphicData uri="http://schemas.openxmlformats.org/drawingml/2006/picture">
+                <pic:pic>
+                  <pic:nvPicPr>
+                    <pic:cNvPr id="0" name="academy-story-ai-4-14-06.png"/>
+                    <pic:cNvPicPr/>
+                  </pic:nvPicPr>
+                  <pic:blipFill>
+                    <a:blip r:embed="rId15"/>
+                    <a:stretch>
+                      <a:fillRect/>
+                    </a:stretch>
+                  </pic:blipFill>
+                  <pic:spPr>
+                    <a:xfrm>
+                      <a:off x="0" y="0"/>
+                      <a:ext cx="5486400" cy="3681984"/>
+                    </a:xfrm>
+                    <a:prstGeom prst="rect"/>
+                  </pic:spPr>
+                </pic:pic>
+              </a:graphicData>
+            </a:graphic>
+          </wp:inline>
+        </w:drawing>
+      </w:r>
+    </w:p>
+    <w:p>
+      <w:pPr>
+        <w:spacing w:line="336" w:lineRule="auto" w:after="180"/>
+      </w:pPr>
+      <w:r>
+        <w:rPr>
+          <w:b w:val="0"/>
+        </w:rPr>
+        <w:t xml:space="preserve">For your Responsible Plant Classifier, save the </w:t>
+      </w:r>
+      <w:r>
+        <w:rPr>
+          <w:b/>
+        </w:rPr>
+        <w:t>input</w:t>
+      </w:r>
+      <w:r>
+        <w:rPr>
+          <w:b w:val="0"/>
+        </w:rPr>
+        <w:t>, procedure, observed result and limitation of this check.</w:t>
+      </w:r>
+    </w:p>
+    <w:p>
+      <w:pPr>
+        <w:spacing w:line="336" w:lineRule="auto" w:after="180"/>
+      </w:pPr>
+      <w:r>
+        <w:rPr>
+          <w:b w:val="0"/>
+        </w:rPr>
+        <w:t xml:space="preserve">Label this worked example as practice; use a different, previously unreviewed case when checking independent understanding. Draw your </w:t>
+      </w:r>
+      <w:r>
+        <w:rPr>
+          <w:b/>
+        </w:rPr>
+        <w:t>input</w:t>
+      </w:r>
+      <w:r>
+        <w:rPr>
+          <w:b w:val="0"/>
+        </w:rPr>
+        <w:t>, deciding step, result and limit.</w:t>
+      </w:r>
+    </w:p>
+    <w:p>
+      <w:pPr>
+        <w:spacing w:line="336" w:lineRule="auto" w:after="180"/>
+      </w:pPr>
+      <w:r>
+        <w:rPr>
+          <w:b w:val="0"/>
+        </w:rPr>
+        <w:t xml:space="preserve">Supported question: Does a calibrated 0.8 </w:t>
+      </w:r>
+      <w:r>
+        <w:rPr>
+          <w:b/>
+        </w:rPr>
+        <w:t>score</w:t>
+      </w:r>
+      <w:r>
+        <w:rPr>
+          <w:b w:val="0"/>
+        </w:rPr>
+        <w:t xml:space="preserve"> mean every such leaf is spotted? Point to the relevant step in the picture, then write the changed result and the rule or </w:t>
+      </w:r>
+      <w:r>
+        <w:rPr>
+          <w:b/>
+        </w:rPr>
+        <w:t>evidence</w:t>
+      </w:r>
+      <w:r>
+        <w:rPr>
+          <w:b w:val="0"/>
+        </w:rPr>
+        <w:t xml:space="preserve"> that supports it.</w:t>
+      </w:r>
+    </w:p>
+    <w:p>
+      <w:pPr>
+        <w:spacing w:line="336" w:lineRule="auto" w:after="180"/>
+        <w:shd w:fill="F5F1FB"/>
+      </w:pPr>
+      <w:r>
+        <w:rPr>
+          <w:b w:val="0"/>
+        </w:rPr>
+        <w:t xml:space="preserve">Draw your project trace and justify the deciding step using </w:t>
+      </w:r>
+      <w:r>
+        <w:rPr>
+          <w:b/>
+        </w:rPr>
+        <w:t>evidence</w:t>
+      </w:r>
+      <w:r>
+        <w:rPr>
+          <w:b w:val="0"/>
+        </w:rPr>
+        <w:t>.</w:t>
+      </w:r>
+    </w:p>
+    <w:p>
+      <w:pPr>
+        <w:pStyle w:val="Heading3"/>
+      </w:pPr>
+      <w:r>
+        <w:t>My picture explanation, deciding evidence and one limit</w:t>
       </w:r>
     </w:p>
     <w:p>

--- a/downloads/workbook/ai-4-week-14.docx
+++ b/downloads/workbook/ai-4-week-14.docx
@@ -1150,6 +1150,26 @@
     </w:p>
     <w:p>
       <w:pPr>
+        <w:pStyle w:val="Heading3"/>
+      </w:pPr>
+      <w:r>
+        <w:t>Where to find the supplied example</w:t>
+      </w:r>
+    </w:p>
+    <w:p>
+      <w:pPr>
+        <w:spacing w:line="336" w:lineRule="auto" w:after="180"/>
+        <w:shd w:fill="F1F6F8"/>
+      </w:pPr>
+      <w:r>
+        <w:rPr>
+          <w:b w:val="0"/>
+        </w:rPr>
+        <w:t>Reference for this exercise: open this week’s student lesson, “Scores and Calibration Intuition”, at “See how it works” and “Follow a worked example”. Use the original worked values or code named in the question; the later pictorial case is a separate example. Keep this reference beside your workbook while practising.</w:t>
+      </w:r>
+    </w:p>
+    <w:p>
+      <w:pPr>
         <w:spacing w:line="336" w:lineRule="auto" w:after="180"/>
       </w:pPr>
       <w:r>
@@ -1208,6 +1228,26 @@
     <w:p>
       <w:r>
         <w:t>Locate the discrepancy. Apply the supplied Scores and Calibration Intuition facts and keep your reasoning.</w:t>
+      </w:r>
+    </w:p>
+    <w:p>
+      <w:pPr>
+        <w:pStyle w:val="Heading3"/>
+      </w:pPr>
+      <w:r>
+        <w:t>Where to find the supplied example</w:t>
+      </w:r>
+    </w:p>
+    <w:p>
+      <w:pPr>
+        <w:spacing w:line="336" w:lineRule="auto" w:after="180"/>
+        <w:shd w:fill="F1F6F8"/>
+      </w:pPr>
+      <w:r>
+        <w:rPr>
+          <w:b w:val="0"/>
+        </w:rPr>
+        <w:t>Reference for this exercise: open this week’s student lesson, “Scores and Calibration Intuition”, at “See how it works” and “Follow a worked example”. Use the original worked values or code named in the question; the later pictorial case is a separate example. Keep this reference beside your workbook while practising.</w:t>
       </w:r>
     </w:p>
     <w:p>

--- a/downloads/workbook/ai-4-week-14.docx
+++ b/downloads/workbook/ai-4-week-14.docx
@@ -25,22 +25,45 @@
         <w:pStyle w:val="Heading1"/>
       </w:pPr>
       <w:r>
-        <w:t>01. Recall and choose your starting point</w:t>
-      </w:r>
-    </w:p>
-    <w:p>
-      <w:r>
-        <w:t>Record your starting explanation for Scores and Calibration Intuition before opening notes. Show any later correction separately.</w:t>
-      </w:r>
-    </w:p>
-    <w:p>
-      <w:pPr>
-        <w:spacing w:line="336" w:lineRule="auto" w:after="180"/>
-      </w:pPr>
-      <w:r>
-        <w:rPr>
-          <w:b w:val="0"/>
-        </w:rPr>
+        <w:t>One readable group-probability evidence record.</w:t>
+      </w:r>
+    </w:p>
+    <w:p>
+      <w:r>
+        <w:t>Trace mean forecasts, positive fractions and the limits of calibration evidence.</w:t>
+      </w:r>
+    </w:p>
+    <w:p>
+      <w:r>
+        <w:t>W1–W3/W5 → selected two-group task → project score record → changed-case return.</w:t>
+      </w:r>
+    </w:p>
+    <w:p>
+      <w:pPr>
+        <w:pStyle w:val="Heading1"/>
+      </w:pPr>
+      <w:r>
+        <w:t>01. Recall · Retrieve before notes</w:t>
+      </w:r>
+    </w:p>
+    <w:p>
+      <w:r>
+        <w:t>Keep this task’s complete inputs, stated rule and support record together.</w:t>
+      </w:r>
+    </w:p>
+    <w:p>
+      <w:pPr>
+        <w:pStyle w:val="Heading2"/>
+      </w:pPr>
+      <w:r>
+        <w:t>Task and evidence record</w:t>
+      </w:r>
+    </w:p>
+    <w:p>
+      <w:pPr>
+        <w:pStyle w:val="ListBullet"/>
+      </w:pPr>
+      <w:r>
         <w:t>Try the recall before opening notes. Then use a different colour or a labelled second line to correct your explanation.</w:t>
       </w:r>
     </w:p>
@@ -54,12 +77,9 @@
     </w:p>
     <w:p>
       <w:pPr>
-        <w:spacing w:line="336" w:lineRule="auto" w:after="180"/>
-      </w:pPr>
-      <w:r>
-        <w:rPr>
-          <w:b w:val="0"/>
-        </w:rPr>
+        <w:pStyle w:val="ListBullet"/>
+      </w:pPr>
+      <w:r>
         <w:t>Without opening the old lesson, explain one key idea from Train a Classifier. Give an example and a mistake that the idea helps you avoid.</w:t>
       </w:r>
     </w:p>
@@ -96,12 +116,9 @@
     </w:p>
     <w:p>
       <w:pPr>
-        <w:spacing w:line="336" w:lineRule="auto" w:after="180"/>
-      </w:pPr>
-      <w:r>
-        <w:rPr>
-          <w:b w:val="0"/>
-        </w:rPr>
+        <w:pStyle w:val="ListBullet"/>
+      </w:pPr>
+      <w:r>
         <w:t>Without opening the old lesson, explain one key idea from Decision Trees. Give an example and a mistake that the idea helps you avoid.</w:t>
       </w:r>
     </w:p>
@@ -138,12 +155,9 @@
     </w:p>
     <w:p>
       <w:pPr>
-        <w:spacing w:line="336" w:lineRule="auto" w:after="180"/>
-      </w:pPr>
-      <w:r>
-        <w:rPr>
-          <w:b w:val="0"/>
-        </w:rPr>
+        <w:pStyle w:val="ListBullet"/>
+      </w:pPr>
+      <w:r>
         <w:t>Without opening the old lesson, explain one key idea from Leakage. Give an example and a mistake that the idea helps you avoid.</w:t>
       </w:r>
     </w:p>
@@ -175,135 +189,52 @@
         <w:pStyle w:val="Heading1"/>
       </w:pPr>
       <w:r>
-        <w:t>02. Practise with fading help</w:t>
-      </w:r>
-    </w:p>
-    <w:p>
-      <w:r>
-        <w:t>Complete the supported Scores and Calibration Intuition trace and record the first step you can explain without help.</w:t>
-      </w:r>
-    </w:p>
-    <w:p>
-      <w:pPr>
-        <w:spacing w:line="336" w:lineRule="auto" w:after="180"/>
-      </w:pPr>
-      <w:r>
-        <w:rPr>
-          <w:b w:val="0"/>
-        </w:rPr>
-        <w:t xml:space="preserve">Use W2: Locate the discrepancy for </w:t>
-      </w:r>
-      <w:r>
-        <w:rPr>
-          <w:b/>
-        </w:rPr>
-        <w:t>Calibration</w:t>
-      </w:r>
-      <w:r>
-        <w:rPr>
-          <w:b w:val="0"/>
-        </w:rPr>
-        <w:t xml:space="preserve"> as a group property. Record the answer once; the lesson and workbook refer to the same attempt.</w:t>
-      </w:r>
-    </w:p>
-    <w:tbl>
-      <w:tblPr>
-        <w:tblStyle w:val="LightShading-Accent1"/>
-        <w:tblW w:type="auto" w:w="0"/>
-        <w:tblLook w:firstColumn="1" w:firstRow="1" w:lastColumn="0" w:lastRow="0" w:noHBand="0" w:noVBand="1" w:val="04A0"/>
-      </w:tblPr>
-      <w:tblGrid>
-        <w:gridCol w:w="2556"/>
-        <w:gridCol w:w="2556"/>
-        <w:gridCol w:w="2556"/>
-        <w:gridCol w:w="2556"/>
-      </w:tblGrid>
-      <w:tr>
-        <w:trPr>
-          <w:tblHeader/>
-        </w:trPr>
-        <w:tc>
-          <w:tcPr>
-            <w:tcW w:type="dxa" w:w="2556"/>
-          </w:tcPr>
-          <w:p>
-            <w:r>
-              <w:t>Given inputs</w:t>
-            </w:r>
-          </w:p>
-        </w:tc>
-        <w:tc>
-          <w:tcPr>
-            <w:tcW w:type="dxa" w:w="2556"/>
-          </w:tcPr>
-          <w:p>
-            <w:r>
-              <w:t>Procedure I chose</w:t>
-            </w:r>
-          </w:p>
-        </w:tc>
-        <w:tc>
-          <w:tcPr>
-            <w:tcW w:type="dxa" w:w="2556"/>
-          </w:tcPr>
-          <w:p>
-            <w:r>
-              <w:t>Middle steps</w:t>
-            </w:r>
-          </w:p>
-        </w:tc>
-        <w:tc>
-          <w:tcPr>
-            <w:tcW w:type="dxa" w:w="2556"/>
-          </w:tcPr>
-          <w:p>
-            <w:r>
-              <w:t>Result and check</w:t>
-            </w:r>
-          </w:p>
-        </w:tc>
-      </w:tr>
-      <w:tr>
-        <w:tc>
-          <w:tcPr>
-            <w:tcW w:type="dxa" w:w="2556"/>
-          </w:tcPr>
-          <w:p>
-            <w:r/>
-          </w:p>
-        </w:tc>
-        <w:tc>
-          <w:tcPr>
-            <w:tcW w:type="dxa" w:w="2556"/>
-          </w:tcPr>
-          <w:p>
-            <w:r/>
-          </w:p>
-        </w:tc>
-        <w:tc>
-          <w:tcPr>
-            <w:tcW w:type="dxa" w:w="2556"/>
-          </w:tcPr>
-          <w:p>
-            <w:r/>
-          </w:p>
-        </w:tc>
-        <w:tc>
-          <w:tcPr>
-            <w:tcW w:type="dxa" w:w="2556"/>
-          </w:tcPr>
-          <w:p>
-            <w:r/>
-          </w:p>
-        </w:tc>
-      </w:tr>
-    </w:tbl>
+        <w:t>12. W1 · Explain the mechanism</w:t>
+      </w:r>
+    </w:p>
+    <w:p>
+      <w:r>
+        <w:t>Keep this task’s complete inputs, stated rule and support record together.</w:t>
+      </w:r>
+    </w:p>
+    <w:p>
+      <w:pPr>
+        <w:pStyle w:val="Heading2"/>
+      </w:pPr>
+      <w:r>
+        <w:t>Task and evidence record</w:t>
+      </w:r>
+    </w:p>
+    <w:p>
+      <w:pPr>
+        <w:pStyle w:val="ListBullet"/>
+      </w:pPr>
+      <w:r>
+        <w:t>Main score means p(positive):10cases at0.2with2positives→point(0.2,0.2);10at0.8with6positives→(0.8,0.6),sample overstatement0.2. Separate picture has10at0.8with8positives and10at0.2with4positives; low group understates by0.2. Changing pictured low positives to2matches0.2there. Main30-card lab adds a middle group10at0.5with7positives; points low(0.2,0.2),middle(0.5,0.7),high(0.8,0.6). Chosen-label correctness is a different event. Small groups, unobserved scores and changed populations limit conclusions.</w:t>
+      </w:r>
+    </w:p>
+    <w:p>
+      <w:pPr>
+        <w:pStyle w:val="ListBullet"/>
+      </w:pPr>
+      <w:r>
+        <w:t>Reference for this exercise: open this week’s student lesson, “Scores and Calibration Intuition”, at “See how it works” and “Follow a worked example”. Use the original worked values or code named in the question; the later pictorial case is a separate example. Keep this reference beside your workbook while practising.</w:t>
+      </w:r>
+    </w:p>
+    <w:p>
+      <w:pPr>
+        <w:pStyle w:val="ListBullet"/>
+      </w:pPr>
+      <w:r>
+        <w:t>Give the observed frequencies for the two worked groups.</w:t>
+      </w:r>
+    </w:p>
     <w:p>
       <w:pPr>
         <w:pStyle w:val="Heading3"/>
       </w:pPr>
       <w:r>
-        <w:t>The step I completed without help, and the hint I needed</w:t>
+        <w:t>My reasoning and evidence</w:t>
       </w:r>
     </w:p>
     <w:p>
@@ -322,50 +253,63 @@
       </w:r>
     </w:p>
     <w:p>
+      <w:r>
+        <w:t>________________________________________________________________</w:t>
+      </w:r>
+    </w:p>
+    <w:p>
+      <w:r>
+        <w:t>________________________________________________________________</w:t>
+      </w:r>
+    </w:p>
+    <w:p>
+      <w:r>
+        <w:t>________________________________________________________________</w:t>
+      </w:r>
+    </w:p>
+    <w:p>
       <w:pPr>
         <w:pStyle w:val="Heading1"/>
       </w:pPr>
       <w:r>
-        <w:t>03. Individual reasoning check</w:t>
-      </w:r>
-    </w:p>
-    <w:p>
-      <w:r>
-        <w:t>Check the proposed Scores and Calibration Intuition explanation against the supplied facts before discussing it.</w:t>
-      </w:r>
-    </w:p>
-    <w:p>
-      <w:pPr>
-        <w:spacing w:line="336" w:lineRule="auto" w:after="180"/>
-      </w:pPr>
-      <w:r>
-        <w:rPr>
-          <w:b w:val="0"/>
-        </w:rPr>
-        <w:t xml:space="preserve">Use the worked case for </w:t>
-      </w:r>
-      <w:r>
-        <w:rPr>
-          <w:b/>
-        </w:rPr>
-        <w:t>Calibration</w:t>
-      </w:r>
-      <w:r>
-        <w:rPr>
-          <w:b w:val="0"/>
-        </w:rPr>
-        <w:t xml:space="preserve"> as a group property. Proposed explanation: “A final answer is enough”. Decide whether this explanation is supported.</w:t>
-      </w:r>
-    </w:p>
-    <w:p>
-      <w:pPr>
-        <w:spacing w:line="336" w:lineRule="auto" w:after="180"/>
-      </w:pPr>
-      <w:r>
-        <w:rPr>
-          <w:b w:val="0"/>
-        </w:rPr>
-        <w:t>Point to the step or supplied fact that decides; explain your repair if needed.</w:t>
+        <w:t>13. W2 · Trace the current experiment</w:t>
+      </w:r>
+    </w:p>
+    <w:p>
+      <w:r>
+        <w:t>Keep this task’s complete inputs, stated rule and support record together.</w:t>
+      </w:r>
+    </w:p>
+    <w:p>
+      <w:pPr>
+        <w:pStyle w:val="Heading2"/>
+      </w:pPr>
+      <w:r>
+        <w:t>Task and evidence record</w:t>
+      </w:r>
+    </w:p>
+    <w:p>
+      <w:pPr>
+        <w:pStyle w:val="ListBullet"/>
+      </w:pPr>
+      <w:r>
+        <w:t>Main score means p(positive):10cases at0.2with2positives→point(0.2,0.2);10at0.8with6positives→(0.8,0.6),sample overstatement0.2. Separate picture has10at0.8with8positives and10at0.2with4positives; low group understates by0.2. Changing pictured low positives to2matches0.2there. Main30-card lab adds a middle group10at0.5with7positives; points low(0.2,0.2),middle(0.5,0.7),high(0.8,0.6). Chosen-label correctness is a different event. Small groups, unobserved scores and changed populations limit conclusions.</w:t>
+      </w:r>
+    </w:p>
+    <w:p>
+      <w:pPr>
+        <w:pStyle w:val="ListBullet"/>
+      </w:pPr>
+      <w:r>
+        <w:t>Reference for this exercise: open this week’s student lesson, “Scores and Calibration Intuition”, at “See how it works” and “Follow a worked example”. Use the original worked values or code named in the question; the later pictorial case is a separate example. Keep this reference beside your workbook while practising.</w:t>
+      </w:r>
+    </w:p>
+    <w:p>
+      <w:pPr>
+        <w:pStyle w:val="ListBullet"/>
+      </w:pPr>
+      <w:r>
+        <w:t>Which worked group overstates positive frequency and by how much?</w:t>
       </w:r>
     </w:p>
     <w:p>
@@ -373,7 +317,7 @@
         <w:pStyle w:val="Heading3"/>
       </w:pPr>
       <w:r>
-        <w:t>My explanation before partner discussion</w:t>
+        <w:t>My reasoning and evidence</w:t>
       </w:r>
     </w:p>
     <w:p>
@@ -397,16 +341,50 @@
       </w:r>
     </w:p>
     <w:p>
+      <w:r>
+        <w:t>________________________________________________________________</w:t>
+      </w:r>
+    </w:p>
+    <w:p>
+      <w:r>
+        <w:t>________________________________________________________________</w:t>
+      </w:r>
+    </w:p>
+    <w:p>
       <w:pPr>
         <w:pStyle w:val="Heading1"/>
       </w:pPr>
       <w:r>
-        <w:t>04. Independent transfer case</w:t>
-      </w:r>
-    </w:p>
-    <w:p>
-      <w:r>
-        <w:t>Write one first attempt at the reserved independent case before feedback. Repeated copies of that case refer to the same recorded attempt.</w:t>
+        <w:t>14. W3 · Repair the reasoning</w:t>
+      </w:r>
+    </w:p>
+    <w:p>
+      <w:r>
+        <w:t>Keep this task’s complete inputs, stated rule and support record together.</w:t>
+      </w:r>
+    </w:p>
+    <w:p>
+      <w:pPr>
+        <w:pStyle w:val="Heading2"/>
+      </w:pPr>
+      <w:r>
+        <w:t>Task and evidence record</w:t>
+      </w:r>
+    </w:p>
+    <w:p>
+      <w:pPr>
+        <w:pStyle w:val="ListBullet"/>
+      </w:pPr>
+      <w:r>
+        <w:t>Main score means p(positive):10cases at0.2with2positives→point(0.2,0.2);10at0.8with6positives→(0.8,0.6),sample overstatement0.2. Separate picture has10at0.8with8positives and10at0.2with4positives; low group understates by0.2. Changing pictured low positives to2matches0.2there. Main30-card lab adds a middle group10at0.5with7positives; points low(0.2,0.2),middle(0.5,0.7),high(0.8,0.6). Chosen-label correctness is a different event. Small groups, unobserved scores and changed populations limit conclusions.</w:t>
+      </w:r>
+    </w:p>
+    <w:p>
+      <w:pPr>
+        <w:pStyle w:val="ListBullet"/>
+      </w:pPr>
+      <w:r>
+        <w:t>Why can constant .5 predictions look calibrated but rank poorly?</w:t>
       </w:r>
     </w:p>
     <w:p>
@@ -414,17 +392,156 @@
         <w:pStyle w:val="Heading3"/>
       </w:pPr>
       <w:r>
+        <w:t>My reasoning and evidence</w:t>
+      </w:r>
+    </w:p>
+    <w:p>
+      <w:r>
+        <w:t>________________________________________________________________</w:t>
+      </w:r>
+    </w:p>
+    <w:p>
+      <w:r>
+        <w:t>________________________________________________________________</w:t>
+      </w:r>
+    </w:p>
+    <w:p>
+      <w:r>
+        <w:t>________________________________________________________________</w:t>
+      </w:r>
+    </w:p>
+    <w:p>
+      <w:r>
+        <w:t>________________________________________________________________</w:t>
+      </w:r>
+    </w:p>
+    <w:p>
+      <w:r>
+        <w:t>________________________________________________________________</w:t>
+      </w:r>
+    </w:p>
+    <w:p>
+      <w:r>
+        <w:t>________________________________________________________________</w:t>
+      </w:r>
+    </w:p>
+    <w:p>
+      <w:pPr>
+        <w:pStyle w:val="Heading1"/>
+      </w:pPr>
+      <w:r>
+        <w:t>16. W5 · Plan the next check</w:t>
+      </w:r>
+    </w:p>
+    <w:p>
+      <w:r>
+        <w:t>Keep this task’s complete inputs, stated rule and support record together.</w:t>
+      </w:r>
+    </w:p>
+    <w:p>
+      <w:pPr>
+        <w:pStyle w:val="Heading2"/>
+      </w:pPr>
+      <w:r>
+        <w:t>Task and evidence record</w:t>
+      </w:r>
+    </w:p>
+    <w:p>
+      <w:pPr>
+        <w:pStyle w:val="ListBullet"/>
+      </w:pPr>
+      <w:r>
+        <w:t>Main score means p(positive):10cases at0.2with2positives→point(0.2,0.2);10at0.8with6positives→(0.8,0.6),sample overstatement0.2. Separate picture has10at0.8with8positives and10at0.2with4positives; low group understates by0.2. Changing pictured low positives to2matches0.2there. Main30-card lab adds a middle group10at0.5with7positives; points low(0.2,0.2),middle(0.5,0.7),high(0.8,0.6). Chosen-label correctness is a different event. Small groups, unobserved scores and changed populations limit conclusions.</w:t>
+      </w:r>
+    </w:p>
+    <w:p>
+      <w:pPr>
+        <w:pStyle w:val="ListBullet"/>
+      </w:pPr>
+      <w:r>
+        <w:t>What is wrong with calibrating and reporting success on the same final-test records?</w:t>
+      </w:r>
+    </w:p>
+    <w:p>
+      <w:pPr>
+        <w:pStyle w:val="Heading3"/>
+      </w:pPr>
+      <w:r>
+        <w:t>My reasoning and evidence</w:t>
+      </w:r>
+    </w:p>
+    <w:p>
+      <w:r>
+        <w:t>________________________________________________________________</w:t>
+      </w:r>
+    </w:p>
+    <w:p>
+      <w:r>
+        <w:t>________________________________________________________________</w:t>
+      </w:r>
+    </w:p>
+    <w:p>
+      <w:r>
+        <w:t>________________________________________________________________</w:t>
+      </w:r>
+    </w:p>
+    <w:p>
+      <w:r>
+        <w:t>________________________________________________________________</w:t>
+      </w:r>
+    </w:p>
+    <w:p>
+      <w:r>
+        <w:t>________________________________________________________________</w:t>
+      </w:r>
+    </w:p>
+    <w:p>
+      <w:r>
+        <w:t>________________________________________________________________</w:t>
+      </w:r>
+    </w:p>
+    <w:p>
+      <w:pPr>
+        <w:pStyle w:val="Heading1"/>
+      </w:pPr>
+      <w:r>
+        <w:t>04. Try alone · Selected experiment task</w:t>
+      </w:r>
+    </w:p>
+    <w:p>
+      <w:r>
+        <w:t>Keep this task’s complete inputs, stated rule and support record together.</w:t>
+      </w:r>
+    </w:p>
+    <w:p>
+      <w:pPr>
+        <w:pStyle w:val="Heading2"/>
+      </w:pPr>
+      <w:r>
+        <w:t>Task and evidence record</w:t>
+      </w:r>
+    </w:p>
+    <w:p>
+      <w:pPr>
+        <w:pStyle w:val="ListBullet"/>
+      </w:pPr>
+      <w:r>
+        <w:t>In this selected task the scores mean p(positive). Positive outcomes are the supplied counts, not counts of correct chosen labels. Plot group mean probability on x and observed positive frequency on y; show the two denominators and state the limited evidence. No per-case prediction decision rule, global calibration test or future guarantee is supplied.</w:t>
+      </w:r>
+    </w:p>
+    <w:p>
+      <w:pPr>
+        <w:pStyle w:val="Heading3"/>
+      </w:pPr>
+      <w:r>
         <w:t>Independent case: Apply independently</w:t>
       </w:r>
     </w:p>
     <w:p>
       <w:pPr>
-        <w:spacing w:line="336" w:lineRule="auto" w:after="180"/>
-      </w:pPr>
-      <w:r>
-        <w:rPr>
-          <w:b w:val="0"/>
-        </w:rPr>
+        <w:pStyle w:val="ListBullet"/>
+      </w:pPr>
+      <w:r>
         <w:t>Twenty cases all predict .3 with eight positives; ten all predict .7 with seven positives. Give plot points and interpret.</w:t>
       </w:r>
     </w:p>
@@ -473,12 +590,9 @@
     </w:p>
     <w:p>
       <w:pPr>
-        <w:spacing w:line="336" w:lineRule="auto" w:after="180"/>
-      </w:pPr>
-      <w:r>
-        <w:rPr>
-          <w:b w:val="0"/>
-        </w:rPr>
+        <w:pStyle w:val="ListBullet"/>
+      </w:pPr>
+      <w:r>
         <w:t>Attempt this case before feedback. Record any help. Earlier examples below are further practice; a case already practised with feedback cannot establish fresh transfer.</w:t>
       </w:r>
     </w:p>
@@ -487,47 +601,69 @@
         <w:pStyle w:val="Heading1"/>
       </w:pPr>
       <w:r>
-        <w:t>05. Your learning target</w:t>
-      </w:r>
-    </w:p>
-    <w:p>
-      <w:r>
-        <w:t>Connect the Scores and Calibration Intuition target to a trace and a justified conclusion.</w:t>
-      </w:r>
-    </w:p>
-    <w:p>
-      <w:pPr>
-        <w:spacing w:line="336" w:lineRule="auto" w:after="180"/>
-      </w:pPr>
-      <w:r>
-        <w:rPr>
-          <w:b w:val="0"/>
-        </w:rPr>
-        <w:t xml:space="preserve">Twenty cases receive </w:t>
-      </w:r>
-      <w:r>
-        <w:rPr>
-          <w:b/>
-        </w:rPr>
-        <w:t>score</w:t>
-      </w:r>
-      <w:r>
-        <w:rPr>
-          <w:b w:val="0"/>
-        </w:rPr>
-        <w:t xml:space="preserve"> .7 and fourteen are correct. Explain what the observed rate suggests and what it does not establish about another </w:t>
-      </w:r>
-      <w:r>
-        <w:rPr>
-          <w:b/>
-        </w:rPr>
-        <w:t>score</w:t>
-      </w:r>
-      <w:r>
-        <w:rPr>
-          <w:b w:val="0"/>
-        </w:rPr>
-        <w:t xml:space="preserve"> group.</w:t>
+        <w:t>09. Project · Keep the experiment evidence</w:t>
+      </w:r>
+    </w:p>
+    <w:p>
+      <w:r>
+        <w:t>Keep this task’s complete inputs, stated rule and support record together.</w:t>
+      </w:r>
+    </w:p>
+    <w:p>
+      <w:pPr>
+        <w:pStyle w:val="Heading2"/>
+      </w:pPr>
+      <w:r>
+        <w:t>Task and evidence record</w:t>
+      </w:r>
+    </w:p>
+    <w:p>
+      <w:pPr>
+        <w:pStyle w:val="ListBullet"/>
+      </w:pPr>
+      <w:r>
+        <w:t>Add an uncertainty band to the Plant Classifier and define what the interface says when scores fall inside it.</w:t>
+      </w:r>
+    </w:p>
+    <w:p>
+      <w:pPr>
+        <w:pStyle w:val="ListBullet"/>
+      </w:pPr>
+      <w:r>
+        <w:t>The project change and evidence I will keep</w:t>
+      </w:r>
+    </w:p>
+    <w:p>
+      <w:pPr>
+        <w:pStyle w:val="Heading3"/>
+      </w:pPr>
+      <w:r>
+        <w:t>Write or draw your reasoning and evidence.</w:t>
+      </w:r>
+    </w:p>
+    <w:p>
+      <w:r>
+        <w:t>________________________________________________________________</w:t>
+      </w:r>
+    </w:p>
+    <w:p>
+      <w:r>
+        <w:t>________________________________________________________________</w:t>
+      </w:r>
+    </w:p>
+    <w:p>
+      <w:r>
+        <w:t>________________________________________________________________</w:t>
+      </w:r>
+    </w:p>
+    <w:p>
+      <w:r>
+        <w:t>________________________________________________________________</w:t>
+      </w:r>
+    </w:p>
+    <w:p>
+      <w:r>
+        <w:t>________________________________________________________________</w:t>
       </w:r>
     </w:p>
     <w:p>
@@ -535,992 +671,20 @@
         <w:pStyle w:val="Heading1"/>
       </w:pPr>
       <w:r>
-        <w:t>06. Solve the given case</w:t>
-      </w:r>
-    </w:p>
-    <w:p>
-      <w:r>
-        <w:t>Solve the supplied Scores and Calibration Intuition case and show the deciding evidence.</w:t>
-      </w:r>
-    </w:p>
-    <w:p>
-      <w:pPr>
-        <w:spacing w:line="336" w:lineRule="auto" w:after="180"/>
-      </w:pPr>
-      <w:r>
-        <w:rPr>
-          <w:b w:val="0"/>
-        </w:rPr>
-        <w:t>Ten cases receive probability .8 for spotted; eight are spotted.</w:t>
-      </w:r>
-    </w:p>
-    <w:p>
-      <w:pPr>
-        <w:spacing w:line="336" w:lineRule="auto" w:after="180"/>
-      </w:pPr>
-      <w:r>
-        <w:rPr>
-          <w:b w:val="0"/>
-        </w:rPr>
-        <w:t xml:space="preserve">Interpret </w:t>
-      </w:r>
-      <w:r>
-        <w:rPr>
-          <w:b/>
-        </w:rPr>
-        <w:t>calibration</w:t>
-      </w:r>
-      <w:r>
-        <w:rPr>
-          <w:b w:val="0"/>
-        </w:rPr>
-        <w:t xml:space="preserve"> and its limits.</w:t>
-      </w:r>
-    </w:p>
-    <w:p>
-      <w:pPr>
-        <w:spacing w:line="336" w:lineRule="auto" w:after="180"/>
-      </w:pPr>
-      <w:r>
-        <w:rPr>
-          <w:b w:val="0"/>
-        </w:rPr>
-        <w:t xml:space="preserve">Show your trace, calculation or </w:t>
-      </w:r>
-      <w:r>
-        <w:rPr>
-          <w:b/>
-        </w:rPr>
-        <w:t>evidence</w:t>
-      </w:r>
-    </w:p>
-    <w:p>
-      <w:pPr>
-        <w:pStyle w:val="Heading3"/>
-      </w:pPr>
-      <w:r>
-        <w:t>Write or draw your reasoning and evidence.</w:t>
-      </w:r>
-    </w:p>
-    <w:p>
-      <w:r>
-        <w:t>________________________________________________________________</w:t>
-      </w:r>
-    </w:p>
-    <w:p>
-      <w:r>
-        <w:t>________________________________________________________________</w:t>
-      </w:r>
-    </w:p>
-    <w:p>
-      <w:r>
-        <w:t>________________________________________________________________</w:t>
-      </w:r>
-    </w:p>
-    <w:p>
-      <w:r>
-        <w:t>________________________________________________________________</w:t>
-      </w:r>
-    </w:p>
-    <w:p>
-      <w:r>
-        <w:t>________________________________________________________________</w:t>
-      </w:r>
-    </w:p>
-    <w:p>
-      <w:pPr>
-        <w:pStyle w:val="Heading1"/>
-      </w:pPr>
-      <w:r>
-        <w:t>07. Check a changed case</w:t>
-      </w:r>
-    </w:p>
-    <w:p>
-      <w:r>
-        <w:t>Apply the procedure to the changed case and record why the conclusion follows.</w:t>
-      </w:r>
-    </w:p>
-    <w:p>
-      <w:pPr>
-        <w:spacing w:line="336" w:lineRule="auto" w:after="180"/>
-        <w:shd w:fill="F5F1FB"/>
-      </w:pPr>
-      <w:r>
-        <w:rPr>
-          <w:b w:val="0"/>
-        </w:rPr>
-        <w:t xml:space="preserve">Among 20 </w:t>
-      </w:r>
-      <w:r>
-        <w:rPr>
-          <w:b/>
-        </w:rPr>
-        <w:t>prediction</w:t>
-      </w:r>
-      <w:r>
-        <w:rPr>
-          <w:b w:val="0"/>
-        </w:rPr>
-        <w:t xml:space="preserve">s with </w:t>
-      </w:r>
-      <w:r>
-        <w:rPr>
-          <w:b/>
-        </w:rPr>
-        <w:t>score</w:t>
-      </w:r>
-      <w:r>
-        <w:rPr>
-          <w:b w:val="0"/>
-        </w:rPr>
-        <w:t xml:space="preserve"> 0.8, 12 are correct. What is observed accuracy in this group and how does it compare with 0.8?</w:t>
-      </w:r>
-    </w:p>
-    <w:p>
-      <w:pPr>
-        <w:spacing w:line="336" w:lineRule="auto" w:after="180"/>
-      </w:pPr>
-      <w:r>
-        <w:rPr>
-          <w:b w:val="0"/>
-        </w:rPr>
-        <w:t>My independent answer and reason</w:t>
-      </w:r>
-    </w:p>
-    <w:p>
-      <w:pPr>
-        <w:pStyle w:val="Heading3"/>
-      </w:pPr>
-      <w:r>
-        <w:t>Write or draw your reasoning and evidence.</w:t>
-      </w:r>
-    </w:p>
-    <w:p>
-      <w:r>
-        <w:t>________________________________________________________________</w:t>
-      </w:r>
-    </w:p>
-    <w:p>
-      <w:r>
-        <w:t>________________________________________________________________</w:t>
-      </w:r>
-    </w:p>
-    <w:p>
-      <w:r>
-        <w:t>________________________________________________________________</w:t>
-      </w:r>
-    </w:p>
-    <w:p>
-      <w:r>
-        <w:t>________________________________________________________________</w:t>
-      </w:r>
-    </w:p>
-    <w:p>
-      <w:r>
-        <w:t>________________________________________________________________</w:t>
-      </w:r>
-    </w:p>
-    <w:p>
-      <w:pPr>
-        <w:pStyle w:val="Heading3"/>
-      </w:pPr>
-      <w:r>
-        <w:t>Week 14 Test and reflect</w:t>
-      </w:r>
-    </w:p>
-    <w:p>
-      <w:pPr>
-        <w:pStyle w:val="Heading1"/>
-      </w:pPr>
-      <w:r>
-        <w:t>08. Design a revealing test</w:t>
-      </w:r>
-    </w:p>
-    <w:p>
-      <w:r>
-        <w:t>Specify a changed input, expected result and observation separately.</w:t>
-      </w:r>
-    </w:p>
-    <w:p>
-      <w:pPr>
-        <w:spacing w:line="336" w:lineRule="auto" w:after="180"/>
-      </w:pPr>
-      <w:r>
-        <w:rPr>
-          <w:b w:val="0"/>
-        </w:rPr>
-        <w:t xml:space="preserve">Create a changed </w:t>
-      </w:r>
-      <w:r>
-        <w:rPr>
-          <w:b/>
-        </w:rPr>
-        <w:t>input</w:t>
-      </w:r>
-      <w:r>
-        <w:rPr>
-          <w:b w:val="0"/>
-        </w:rPr>
-        <w:t>, boundary case or missing-information case. Write the expected answer or safe response before testing.</w:t>
-      </w:r>
-    </w:p>
-    <w:tbl>
-      <w:tblPr>
-        <w:tblStyle w:val="LightShading-Accent1"/>
-        <w:tblW w:type="auto" w:w="0"/>
-        <w:tblLook w:firstColumn="1" w:firstRow="1" w:lastColumn="0" w:lastRow="0" w:noHBand="0" w:noVBand="1" w:val="04A0"/>
-      </w:tblPr>
-      <w:tblGrid>
-        <w:gridCol w:w="5112"/>
-        <w:gridCol w:w="5112"/>
-      </w:tblGrid>
-      <w:tr>
-        <w:trPr>
-          <w:tblHeader/>
-        </w:trPr>
-        <w:tc>
-          <w:tcPr>
-            <w:tcW w:type="dxa" w:w="5112"/>
-          </w:tcPr>
-          <w:p>
-            <w:r>
-              <w:t>Test record</w:t>
-            </w:r>
-          </w:p>
-        </w:tc>
-        <w:tc>
-          <w:tcPr>
-            <w:tcW w:type="dxa" w:w="5112"/>
-          </w:tcPr>
-          <w:p>
-            <w:r>
-              <w:t>My evidence</w:t>
-            </w:r>
-          </w:p>
-        </w:tc>
-      </w:tr>
-      <w:tr>
-        <w:tc>
-          <w:tcPr>
-            <w:tcW w:type="dxa" w:w="5112"/>
-          </w:tcPr>
-          <w:p>
-            <w:r>
-              <w:t>Changed input or condition</w:t>
-            </w:r>
-          </w:p>
-        </w:tc>
-        <w:tc>
-          <w:tcPr>
-            <w:tcW w:type="dxa" w:w="5112"/>
-          </w:tcPr>
-          <w:p>
-            <w:r/>
-          </w:p>
-        </w:tc>
-      </w:tr>
-      <w:tr>
-        <w:tc>
-          <w:tcPr>
-            <w:tcW w:type="dxa" w:w="5112"/>
-          </w:tcPr>
-          <w:p>
-            <w:r>
-              <w:t>Expected answer or fallback</w:t>
-            </w:r>
-          </w:p>
-        </w:tc>
-        <w:tc>
-          <w:tcPr>
-            <w:tcW w:type="dxa" w:w="5112"/>
-          </w:tcPr>
-          <w:p>
-            <w:r/>
-          </w:p>
-        </w:tc>
-      </w:tr>
-      <w:tr>
-        <w:tc>
-          <w:tcPr>
-            <w:tcW w:type="dxa" w:w="5112"/>
-          </w:tcPr>
-          <w:p>
-            <w:r>
-              <w:t>Observed result</w:t>
-            </w:r>
-          </w:p>
-        </w:tc>
-        <w:tc>
-          <w:tcPr>
-            <w:tcW w:type="dxa" w:w="5112"/>
-          </w:tcPr>
-          <w:p>
-            <w:r/>
-          </w:p>
-        </w:tc>
-      </w:tr>
-      <w:tr>
-        <w:tc>
-          <w:tcPr>
-            <w:tcW w:type="dxa" w:w="5112"/>
-          </w:tcPr>
-          <w:p>
-            <w:r>
-              <w:t>Why the result occurred</w:t>
-            </w:r>
-          </w:p>
-        </w:tc>
-        <w:tc>
-          <w:tcPr>
-            <w:tcW w:type="dxa" w:w="5112"/>
-          </w:tcPr>
-          <w:p>
-            <w:r/>
-          </w:p>
-        </w:tc>
-      </w:tr>
-    </w:tbl>
-    <w:p>
-      <w:pPr>
-        <w:pStyle w:val="Heading1"/>
-      </w:pPr>
-      <w:r>
-        <w:t>09. Project checkpoint</w:t>
-      </w:r>
-    </w:p>
-    <w:p>
-      <w:r>
-        <w:t>Justify what Scores and Calibration Intuition adds to Responsible Plant Classifier and keep the evidence.</w:t>
-      </w:r>
-    </w:p>
-    <w:p>
-      <w:pPr>
-        <w:spacing w:line="336" w:lineRule="auto" w:after="180"/>
-      </w:pPr>
-      <w:r>
-        <w:rPr>
-          <w:b w:val="0"/>
-        </w:rPr>
-        <w:t xml:space="preserve">Add an uncertainty band to the Plant Classifier and define what the interface says when </w:t>
-      </w:r>
-      <w:r>
-        <w:rPr>
-          <w:b/>
-        </w:rPr>
-        <w:t>score</w:t>
-      </w:r>
-      <w:r>
-        <w:rPr>
-          <w:b w:val="0"/>
-        </w:rPr>
-        <w:t>s fall inside it.</w:t>
-      </w:r>
-    </w:p>
-    <w:p>
-      <w:pPr>
-        <w:spacing w:line="336" w:lineRule="auto" w:after="180"/>
-      </w:pPr>
-      <w:r>
-        <w:rPr>
-          <w:b w:val="0"/>
-        </w:rPr>
-        <w:t xml:space="preserve">The project change and </w:t>
-      </w:r>
-      <w:r>
-        <w:rPr>
-          <w:b/>
-        </w:rPr>
-        <w:t>evidence</w:t>
-      </w:r>
-      <w:r>
-        <w:rPr>
-          <w:b w:val="0"/>
-        </w:rPr>
-        <w:t xml:space="preserve"> I will keep</w:t>
-      </w:r>
-    </w:p>
-    <w:p>
-      <w:pPr>
-        <w:pStyle w:val="Heading3"/>
-      </w:pPr>
-      <w:r>
-        <w:t>Write or draw your reasoning and evidence.</w:t>
-      </w:r>
-    </w:p>
-    <w:p>
-      <w:r>
-        <w:t>________________________________________________________________</w:t>
-      </w:r>
-    </w:p>
-    <w:p>
-      <w:r>
-        <w:t>________________________________________________________________</w:t>
-      </w:r>
-    </w:p>
-    <w:p>
-      <w:r>
-        <w:t>________________________________________________________________</w:t>
-      </w:r>
-    </w:p>
-    <w:p>
-      <w:r>
-        <w:t>________________________________________________________________</w:t>
-      </w:r>
-    </w:p>
-    <w:p>
-      <w:r>
-        <w:t>________________________________________________________________</w:t>
-      </w:r>
-    </w:p>
-    <w:p>
-      <w:pPr>
-        <w:pStyle w:val="Heading1"/>
-      </w:pPr>
-      <w:r>
-        <w:t>10. Self check</w:t>
-      </w:r>
-    </w:p>
-    <w:p>
-      <w:r>
-        <w:t>Judge explanation, evidence, transfer and limits separately; attach the work behind your judgement.</w:t>
-      </w:r>
-    </w:p>
-    <w:p>
-      <w:pPr>
-        <w:pStyle w:val="ListBullet"/>
-      </w:pPr>
-      <w:r>
-        <w:t>I can explain the mechanism.</w:t>
-      </w:r>
-    </w:p>
-    <w:p>
-      <w:pPr>
-        <w:pStyle w:val="ListBullet"/>
-      </w:pPr>
-      <w:r>
-        <w:t>I can show evidence.</w:t>
-      </w:r>
-    </w:p>
-    <w:p>
-      <w:pPr>
-        <w:pStyle w:val="ListBullet"/>
-      </w:pPr>
-      <w:r>
-        <w:t>I can handle a changed case.</w:t>
-      </w:r>
-    </w:p>
-    <w:p>
-      <w:pPr>
-        <w:pStyle w:val="ListBullet"/>
-      </w:pPr>
-      <w:r>
-        <w:t>I can name a limit.</w:t>
-      </w:r>
-    </w:p>
-    <w:p>
-      <w:r>
-        <w:t>Mark each as not yet, with help or independently, and attach supporting work.</w:t>
-      </w:r>
-    </w:p>
-    <w:p>
-      <w:pPr>
-        <w:spacing w:line="336" w:lineRule="auto" w:after="180"/>
-      </w:pPr>
-      <w:r>
-        <w:rPr>
-          <w:b w:val="0"/>
-        </w:rPr>
-        <w:t>Teacher review ____________________  Next step ____________________</w:t>
-      </w:r>
-    </w:p>
-    <w:p>
-      <w:pPr>
-        <w:pStyle w:val="Heading1"/>
-      </w:pPr>
-      <w:r>
-        <w:t>11. Transfer practice from the original programme</w:t>
-      </w:r>
-    </w:p>
-    <w:p>
-      <w:r>
-        <w:t>Use this earlier case as transfer practice. A case already discussed with feedback is not fresh assessment evidence.</w:t>
-      </w:r>
-    </w:p>
-    <w:p>
-      <w:pPr>
-        <w:spacing w:line="336" w:lineRule="auto" w:after="180"/>
-      </w:pPr>
-      <w:r>
-        <w:rPr>
-          <w:b w:val="0"/>
-        </w:rPr>
-        <w:t xml:space="preserve">Twenty cases receive </w:t>
-      </w:r>
-      <w:r>
-        <w:rPr>
-          <w:b/>
-        </w:rPr>
-        <w:t>score</w:t>
-      </w:r>
-      <w:r>
-        <w:rPr>
-          <w:b w:val="0"/>
-        </w:rPr>
-        <w:t xml:space="preserve"> .7 and fourteen are correct. Explain what the observed rate suggests and what it does not establish about another </w:t>
-      </w:r>
-      <w:r>
-        <w:rPr>
-          <w:b/>
-        </w:rPr>
-        <w:t>score</w:t>
-      </w:r>
-      <w:r>
-        <w:rPr>
-          <w:b w:val="0"/>
-        </w:rPr>
-        <w:t xml:space="preserve"> group.</w:t>
-      </w:r>
-    </w:p>
-    <w:p>
-      <w:pPr>
-        <w:pStyle w:val="Heading3"/>
-      </w:pPr>
-      <w:r>
-        <w:t>My independently reasoned answer</w:t>
-      </w:r>
-    </w:p>
-    <w:p>
-      <w:r>
-        <w:t>________________________________________________________________</w:t>
-      </w:r>
-    </w:p>
-    <w:p>
-      <w:r>
-        <w:t>________________________________________________________________</w:t>
-      </w:r>
-    </w:p>
-    <w:p>
-      <w:r>
-        <w:t>________________________________________________________________</w:t>
-      </w:r>
-    </w:p>
-    <w:p>
-      <w:r>
-        <w:t>________________________________________________________________</w:t>
-      </w:r>
-    </w:p>
-    <w:p>
-      <w:r>
-        <w:t>________________________________________________________________</w:t>
-      </w:r>
-    </w:p>
-    <w:p>
-      <w:r>
-        <w:t>________________________________________________________________</w:t>
-      </w:r>
-    </w:p>
-    <w:p>
-      <w:r>
-        <w:t>________________________________________________________________</w:t>
-      </w:r>
-    </w:p>
-    <w:p>
-      <w:pPr>
-        <w:spacing w:line="336" w:lineRule="auto" w:after="180"/>
-      </w:pPr>
-      <w:r>
-        <w:rPr>
-          <w:b w:val="0"/>
-        </w:rPr>
-        <w:t>Record support used: none, hint or teacher explanation.</w:t>
-      </w:r>
-    </w:p>
-    <w:p>
-      <w:pPr>
-        <w:pStyle w:val="Heading1"/>
-      </w:pPr>
-      <w:r>
-        <w:t>12. W1 Compute frequencies</w:t>
-      </w:r>
-    </w:p>
-    <w:p>
-      <w:r>
-        <w:t>Compute frequencies. Apply the supplied Scores and Calibration Intuition facts and keep your reasoning.</w:t>
-      </w:r>
-    </w:p>
-    <w:p>
-      <w:pPr>
-        <w:pStyle w:val="Heading3"/>
-      </w:pPr>
-      <w:r>
-        <w:t>Where to find the supplied example</w:t>
-      </w:r>
-    </w:p>
-    <w:p>
-      <w:pPr>
-        <w:spacing w:line="336" w:lineRule="auto" w:after="180"/>
-        <w:shd w:fill="F1F6F8"/>
-      </w:pPr>
-      <w:r>
-        <w:rPr>
-          <w:b w:val="0"/>
-        </w:rPr>
-        <w:t>Reference for this exercise: open this week’s student lesson, “Scores and Calibration Intuition”, at “See how it works” and “Follow a worked example”. Use the original worked values or code named in the question; the later pictorial case is a separate example. Keep this reference beside your workbook while practising.</w:t>
-      </w:r>
-    </w:p>
-    <w:p>
-      <w:pPr>
-        <w:spacing w:line="336" w:lineRule="auto" w:after="180"/>
-      </w:pPr>
-      <w:r>
-        <w:rPr>
-          <w:b w:val="0"/>
-        </w:rPr>
-        <w:t>Give the observed frequencies for the two worked groups.</w:t>
-      </w:r>
-    </w:p>
-    <w:p>
-      <w:pPr>
-        <w:pStyle w:val="Heading3"/>
-      </w:pPr>
-      <w:r>
-        <w:t>My reasoning and evidence</w:t>
-      </w:r>
-    </w:p>
-    <w:p>
-      <w:r>
-        <w:t>________________________________________________________________</w:t>
-      </w:r>
-    </w:p>
-    <w:p>
-      <w:r>
-        <w:t>________________________________________________________________</w:t>
-      </w:r>
-    </w:p>
-    <w:p>
-      <w:r>
-        <w:t>________________________________________________________________</w:t>
-      </w:r>
-    </w:p>
-    <w:p>
-      <w:r>
-        <w:t>________________________________________________________________</w:t>
-      </w:r>
-    </w:p>
-    <w:p>
-      <w:r>
-        <w:t>________________________________________________________________</w:t>
-      </w:r>
-    </w:p>
-    <w:p>
-      <w:r>
-        <w:t>________________________________________________________________</w:t>
-      </w:r>
-    </w:p>
-    <w:p>
-      <w:pPr>
-        <w:pStyle w:val="Heading1"/>
-      </w:pPr>
-      <w:r>
-        <w:t>13. W2 Locate the discrepancy</w:t>
-      </w:r>
-    </w:p>
-    <w:p>
-      <w:r>
-        <w:t>Locate the discrepancy. Apply the supplied Scores and Calibration Intuition facts and keep your reasoning.</w:t>
-      </w:r>
-    </w:p>
-    <w:p>
-      <w:pPr>
-        <w:pStyle w:val="Heading3"/>
-      </w:pPr>
-      <w:r>
-        <w:t>Where to find the supplied example</w:t>
-      </w:r>
-    </w:p>
-    <w:p>
-      <w:pPr>
-        <w:spacing w:line="336" w:lineRule="auto" w:after="180"/>
-        <w:shd w:fill="F1F6F8"/>
-      </w:pPr>
-      <w:r>
-        <w:rPr>
-          <w:b w:val="0"/>
-        </w:rPr>
-        <w:t>Reference for this exercise: open this week’s student lesson, “Scores and Calibration Intuition”, at “See how it works” and “Follow a worked example”. Use the original worked values or code named in the question; the later pictorial case is a separate example. Keep this reference beside your workbook while practising.</w:t>
-      </w:r>
-    </w:p>
-    <w:p>
-      <w:pPr>
-        <w:spacing w:line="336" w:lineRule="auto" w:after="180"/>
-        <w:shd w:fill="F5F1FB"/>
-      </w:pPr>
-      <w:r>
-        <w:rPr>
-          <w:b w:val="0"/>
-        </w:rPr>
-        <w:t>Which worked group overstates positive frequency and by how much?</w:t>
-      </w:r>
-    </w:p>
-    <w:p>
-      <w:pPr>
-        <w:pStyle w:val="Heading3"/>
-      </w:pPr>
-      <w:r>
-        <w:t>My reasoning and evidence</w:t>
-      </w:r>
-    </w:p>
-    <w:p>
-      <w:r>
-        <w:t>________________________________________________________________</w:t>
-      </w:r>
-    </w:p>
-    <w:p>
-      <w:r>
-        <w:t>________________________________________________________________</w:t>
-      </w:r>
-    </w:p>
-    <w:p>
-      <w:r>
-        <w:t>________________________________________________________________</w:t>
-      </w:r>
-    </w:p>
-    <w:p>
-      <w:r>
-        <w:t>________________________________________________________________</w:t>
-      </w:r>
-    </w:p>
-    <w:p>
-      <w:r>
-        <w:t>________________________________________________________________</w:t>
-      </w:r>
-    </w:p>
-    <w:p>
-      <w:r>
-        <w:t>________________________________________________________________</w:t>
-      </w:r>
-    </w:p>
-    <w:p>
-      <w:pPr>
-        <w:pStyle w:val="Heading1"/>
-      </w:pPr>
-      <w:r>
-        <w:t>14. W3 Separate ranking</w:t>
-      </w:r>
-    </w:p>
-    <w:p>
-      <w:r>
-        <w:t>Separate ranking. Apply the supplied Scores and Calibration Intuition facts and keep your reasoning.</w:t>
-      </w:r>
-    </w:p>
-    <w:p>
-      <w:pPr>
-        <w:spacing w:line="336" w:lineRule="auto" w:after="180"/>
-        <w:shd w:fill="F5F1FB"/>
-      </w:pPr>
-      <w:r>
-        <w:rPr>
-          <w:b w:val="0"/>
-        </w:rPr>
-        <w:t xml:space="preserve">Why can constant .5 </w:t>
-      </w:r>
-      <w:r>
-        <w:rPr>
-          <w:b/>
-        </w:rPr>
-        <w:t>prediction</w:t>
-      </w:r>
-      <w:r>
-        <w:rPr>
-          <w:b w:val="0"/>
-        </w:rPr>
-        <w:t>s look calibrated but rank poorly?</w:t>
-      </w:r>
-    </w:p>
-    <w:p>
-      <w:pPr>
-        <w:pStyle w:val="Heading3"/>
-      </w:pPr>
-      <w:r>
-        <w:t>My reasoning and evidence</w:t>
-      </w:r>
-    </w:p>
-    <w:p>
-      <w:r>
-        <w:t>________________________________________________________________</w:t>
-      </w:r>
-    </w:p>
-    <w:p>
-      <w:r>
-        <w:t>________________________________________________________________</w:t>
-      </w:r>
-    </w:p>
-    <w:p>
-      <w:r>
-        <w:t>________________________________________________________________</w:t>
-      </w:r>
-    </w:p>
-    <w:p>
-      <w:r>
-        <w:t>________________________________________________________________</w:t>
-      </w:r>
-    </w:p>
-    <w:p>
-      <w:r>
-        <w:t>________________________________________________________________</w:t>
-      </w:r>
-    </w:p>
-    <w:p>
-      <w:r>
-        <w:t>________________________________________________________________</w:t>
-      </w:r>
-    </w:p>
-    <w:p>
-      <w:pPr>
-        <w:pStyle w:val="Heading1"/>
-      </w:pPr>
-      <w:r>
-        <w:t>15. W4 Apply independently</w:t>
-      </w:r>
-    </w:p>
-    <w:p>
-      <w:r>
-        <w:t>Attempt before feedback. If this repeats the selected independent case, reuse that first attempt; otherwise keep a separate record. Apply independently. Apply the supplied Scores and Calibration Intuition facts and keep your reasoning.</w:t>
-      </w:r>
-    </w:p>
-    <w:p>
-      <w:pPr>
-        <w:spacing w:line="336" w:lineRule="auto" w:after="180"/>
-      </w:pPr>
-      <w:r>
-        <w:rPr>
-          <w:b w:val="0"/>
-        </w:rPr>
-        <w:t>Twenty cases all predict .3 with eight positives; ten all predict .7 with seven positives. Give plot points and interpret.</w:t>
-      </w:r>
-    </w:p>
-    <w:p>
-      <w:pPr>
-        <w:pStyle w:val="Heading3"/>
-      </w:pPr>
-      <w:r>
-        <w:t>My reasoning and evidence</w:t>
-      </w:r>
-    </w:p>
-    <w:p>
-      <w:r>
-        <w:t>________________________________________________________________</w:t>
-      </w:r>
-    </w:p>
-    <w:p>
-      <w:r>
-        <w:t>________________________________________________________________</w:t>
-      </w:r>
-    </w:p>
-    <w:p>
-      <w:r>
-        <w:t>________________________________________________________________</w:t>
-      </w:r>
-    </w:p>
-    <w:p>
-      <w:r>
-        <w:t>________________________________________________________________</w:t>
-      </w:r>
-    </w:p>
-    <w:p>
-      <w:r>
-        <w:t>________________________________________________________________</w:t>
-      </w:r>
-    </w:p>
-    <w:p>
-      <w:r>
-        <w:t>________________________________________________________________</w:t>
-      </w:r>
-    </w:p>
-    <w:p>
-      <w:r>
-        <w:t>________________________________________________________________</w:t>
-      </w:r>
-    </w:p>
-    <w:p>
-      <w:r>
-        <w:t>________________________________________________________________</w:t>
-      </w:r>
-    </w:p>
-    <w:p>
-      <w:pPr>
-        <w:pStyle w:val="Heading1"/>
-      </w:pPr>
-      <w:r>
-        <w:t>16. W5 Protect evaluation</w:t>
-      </w:r>
-    </w:p>
-    <w:p>
-      <w:r>
-        <w:t>Protect evaluation. Apply the supplied Scores and Calibration Intuition facts and keep your reasoning.</w:t>
-      </w:r>
-    </w:p>
-    <w:p>
-      <w:pPr>
-        <w:spacing w:line="336" w:lineRule="auto" w:after="180"/>
-        <w:shd w:fill="F5F1FB"/>
-      </w:pPr>
-      <w:r>
-        <w:rPr>
-          <w:b w:val="0"/>
-        </w:rPr>
-        <w:t>What is wrong with calibrating and reporting success on the same final-test records?</w:t>
-      </w:r>
-    </w:p>
-    <w:p>
-      <w:pPr>
-        <w:pStyle w:val="Heading3"/>
-      </w:pPr>
-      <w:r>
-        <w:t>My reasoning and evidence</w:t>
-      </w:r>
-    </w:p>
-    <w:p>
-      <w:r>
-        <w:t>________________________________________________________________</w:t>
-      </w:r>
-    </w:p>
-    <w:p>
-      <w:r>
-        <w:t>________________________________________________________________</w:t>
-      </w:r>
-    </w:p>
-    <w:p>
-      <w:r>
-        <w:t>________________________________________________________________</w:t>
-      </w:r>
-    </w:p>
-    <w:p>
-      <w:r>
-        <w:t>________________________________________________________________</w:t>
-      </w:r>
-    </w:p>
-    <w:p>
-      <w:r>
-        <w:t>________________________________________________________________</w:t>
-      </w:r>
-    </w:p>
-    <w:p>
-      <w:r>
-        <w:t>________________________________________________________________</w:t>
-      </w:r>
-    </w:p>
-    <w:p>
-      <w:pPr>
-        <w:pStyle w:val="Heading1"/>
-      </w:pPr>
-      <w:r>
-        <w:t>17. Feedback, return check and learning record</w:t>
-      </w:r>
-    </w:p>
-    <w:p>
-      <w:r>
-        <w:t>Record the first repaired step and a different case to revisit after a delay.</w:t>
+        <w:t>17. Feedback · Repair and return</w:t>
+      </w:r>
+    </w:p>
+    <w:p>
+      <w:r>
+        <w:t>Keep this task’s complete inputs, stated rule and support record together.</w:t>
+      </w:r>
+    </w:p>
+    <w:p>
+      <w:pPr>
+        <w:pStyle w:val="Heading2"/>
+      </w:pPr>
+      <w:r>
+        <w:t>Task and evidence record</w:t>
       </w:r>
     </w:p>
     <w:tbl>
@@ -1661,12 +825,9 @@
     </w:tbl>
     <w:p>
       <w:pPr>
-        <w:spacing w:line="336" w:lineRule="auto" w:after="180"/>
-      </w:pPr>
-      <w:r>
-        <w:rPr>
-          <w:b w:val="0"/>
-        </w:rPr>
+        <w:pStyle w:val="ListBullet"/>
+      </w:pPr>
+      <w:r>
         <w:t>Revisit this idea with your teacher after a delay. Familiarity is different from explaining and using it on a changed case.</w:t>
       </w:r>
     </w:p>
@@ -1675,93 +836,777 @@
         <w:pStyle w:val="Heading1"/>
       </w:pPr>
       <w:r>
-        <w:t>18. Pictorial case practice: Scores and Calibration Intuition</w:t>
-      </w:r>
-    </w:p>
-    <w:p>
-      <w:r>
-        <w:t>Treat calibration as a comparison across groups of probability scores. Explain the labelled step before checking the changed condition.</w:t>
-      </w:r>
-    </w:p>
-    <w:p>
-      <w:pPr>
-        <w:spacing w:line="336" w:lineRule="auto" w:after="180"/>
-      </w:pPr>
-      <w:r>
-        <w:rPr>
-          <w:b w:val="0"/>
-        </w:rPr>
-        <w:t xml:space="preserve">Treat </w:t>
-      </w:r>
-      <w:r>
-        <w:rPr>
-          <w:b/>
-        </w:rPr>
-        <w:t>calibration</w:t>
-      </w:r>
-      <w:r>
-        <w:rPr>
-          <w:b w:val="0"/>
-        </w:rPr>
-        <w:t xml:space="preserve"> as a comparison across groups of probability </w:t>
-      </w:r>
-      <w:r>
-        <w:rPr>
-          <w:b/>
-        </w:rPr>
-        <w:t>score</w:t>
-      </w:r>
-      <w:r>
-        <w:rPr>
-          <w:b w:val="0"/>
-        </w:rPr>
-        <w:t>s.</w:t>
-      </w:r>
-    </w:p>
-    <w:p>
-      <w:pPr>
-        <w:spacing w:line="336" w:lineRule="auto" w:after="180"/>
-      </w:pPr>
-      <w:r>
-        <w:rPr>
-          <w:b w:val="0"/>
-        </w:rPr>
-        <w:t xml:space="preserve">Toy classifier </w:t>
-      </w:r>
-      <w:r>
-        <w:rPr>
-          <w:b/>
-        </w:rPr>
-        <w:t>output</w:t>
-      </w:r>
-      <w:r>
-        <w:rPr>
-          <w:b w:val="0"/>
-        </w:rPr>
-        <w:t>s p(spotted)=0.8 on ten cases; eight are actually spotted. Another ten have p=0.2; four are spotted.</w:t>
-      </w:r>
-    </w:p>
-    <w:p>
-      <w:pPr>
-        <w:spacing w:line="336" w:lineRule="auto" w:after="180"/>
-      </w:pPr>
-      <w:r>
-        <w:rPr>
-          <w:b w:val="0"/>
-        </w:rPr>
-        <w:t xml:space="preserve">All </w:t>
-      </w:r>
-      <w:r>
-        <w:rPr>
-          <w:b/>
-        </w:rPr>
-        <w:t>input</w:t>
-      </w:r>
-      <w:r>
-        <w:rPr>
-          <w:b w:val="0"/>
-        </w:rPr>
-        <w:t>s and outcomes in this worked example are invented classroom data; no real model run is claimed.</w:t>
+        <w:t>10. Finish · Judge your evidence</w:t>
+      </w:r>
+    </w:p>
+    <w:p>
+      <w:r>
+        <w:t>Keep this task’s complete inputs, stated rule and support record together.</w:t>
+      </w:r>
+    </w:p>
+    <w:p>
+      <w:pPr>
+        <w:pStyle w:val="Heading2"/>
+      </w:pPr>
+      <w:r>
+        <w:t>Task and evidence record</w:t>
+      </w:r>
+    </w:p>
+    <w:p>
+      <w:pPr>
+        <w:pStyle w:val="ListBullet"/>
+      </w:pPr>
+      <w:r>
+        <w:t>I can explain the mechanism. I can show evidence. I can handle a changed case. I can name a limit. Mark each as not yet, with help or independently, and attach supporting work.</w:t>
+      </w:r>
+    </w:p>
+    <w:p>
+      <w:pPr>
+        <w:pStyle w:val="ListBullet"/>
+      </w:pPr>
+      <w:r>
+        <w:t>Teacher review ____________________  Next step ____________________</w:t>
+      </w:r>
+    </w:p>
+    <w:p>
+      <w:pPr>
+        <w:pStyle w:val="Heading1"/>
+      </w:pPr>
+      <w:r>
+        <w:t>Reference bank and extra practice</w:t>
+      </w:r>
+    </w:p>
+    <w:p>
+      <w:pPr>
+        <w:pStyle w:val="Heading1"/>
+      </w:pPr>
+      <w:r>
+        <w:t>02. Reference · Supported W2 record</w:t>
+      </w:r>
+    </w:p>
+    <w:p>
+      <w:r>
+        <w:t>Keep this task’s complete inputs, stated rule and support record together.</w:t>
+      </w:r>
+    </w:p>
+    <w:p>
+      <w:pPr>
+        <w:pStyle w:val="Heading2"/>
+      </w:pPr>
+      <w:r>
+        <w:t>Task and evidence record</w:t>
+      </w:r>
+    </w:p>
+    <w:p>
+      <w:pPr>
+        <w:pStyle w:val="ListBullet"/>
+      </w:pPr>
+      <w:r>
+        <w:t>Use W2: Locate the discrepancy for Calibration as a group property. Record the answer once; the lesson and workbook refer to the same attempt.</w:t>
+      </w:r>
+    </w:p>
+    <w:tbl>
+      <w:tblPr>
+        <w:tblStyle w:val="LightShading-Accent1"/>
+        <w:tblW w:type="auto" w:w="0"/>
+        <w:tblLook w:firstColumn="1" w:firstRow="1" w:lastColumn="0" w:lastRow="0" w:noHBand="0" w:noVBand="1" w:val="04A0"/>
+      </w:tblPr>
+      <w:tblGrid>
+        <w:gridCol w:w="2556"/>
+        <w:gridCol w:w="2556"/>
+        <w:gridCol w:w="2556"/>
+        <w:gridCol w:w="2556"/>
+      </w:tblGrid>
+      <w:tr>
+        <w:trPr>
+          <w:tblHeader/>
+        </w:trPr>
+        <w:tc>
+          <w:tcPr>
+            <w:tcW w:type="dxa" w:w="2556"/>
+          </w:tcPr>
+          <w:p>
+            <w:r>
+              <w:t>Given inputs</w:t>
+            </w:r>
+          </w:p>
+        </w:tc>
+        <w:tc>
+          <w:tcPr>
+            <w:tcW w:type="dxa" w:w="2556"/>
+          </w:tcPr>
+          <w:p>
+            <w:r>
+              <w:t>Procedure I chose</w:t>
+            </w:r>
+          </w:p>
+        </w:tc>
+        <w:tc>
+          <w:tcPr>
+            <w:tcW w:type="dxa" w:w="2556"/>
+          </w:tcPr>
+          <w:p>
+            <w:r>
+              <w:t>Middle steps</w:t>
+            </w:r>
+          </w:p>
+        </w:tc>
+        <w:tc>
+          <w:tcPr>
+            <w:tcW w:type="dxa" w:w="2556"/>
+          </w:tcPr>
+          <w:p>
+            <w:r>
+              <w:t>Result and check</w:t>
+            </w:r>
+          </w:p>
+        </w:tc>
+      </w:tr>
+      <w:tr>
+        <w:tc>
+          <w:tcPr>
+            <w:tcW w:type="dxa" w:w="2556"/>
+          </w:tcPr>
+          <w:p>
+            <w:r/>
+          </w:p>
+        </w:tc>
+        <w:tc>
+          <w:tcPr>
+            <w:tcW w:type="dxa" w:w="2556"/>
+          </w:tcPr>
+          <w:p>
+            <w:r/>
+          </w:p>
+        </w:tc>
+        <w:tc>
+          <w:tcPr>
+            <w:tcW w:type="dxa" w:w="2556"/>
+          </w:tcPr>
+          <w:p>
+            <w:r/>
+          </w:p>
+        </w:tc>
+        <w:tc>
+          <w:tcPr>
+            <w:tcW w:type="dxa" w:w="2556"/>
+          </w:tcPr>
+          <w:p>
+            <w:r/>
+          </w:p>
+        </w:tc>
+      </w:tr>
+    </w:tbl>
+    <w:p>
+      <w:pPr>
+        <w:pStyle w:val="Heading3"/>
+      </w:pPr>
+      <w:r>
+        <w:t>The step I completed without help, and the hint I needed</w:t>
+      </w:r>
+    </w:p>
+    <w:p>
+      <w:r>
+        <w:t>________________________________________________________________</w:t>
+      </w:r>
+    </w:p>
+    <w:p>
+      <w:r>
+        <w:t>________________________________________________________________</w:t>
+      </w:r>
+    </w:p>
+    <w:p>
+      <w:r>
+        <w:t>________________________________________________________________</w:t>
+      </w:r>
+    </w:p>
+    <w:p>
+      <w:pPr>
+        <w:pStyle w:val="Heading1"/>
+      </w:pPr>
+      <w:r>
+        <w:t>03. Extra practice · Individual reasoning check</w:t>
+      </w:r>
+    </w:p>
+    <w:p>
+      <w:r>
+        <w:t>Keep this task’s complete inputs, stated rule and support record together.</w:t>
+      </w:r>
+    </w:p>
+    <w:p>
+      <w:pPr>
+        <w:pStyle w:val="Heading2"/>
+      </w:pPr>
+      <w:r>
+        <w:t>Task and evidence record</w:t>
+      </w:r>
+    </w:p>
+    <w:p>
+      <w:pPr>
+        <w:pStyle w:val="ListBullet"/>
+      </w:pPr>
+      <w:r>
+        <w:t>Use the worked case for Calibration as a group property. Proposed explanation: “A final answer is enough”. Decide whether this explanation is supported. Point to the step or supplied fact that decides; explain your repair if needed.</w:t>
+      </w:r>
+    </w:p>
+    <w:p>
+      <w:pPr>
+        <w:pStyle w:val="Heading3"/>
+      </w:pPr>
+      <w:r>
+        <w:t>My explanation before partner discussion</w:t>
+      </w:r>
+    </w:p>
+    <w:p>
+      <w:r>
+        <w:t>________________________________________________________________</w:t>
+      </w:r>
+    </w:p>
+    <w:p>
+      <w:r>
+        <w:t>________________________________________________________________</w:t>
+      </w:r>
+    </w:p>
+    <w:p>
+      <w:r>
+        <w:t>________________________________________________________________</w:t>
+      </w:r>
+    </w:p>
+    <w:p>
+      <w:r>
+        <w:t>________________________________________________________________</w:t>
+      </w:r>
+    </w:p>
+    <w:p>
+      <w:pPr>
+        <w:pStyle w:val="Heading1"/>
+      </w:pPr>
+      <w:r>
+        <w:t>05. Reference · Earlier learning target</w:t>
+      </w:r>
+    </w:p>
+    <w:p>
+      <w:r>
+        <w:t>Keep this task’s complete inputs, stated rule and support record together.</w:t>
+      </w:r>
+    </w:p>
+    <w:p>
+      <w:pPr>
+        <w:pStyle w:val="Heading2"/>
+      </w:pPr>
+      <w:r>
+        <w:t>Task and evidence record</w:t>
+      </w:r>
+    </w:p>
+    <w:p>
+      <w:pPr>
+        <w:pStyle w:val="ListBullet"/>
+      </w:pPr>
+      <w:r>
+        <w:t>Twenty cases receive score .7 and fourteen are correct. Explain what the observed rate suggests and what it does not establish about another score group.</w:t>
+      </w:r>
+    </w:p>
+    <w:p>
+      <w:pPr>
+        <w:pStyle w:val="Heading1"/>
+      </w:pPr>
+      <w:r>
+        <w:t>06. Extra practice · Earlier complete case</w:t>
+      </w:r>
+    </w:p>
+    <w:p>
+      <w:r>
+        <w:t>Keep this task’s complete inputs, stated rule and support record together.</w:t>
+      </w:r>
+    </w:p>
+    <w:p>
+      <w:pPr>
+        <w:pStyle w:val="Heading2"/>
+      </w:pPr>
+      <w:r>
+        <w:t>Task and evidence record</w:t>
+      </w:r>
+    </w:p>
+    <w:p>
+      <w:pPr>
+        <w:pStyle w:val="ListBullet"/>
+      </w:pPr>
+      <w:r>
+        <w:t>Ten cases receive probability .8 for spotted; eight are spotted.</w:t>
+      </w:r>
+    </w:p>
+    <w:p>
+      <w:pPr>
+        <w:pStyle w:val="ListBullet"/>
+      </w:pPr>
+      <w:r>
+        <w:t>Interpret calibration and its limits.</w:t>
+      </w:r>
+    </w:p>
+    <w:p>
+      <w:pPr>
+        <w:pStyle w:val="ListBullet"/>
+      </w:pPr>
+      <w:r>
+        <w:t>Show your trace, calculation or evidence</w:t>
+      </w:r>
+    </w:p>
+    <w:p>
+      <w:pPr>
+        <w:pStyle w:val="Heading3"/>
+      </w:pPr>
+      <w:r>
+        <w:t>Write or draw your reasoning and evidence.</w:t>
+      </w:r>
+    </w:p>
+    <w:p>
+      <w:r>
+        <w:t>________________________________________________________________</w:t>
+      </w:r>
+    </w:p>
+    <w:p>
+      <w:r>
+        <w:t>________________________________________________________________</w:t>
+      </w:r>
+    </w:p>
+    <w:p>
+      <w:r>
+        <w:t>________________________________________________________________</w:t>
+      </w:r>
+    </w:p>
+    <w:p>
+      <w:r>
+        <w:t>________________________________________________________________</w:t>
+      </w:r>
+    </w:p>
+    <w:p>
+      <w:r>
+        <w:t>________________________________________________________________</w:t>
+      </w:r>
+    </w:p>
+    <w:p>
+      <w:pPr>
+        <w:pStyle w:val="Heading1"/>
+      </w:pPr>
+      <w:r>
+        <w:t>07. Extra practice · Changed case</w:t>
+      </w:r>
+    </w:p>
+    <w:p>
+      <w:r>
+        <w:t>Keep this task’s complete inputs, stated rule and support record together.</w:t>
+      </w:r>
+    </w:p>
+    <w:p>
+      <w:pPr>
+        <w:pStyle w:val="Heading2"/>
+      </w:pPr>
+      <w:r>
+        <w:t>Task and evidence record</w:t>
+      </w:r>
+    </w:p>
+    <w:p>
+      <w:pPr>
+        <w:pStyle w:val="ListBullet"/>
+      </w:pPr>
+      <w:r>
+        <w:t>Among 20 predictions with score 0.8, 12 are correct. What is observed accuracy in this group and how does it compare with 0.8?</w:t>
+      </w:r>
+    </w:p>
+    <w:p>
+      <w:pPr>
+        <w:pStyle w:val="ListBullet"/>
+      </w:pPr>
+      <w:r>
+        <w:t>My independent answer and reason</w:t>
+      </w:r>
+    </w:p>
+    <w:p>
+      <w:pPr>
+        <w:pStyle w:val="Heading3"/>
+      </w:pPr>
+      <w:r>
+        <w:t>Write or draw your reasoning and evidence.</w:t>
+      </w:r>
+    </w:p>
+    <w:p>
+      <w:r>
+        <w:t>________________________________________________________________</w:t>
+      </w:r>
+    </w:p>
+    <w:p>
+      <w:r>
+        <w:t>________________________________________________________________</w:t>
+      </w:r>
+    </w:p>
+    <w:p>
+      <w:r>
+        <w:t>________________________________________________________________</w:t>
+      </w:r>
+    </w:p>
+    <w:p>
+      <w:r>
+        <w:t>________________________________________________________________</w:t>
+      </w:r>
+    </w:p>
+    <w:p>
+      <w:r>
+        <w:t>________________________________________________________________</w:t>
+      </w:r>
+    </w:p>
+    <w:p>
+      <w:pPr>
+        <w:pStyle w:val="Heading3"/>
+      </w:pPr>
+      <w:r>
+        <w:t>Week 14 Test and reflect</w:t>
+      </w:r>
+    </w:p>
+    <w:p>
+      <w:pPr>
+        <w:pStyle w:val="Heading1"/>
+      </w:pPr>
+      <w:r>
+        <w:t>08. Extra practice · Design a revealing test</w:t>
+      </w:r>
+    </w:p>
+    <w:p>
+      <w:r>
+        <w:t>Keep this task’s complete inputs, stated rule and support record together.</w:t>
+      </w:r>
+    </w:p>
+    <w:p>
+      <w:pPr>
+        <w:pStyle w:val="Heading2"/>
+      </w:pPr>
+      <w:r>
+        <w:t>Task and evidence record</w:t>
+      </w:r>
+    </w:p>
+    <w:p>
+      <w:pPr>
+        <w:pStyle w:val="ListBullet"/>
+      </w:pPr>
+      <w:r>
+        <w:t>Create a changed input, boundary case or missing-information case. Write the expected answer or safe response before testing.</w:t>
+      </w:r>
+    </w:p>
+    <w:tbl>
+      <w:tblPr>
+        <w:tblStyle w:val="LightShading-Accent1"/>
+        <w:tblW w:type="auto" w:w="0"/>
+        <w:tblLook w:firstColumn="1" w:firstRow="1" w:lastColumn="0" w:lastRow="0" w:noHBand="0" w:noVBand="1" w:val="04A0"/>
+      </w:tblPr>
+      <w:tblGrid>
+        <w:gridCol w:w="5112"/>
+        <w:gridCol w:w="5112"/>
+      </w:tblGrid>
+      <w:tr>
+        <w:trPr>
+          <w:tblHeader/>
+        </w:trPr>
+        <w:tc>
+          <w:tcPr>
+            <w:tcW w:type="dxa" w:w="5112"/>
+          </w:tcPr>
+          <w:p>
+            <w:r>
+              <w:t>Test record</w:t>
+            </w:r>
+          </w:p>
+        </w:tc>
+        <w:tc>
+          <w:tcPr>
+            <w:tcW w:type="dxa" w:w="5112"/>
+          </w:tcPr>
+          <w:p>
+            <w:r>
+              <w:t>My evidence</w:t>
+            </w:r>
+          </w:p>
+        </w:tc>
+      </w:tr>
+      <w:tr>
+        <w:tc>
+          <w:tcPr>
+            <w:tcW w:type="dxa" w:w="5112"/>
+          </w:tcPr>
+          <w:p>
+            <w:r>
+              <w:t>Changed input or condition</w:t>
+            </w:r>
+          </w:p>
+        </w:tc>
+        <w:tc>
+          <w:tcPr>
+            <w:tcW w:type="dxa" w:w="5112"/>
+          </w:tcPr>
+          <w:p>
+            <w:r/>
+          </w:p>
+        </w:tc>
+      </w:tr>
+      <w:tr>
+        <w:tc>
+          <w:tcPr>
+            <w:tcW w:type="dxa" w:w="5112"/>
+          </w:tcPr>
+          <w:p>
+            <w:r>
+              <w:t>Expected answer or fallback</w:t>
+            </w:r>
+          </w:p>
+        </w:tc>
+        <w:tc>
+          <w:tcPr>
+            <w:tcW w:type="dxa" w:w="5112"/>
+          </w:tcPr>
+          <w:p>
+            <w:r/>
+          </w:p>
+        </w:tc>
+      </w:tr>
+      <w:tr>
+        <w:tc>
+          <w:tcPr>
+            <w:tcW w:type="dxa" w:w="5112"/>
+          </w:tcPr>
+          <w:p>
+            <w:r>
+              <w:t>Observed result</w:t>
+            </w:r>
+          </w:p>
+        </w:tc>
+        <w:tc>
+          <w:tcPr>
+            <w:tcW w:type="dxa" w:w="5112"/>
+          </w:tcPr>
+          <w:p>
+            <w:r/>
+          </w:p>
+        </w:tc>
+      </w:tr>
+      <w:tr>
+        <w:tc>
+          <w:tcPr>
+            <w:tcW w:type="dxa" w:w="5112"/>
+          </w:tcPr>
+          <w:p>
+            <w:r>
+              <w:t>Why the result occurred</w:t>
+            </w:r>
+          </w:p>
+        </w:tc>
+        <w:tc>
+          <w:tcPr>
+            <w:tcW w:type="dxa" w:w="5112"/>
+          </w:tcPr>
+          <w:p>
+            <w:r/>
+          </w:p>
+        </w:tc>
+      </w:tr>
+    </w:tbl>
+    <w:p>
+      <w:pPr>
+        <w:pStyle w:val="Heading1"/>
+      </w:pPr>
+      <w:r>
+        <w:t>11. Extra practice · Earlier transfer</w:t>
+      </w:r>
+    </w:p>
+    <w:p>
+      <w:r>
+        <w:t>Keep this task’s complete inputs, stated rule and support record together.</w:t>
+      </w:r>
+    </w:p>
+    <w:p>
+      <w:pPr>
+        <w:pStyle w:val="Heading2"/>
+      </w:pPr>
+      <w:r>
+        <w:t>Task and evidence record</w:t>
+      </w:r>
+    </w:p>
+    <w:p>
+      <w:pPr>
+        <w:pStyle w:val="ListBullet"/>
+      </w:pPr>
+      <w:r>
+        <w:t>Twenty cases receive score .7 and fourteen are correct. Explain what the observed rate suggests and what it does not establish about another score group.</w:t>
+      </w:r>
+    </w:p>
+    <w:p>
+      <w:pPr>
+        <w:pStyle w:val="Heading3"/>
+      </w:pPr>
+      <w:r>
+        <w:t>My independently reasoned answer</w:t>
+      </w:r>
+    </w:p>
+    <w:p>
+      <w:r>
+        <w:t>________________________________________________________________</w:t>
+      </w:r>
+    </w:p>
+    <w:p>
+      <w:r>
+        <w:t>________________________________________________________________</w:t>
+      </w:r>
+    </w:p>
+    <w:p>
+      <w:r>
+        <w:t>________________________________________________________________</w:t>
+      </w:r>
+    </w:p>
+    <w:p>
+      <w:r>
+        <w:t>________________________________________________________________</w:t>
+      </w:r>
+    </w:p>
+    <w:p>
+      <w:r>
+        <w:t>________________________________________________________________</w:t>
+      </w:r>
+    </w:p>
+    <w:p>
+      <w:r>
+        <w:t>________________________________________________________________</w:t>
+      </w:r>
+    </w:p>
+    <w:p>
+      <w:r>
+        <w:t>________________________________________________________________</w:t>
+      </w:r>
+    </w:p>
+    <w:p>
+      <w:pPr>
+        <w:pStyle w:val="ListBullet"/>
+      </w:pPr>
+      <w:r>
+        <w:t>Record support used: none, hint or teacher explanation.</w:t>
+      </w:r>
+    </w:p>
+    <w:p>
+      <w:pPr>
+        <w:pStyle w:val="Heading1"/>
+      </w:pPr>
+      <w:r>
+        <w:t>15. Reference · Earlier W4 record</w:t>
+      </w:r>
+    </w:p>
+    <w:p>
+      <w:r>
+        <w:t>Keep this task’s complete inputs, stated rule and support record together.</w:t>
+      </w:r>
+    </w:p>
+    <w:p>
+      <w:pPr>
+        <w:pStyle w:val="Heading2"/>
+      </w:pPr>
+      <w:r>
+        <w:t>Task and evidence record</w:t>
+      </w:r>
+    </w:p>
+    <w:p>
+      <w:pPr>
+        <w:pStyle w:val="ListBullet"/>
+      </w:pPr>
+      <w:r>
+        <w:t>Twenty cases all predict .3 with eight positives; ten all predict .7 with seven positives. Give plot points and interpret.</w:t>
+      </w:r>
+    </w:p>
+    <w:p>
+      <w:pPr>
+        <w:pStyle w:val="Heading3"/>
+      </w:pPr>
+      <w:r>
+        <w:t>My reasoning and evidence</w:t>
+      </w:r>
+    </w:p>
+    <w:p>
+      <w:r>
+        <w:t>________________________________________________________________</w:t>
+      </w:r>
+    </w:p>
+    <w:p>
+      <w:r>
+        <w:t>________________________________________________________________</w:t>
+      </w:r>
+    </w:p>
+    <w:p>
+      <w:r>
+        <w:t>________________________________________________________________</w:t>
+      </w:r>
+    </w:p>
+    <w:p>
+      <w:r>
+        <w:t>________________________________________________________________</w:t>
+      </w:r>
+    </w:p>
+    <w:p>
+      <w:r>
+        <w:t>________________________________________________________________</w:t>
+      </w:r>
+    </w:p>
+    <w:p>
+      <w:r>
+        <w:t>________________________________________________________________</w:t>
+      </w:r>
+    </w:p>
+    <w:p>
+      <w:r>
+        <w:t>________________________________________________________________</w:t>
+      </w:r>
+    </w:p>
+    <w:p>
+      <w:r>
+        <w:t>________________________________________________________________</w:t>
+      </w:r>
+    </w:p>
+    <w:p>
+      <w:pPr>
+        <w:pStyle w:val="Heading1"/>
+      </w:pPr>
+      <w:r>
+        <w:t>18. Extra practice · Pictured case</w:t>
+      </w:r>
+    </w:p>
+    <w:p>
+      <w:r>
+        <w:t>Keep this task’s complete inputs, stated rule and support record together.</w:t>
+      </w:r>
+    </w:p>
+    <w:p>
+      <w:pPr>
+        <w:pStyle w:val="Heading2"/>
+      </w:pPr>
+      <w:r>
+        <w:t>Task and evidence record</w:t>
+      </w:r>
+    </w:p>
+    <w:p>
+      <w:pPr>
+        <w:pStyle w:val="ListBullet"/>
+      </w:pPr>
+      <w:r>
+        <w:t>Treat calibration as a comparison across groups of probability scores.</w:t>
+      </w:r>
+    </w:p>
+    <w:p>
+      <w:pPr>
+        <w:pStyle w:val="ListBullet"/>
+      </w:pPr>
+      <w:r>
+        <w:t>Toy classifier outputs p(spotted)=0.8 on ten cases; eight are actually spotted. Another ten have p=0.2; four are spotted.</w:t>
+      </w:r>
+    </w:p>
+    <w:p>
+      <w:pPr>
+        <w:pStyle w:val="ListBullet"/>
+      </w:pPr>
+      <w:r>
+        <w:t>All inputs and outcomes in this worked example are invented classroom data; no real model run is claimed.</w:t>
       </w:r>
     </w:p>
     <w:p>
@@ -1802,37 +1647,10 @@
     </w:p>
     <w:p>
       <w:pPr>
-        <w:spacing w:line="336" w:lineRule="auto" w:after="180"/>
-      </w:pPr>
-      <w:r>
-        <w:rPr>
-          <w:b w:val="0"/>
-        </w:rPr>
-        <w:t xml:space="preserve">Does a calibrated 0.8 </w:t>
-      </w:r>
-      <w:r>
-        <w:rPr>
-          <w:b/>
-        </w:rPr>
-        <w:t>score</w:t>
-      </w:r>
-      <w:r>
-        <w:rPr>
-          <w:b w:val="0"/>
-        </w:rPr>
-        <w:t xml:space="preserve"> mean every such leaf is spotted? Point to the relevant step in the picture, then write the changed result and the rule or </w:t>
-      </w:r>
-      <w:r>
-        <w:rPr>
-          <w:b/>
-        </w:rPr>
-        <w:t>evidence</w:t>
-      </w:r>
-      <w:r>
-        <w:rPr>
-          <w:b w:val="0"/>
-        </w:rPr>
-        <w:t xml:space="preserve"> that supports it.</w:t>
+        <w:pStyle w:val="ListBullet"/>
+      </w:pPr>
+      <w:r>
+        <w:t>Does a calibrated 0.8 score mean every such leaf is spotted? Point to the relevant step in the picture, then write the changed result and the rule or evidence that supports it.</w:t>
       </w:r>
     </w:p>
     <w:p>
@@ -1875,68 +1693,18 @@
     </w:p>
     <w:p>
       <w:pPr>
-        <w:pStyle w:val="Heading3"/>
-      </w:pPr>
-      <w:r>
-        <w:t>Record the help used</w:t>
-      </w:r>
-    </w:p>
-    <w:p>
-      <w:pPr>
-        <w:spacing w:line="336" w:lineRule="auto" w:after="180"/>
-        <w:shd w:fill="F1F6F8"/>
-      </w:pPr>
-      <w:r>
-        <w:rPr>
-          <w:b w:val="0"/>
-        </w:rPr>
-        <w:t xml:space="preserve">Support used: alone / hint / worked example. This record is practice </w:t>
-      </w:r>
-      <w:r>
-        <w:rPr>
-          <w:b/>
-        </w:rPr>
-        <w:t>evidence</w:t>
-      </w:r>
-      <w:r>
-        <w:rPr>
-          <w:b w:val="0"/>
-        </w:rPr>
-        <w:t>.</w:t>
-      </w:r>
-    </w:p>
-    <w:p>
-      <w:pPr>
-        <w:spacing w:line="336" w:lineRule="auto" w:after="180"/>
-      </w:pPr>
-      <w:r>
-        <w:rPr>
-          <w:b w:val="0"/>
-        </w:rPr>
-        <w:t xml:space="preserve">Project connection: For your Responsible Plant Classifier, save the </w:t>
-      </w:r>
-      <w:r>
-        <w:rPr>
-          <w:b/>
-        </w:rPr>
-        <w:t>input</w:t>
-      </w:r>
-      <w:r>
-        <w:rPr>
-          <w:b w:val="0"/>
-        </w:rPr>
-        <w:t>, procedure, observed result and limitation of this check.</w:t>
-      </w:r>
-    </w:p>
-    <w:p>
-      <w:pPr>
-        <w:spacing w:line="336" w:lineRule="auto" w:after="180"/>
-      </w:pPr>
-      <w:r>
-        <w:rPr>
-          <w:b w:val="0"/>
-        </w:rPr>
-        <w:t>Label this worked example as practice; use a different, previously unreviewed case when checking independent understanding.</w:t>
+        <w:pStyle w:val="ListBullet"/>
+      </w:pPr>
+      <w:r>
+        <w:t>Support used: alone / hint / worked example. This record is practice evidence.</w:t>
+      </w:r>
+    </w:p>
+    <w:p>
+      <w:pPr>
+        <w:pStyle w:val="ListBullet"/>
+      </w:pPr>
+      <w:r>
+        <w:t>Project connection: For your Responsible Plant Classifier, save the input, procedure, observed result and limitation of this check. Label this worked example as practice; use a different, previously unreviewed case when checking independent understanding.</w:t>
       </w:r>
     </w:p>
     <w:p>
@@ -1944,68 +1712,44 @@
         <w:pStyle w:val="Heading1"/>
       </w:pPr>
       <w:r>
-        <w:t>19. Project portfolio milestone</w:t>
-      </w:r>
-    </w:p>
-    <w:p>
-      <w:r>
-        <w:t>Keep this week’s input, deciding step, result and limit together in the Responsible Plant Classifier record.</w:t>
-      </w:r>
-    </w:p>
-    <w:p>
-      <w:pPr>
-        <w:spacing w:line="336" w:lineRule="auto" w:after="180"/>
-      </w:pPr>
-      <w:r>
-        <w:rPr>
-          <w:b w:val="0"/>
-        </w:rPr>
+        <w:t>19. Reference · Project portfolio milestone</w:t>
+      </w:r>
+    </w:p>
+    <w:p>
+      <w:r>
+        <w:t>Keep this task’s complete inputs, stated rule and support record together.</w:t>
+      </w:r>
+    </w:p>
+    <w:p>
+      <w:pPr>
+        <w:pStyle w:val="Heading2"/>
+      </w:pPr>
+      <w:r>
+        <w:t>Task and evidence record</w:t>
+      </w:r>
+    </w:p>
+    <w:p>
+      <w:pPr>
+        <w:pStyle w:val="ListBullet"/>
+      </w:pPr>
+      <w:r>
         <w:t>Project: Responsible Plant Classifier</w:t>
       </w:r>
     </w:p>
     <w:p>
       <w:pPr>
-        <w:spacing w:line="336" w:lineRule="auto" w:after="180"/>
-      </w:pPr>
-      <w:r>
-        <w:rPr>
-          <w:b w:val="0"/>
-        </w:rPr>
+        <w:pStyle w:val="ListBullet"/>
+      </w:pPr>
+      <w:r>
         <w:t>Current milestone: Test changed cases. Keep normal, boundary and failure cases; compare expected and observed results.</w:t>
       </w:r>
     </w:p>
     <w:p>
       <w:pPr>
-        <w:spacing w:line="336" w:lineRule="auto" w:after="180"/>
-      </w:pPr>
-      <w:r>
-        <w:rPr>
-          <w:b w:val="0"/>
-        </w:rPr>
-        <w:t xml:space="preserve">For your Responsible Plant Classifier, save the </w:t>
-      </w:r>
-      <w:r>
-        <w:rPr>
-          <w:b/>
-        </w:rPr>
-        <w:t>input</w:t>
-      </w:r>
-      <w:r>
-        <w:rPr>
-          <w:b w:val="0"/>
-        </w:rPr>
-        <w:t>, procedure, observed result and limitation of this check.</w:t>
-      </w:r>
-    </w:p>
-    <w:p>
-      <w:pPr>
-        <w:spacing w:line="336" w:lineRule="auto" w:after="180"/>
-      </w:pPr>
-      <w:r>
-        <w:rPr>
-          <w:b w:val="0"/>
-        </w:rPr>
-        <w:t>Label this worked example as practice; use a different, previously unreviewed case when checking independent understanding.</w:t>
+        <w:pStyle w:val="ListBullet"/>
+      </w:pPr>
+      <w:r>
+        <w:t>For your Responsible Plant Classifier, save the input, procedure, observed result and limitation of this check. Label this worked example as practice; use a different, previously unreviewed case when checking independent understanding.</w:t>
       </w:r>
     </w:p>
     <w:tbl>
@@ -2162,12 +1906,609 @@
         <w:pStyle w:val="Heading1"/>
       </w:pPr>
       <w:r>
-        <w:t>20. Supported practice and learning evidence</w:t>
-      </w:r>
-    </w:p>
-    <w:p>
-      <w:r>
-        <w:t>Try the supported questions before comparing with hints and feedback. Record what you repaired and the evidence you retained.</w:t>
+        <w:t>20. Extra practice · Predict, check and repair</w:t>
+      </w:r>
+    </w:p>
+    <w:p>
+      <w:r>
+        <w:t>Keep supported feedback separate from the reserved independent case.</w:t>
+      </w:r>
+    </w:p>
+    <w:p>
+      <w:pPr>
+        <w:pStyle w:val="Heading2"/>
+      </w:pPr>
+      <w:r>
+        <w:t>First supported question and hint</w:t>
+      </w:r>
+    </w:p>
+    <w:p>
+      <w:pPr>
+        <w:pStyle w:val="ListBullet"/>
+      </w:pPr>
+      <w:r>
+        <w:t>Treat calibration as a comparison across groups of probability scores.</w:t>
+      </w:r>
+    </w:p>
+    <w:p>
+      <w:pPr>
+        <w:pStyle w:val="Heading3"/>
+      </w:pPr>
+      <w:r>
+        <w:t>Practice 1: explain the deciding evidence</w:t>
+      </w:r>
+    </w:p>
+    <w:p>
+      <w:pPr>
+        <w:pStyle w:val="ListBullet"/>
+      </w:pPr>
+      <w:r>
+        <w:t>Which labelled step matches this detail? The 0.8 group matches here; the 0.2 group understates the observed fraction by 0.2.</w:t>
+      </w:r>
+    </w:p>
+    <w:p>
+      <w:pPr>
+        <w:pStyle w:val="ListBullet"/>
+      </w:pPr>
+      <w:r>
+        <w:t>1. Group scores</w:t>
+      </w:r>
+    </w:p>
+    <w:p>
+      <w:pPr>
+        <w:pStyle w:val="ListBullet"/>
+      </w:pPr>
+      <w:r>
+        <w:t>2. Compare frequencies</w:t>
+      </w:r>
+    </w:p>
+    <w:p>
+      <w:pPr>
+        <w:pStyle w:val="ListBullet"/>
+      </w:pPr>
+      <w:r>
+        <w:t>3. Interpret gap</w:t>
+      </w:r>
+    </w:p>
+    <w:p>
+      <w:pPr>
+        <w:pStyle w:val="Heading3"/>
+      </w:pPr>
+      <w:r>
+        <w:t>My selected conclusion, deciding fact and explanation</w:t>
+      </w:r>
+    </w:p>
+    <w:p>
+      <w:r>
+        <w:t>________________________________________________________________</w:t>
+      </w:r>
+    </w:p>
+    <w:p>
+      <w:r>
+        <w:t>________________________________________________________________</w:t>
+      </w:r>
+    </w:p>
+    <w:p>
+      <w:r>
+        <w:t>________________________________________________________________</w:t>
+      </w:r>
+    </w:p>
+    <w:p>
+      <w:r>
+        <w:t>________________________________________________________________</w:t>
+      </w:r>
+    </w:p>
+    <w:p>
+      <w:r>
+        <w:t>________________________________________________________________</w:t>
+      </w:r>
+    </w:p>
+    <w:p>
+      <w:pPr>
+        <w:pStyle w:val="ListBullet"/>
+      </w:pPr>
+      <w:r>
+        <w:t>Hint if needed: Read the steps in the pictorial case. Match the supplied detail to the stage that performs or records it.</w:t>
+      </w:r>
+    </w:p>
+    <w:p>
+      <w:pPr>
+        <w:pStyle w:val="Heading2"/>
+      </w:pPr>
+      <w:r>
+        <w:t>Check the first explanation · reference / check after trying</w:t>
+      </w:r>
+    </w:p>
+    <w:p>
+      <w:pPr>
+        <w:spacing w:line="336" w:lineRule="auto" w:after="180"/>
+      </w:pPr>
+      <w:r>
+        <w:rPr>
+          <w:b w:val="0"/>
+        </w:rPr>
+        <w:t>After your attempt, compare with the supported explanation: Interpret gap The 0.8 group matches here; the 0.2 group understates the observed fraction by 0.2. Read the picture in order.</w:t>
+      </w:r>
+    </w:p>
+    <w:p>
+      <w:pPr>
+        <w:spacing w:line="336" w:lineRule="auto" w:after="180"/>
+      </w:pPr>
+      <w:r>
+        <w:rPr>
+          <w:b w:val="0"/>
+        </w:rPr>
+        <w:t xml:space="preserve">The 0.8 group matches here; the 0.2 group understates the observed fraction by 0.2. The arrows show which recorded </w:t>
+      </w:r>
+      <w:r>
+        <w:rPr>
+          <w:b/>
+        </w:rPr>
+        <w:t>input</w:t>
+      </w:r>
+      <w:r>
+        <w:rPr>
+          <w:b w:val="0"/>
+        </w:rPr>
+        <w:t xml:space="preserve"> or intermediate result each decision uses.</w:t>
+      </w:r>
+    </w:p>
+    <w:p>
+      <w:pPr>
+        <w:spacing w:line="336" w:lineRule="auto" w:after="180"/>
+      </w:pPr>
+      <w:r>
+        <w:rPr>
+          <w:b w:val="0"/>
+        </w:rPr>
+        <w:t>Explain the deciding step aloud before checking the changed case; pointing to the final answer alone does not show how it follows.</w:t>
+      </w:r>
+    </w:p>
+    <w:p>
+      <w:pPr>
+        <w:pStyle w:val="Heading2"/>
+      </w:pPr>
+      <w:r>
+        <w:t>Changed-case question and hint</w:t>
+      </w:r>
+    </w:p>
+    <w:p>
+      <w:pPr>
+        <w:pStyle w:val="Heading3"/>
+      </w:pPr>
+      <w:r>
+        <w:t>Practice 2: explain the deciding evidence</w:t>
+      </w:r>
+    </w:p>
+    <w:p>
+      <w:pPr>
+        <w:pStyle w:val="ListBullet"/>
+      </w:pPr>
+      <w:r>
+        <w:t>Changed-case practice: The 0.2 group has two spotted cases instead of four. Which conclusion is supported by the supplied facts?</w:t>
+      </w:r>
+    </w:p>
+    <w:p>
+      <w:pPr>
+        <w:pStyle w:val="ListBullet"/>
+      </w:pPr>
+      <w:r>
+        <w:t>1. Its observed fraction becomes 0.2 and matches the supplied score in this group.</w:t>
+      </w:r>
+    </w:p>
+    <w:p>
+      <w:pPr>
+        <w:pStyle w:val="ListBullet"/>
+      </w:pPr>
+      <w:r>
+        <w:t>2. This one example guarantees correct results for every future input.</w:t>
+      </w:r>
+    </w:p>
+    <w:p>
+      <w:pPr>
+        <w:pStyle w:val="ListBullet"/>
+      </w:pPr>
+      <w:r>
+        <w:t>3. We can decide the result without examining the changed input or the procedure.</w:t>
+      </w:r>
+    </w:p>
+    <w:p>
+      <w:pPr>
+        <w:pStyle w:val="Heading3"/>
+      </w:pPr>
+      <w:r>
+        <w:t>My selected conclusion, deciding fact and explanation</w:t>
+      </w:r>
+    </w:p>
+    <w:p>
+      <w:r>
+        <w:t>________________________________________________________________</w:t>
+      </w:r>
+    </w:p>
+    <w:p>
+      <w:r>
+        <w:t>________________________________________________________________</w:t>
+      </w:r>
+    </w:p>
+    <w:p>
+      <w:r>
+        <w:t>________________________________________________________________</w:t>
+      </w:r>
+    </w:p>
+    <w:p>
+      <w:r>
+        <w:t>________________________________________________________________</w:t>
+      </w:r>
+    </w:p>
+    <w:p>
+      <w:r>
+        <w:t>________________________________________________________________</w:t>
+      </w:r>
+    </w:p>
+    <w:p>
+      <w:pPr>
+        <w:pStyle w:val="ListBullet"/>
+      </w:pPr>
+      <w:r>
+        <w:t>Hint if needed: Use the changed condition and the deciding step in the pictorial trace. The answer must say what follows from those facts.</w:t>
+      </w:r>
+    </w:p>
+    <w:p>
+      <w:pPr>
+        <w:pStyle w:val="Heading2"/>
+      </w:pPr>
+      <w:r>
+        <w:t>Check the changed explanation · reference / check after trying</w:t>
+      </w:r>
+    </w:p>
+    <w:p>
+      <w:pPr>
+        <w:spacing w:line="336" w:lineRule="auto" w:after="180"/>
+      </w:pPr>
+      <w:r>
+        <w:rPr>
+          <w:b w:val="0"/>
+        </w:rPr>
+        <w:t xml:space="preserve">After your attempt, compare with the supported explanation: Its observed fraction becomes 0.2 and matches the supplied </w:t>
+      </w:r>
+      <w:r>
+        <w:rPr>
+          <w:b/>
+        </w:rPr>
+        <w:t>score</w:t>
+      </w:r>
+      <w:r>
+        <w:rPr>
+          <w:b w:val="0"/>
+        </w:rPr>
+        <w:t xml:space="preserve"> in this group. </w:t>
+      </w:r>
+      <w:r>
+        <w:rPr>
+          <w:b/>
+        </w:rPr>
+        <w:t>Calibration</w:t>
+      </w:r>
+      <w:r>
+        <w:rPr>
+          <w:b w:val="0"/>
+        </w:rPr>
+        <w:t xml:space="preserve"> compares stated probabilities with group outcome frequencies.</w:t>
+      </w:r>
+    </w:p>
+    <w:p>
+      <w:pPr>
+        <w:pStyle w:val="Heading2"/>
+      </w:pPr>
+      <w:r>
+        <w:t>Repair and keep the record</w:t>
+      </w:r>
+    </w:p>
+    <w:p>
+      <w:pPr>
+        <w:spacing w:line="336" w:lineRule="auto" w:after="180"/>
+      </w:pPr>
+      <w:r>
+        <w:rPr>
+          <w:b w:val="0"/>
+        </w:rPr>
+        <w:t xml:space="preserve">Review Train a Classifier (ai-4/13). Goal: Connect </w:t>
+      </w:r>
+      <w:r>
+        <w:rPr>
+          <w:b/>
+        </w:rPr>
+        <w:t>training</w:t>
+      </w:r>
+      <w:r>
+        <w:rPr>
+          <w:b w:val="0"/>
+        </w:rPr>
+        <w:t xml:space="preserve">-only scaling and neighbour </w:t>
+      </w:r>
+      <w:r>
+        <w:rPr>
+          <w:b/>
+        </w:rPr>
+        <w:t>prediction</w:t>
+      </w:r>
+      <w:r>
+        <w:rPr>
+          <w:b w:val="0"/>
+        </w:rPr>
+        <w:t xml:space="preserve"> in one pipeline. Short practice: Which pipeline record would help another team reproduce the result?</w:t>
+      </w:r>
+    </w:p>
+    <w:p>
+      <w:pPr>
+        <w:spacing w:line="336" w:lineRule="auto" w:after="180"/>
+      </w:pPr>
+      <w:r>
+        <w:rPr>
+          <w:b w:val="0"/>
+        </w:rPr>
+        <w:t xml:space="preserve">Point to the relevant step in the picture, then write the changed result and the rule or </w:t>
+      </w:r>
+      <w:r>
+        <w:rPr>
+          <w:b/>
+        </w:rPr>
+        <w:t>evidence</w:t>
+      </w:r>
+      <w:r>
+        <w:rPr>
+          <w:b w:val="0"/>
+        </w:rPr>
+        <w:t xml:space="preserve"> that supports it.. Return to this week and explain what you changed.</w:t>
+      </w:r>
+    </w:p>
+    <w:p>
+      <w:pPr>
+        <w:spacing w:line="336" w:lineRule="auto" w:after="180"/>
+      </w:pPr>
+      <w:r>
+        <w:rPr>
+          <w:b w:val="0"/>
+        </w:rPr>
+        <w:t xml:space="preserve">Review Decision Trees (ai-4/11). Goal: Fit a root question and leaf </w:t>
+      </w:r>
+      <w:r>
+        <w:rPr>
+          <w:b/>
+        </w:rPr>
+        <w:t>prediction</w:t>
+      </w:r>
+      <w:r>
+        <w:rPr>
+          <w:b w:val="0"/>
+        </w:rPr>
+        <w:t xml:space="preserve">s from </w:t>
+      </w:r>
+      <w:r>
+        <w:rPr>
+          <w:b/>
+        </w:rPr>
+        <w:t>training</w:t>
+      </w:r>
+      <w:r>
+        <w:rPr>
+          <w:b w:val="0"/>
+        </w:rPr>
+        <w:t xml:space="preserve"> examples. Short practice: Which </w:t>
+      </w:r>
+      <w:r>
+        <w:rPr>
+          <w:b/>
+        </w:rPr>
+        <w:t>input</w:t>
+      </w:r>
+      <w:r>
+        <w:rPr>
+          <w:b w:val="0"/>
+        </w:rPr>
+        <w:t xml:space="preserve"> distinguishes the original and changed tree?</w:t>
+      </w:r>
+    </w:p>
+    <w:p>
+      <w:pPr>
+        <w:spacing w:line="336" w:lineRule="auto" w:after="180"/>
+      </w:pPr>
+      <w:r>
+        <w:rPr>
+          <w:b w:val="0"/>
+        </w:rPr>
+        <w:t xml:space="preserve">Point to the relevant step in the picture, then write the changed result and the rule or </w:t>
+      </w:r>
+      <w:r>
+        <w:rPr>
+          <w:b/>
+        </w:rPr>
+        <w:t>evidence</w:t>
+      </w:r>
+      <w:r>
+        <w:rPr>
+          <w:b w:val="0"/>
+        </w:rPr>
+        <w:t xml:space="preserve"> that supports it.. Return to this week and explain what you changed.</w:t>
+      </w:r>
+    </w:p>
+    <w:p>
+      <w:pPr>
+        <w:spacing w:line="336" w:lineRule="auto" w:after="180"/>
+      </w:pPr>
+      <w:r>
+        <w:rPr>
+          <w:b w:val="0"/>
+        </w:rPr>
+        <w:t xml:space="preserve">Review Leakage (ai-4/8). Goal: Choose a split unit that matches the intended </w:t>
+      </w:r>
+      <w:r>
+        <w:rPr>
+          <w:b/>
+        </w:rPr>
+        <w:t>prediction</w:t>
+      </w:r>
+      <w:r>
+        <w:rPr>
+          <w:b w:val="0"/>
+        </w:rPr>
+        <w:t xml:space="preserve"> claim. Short practice: How many independently new plant identities are in the original test?</w:t>
+      </w:r>
+    </w:p>
+    <w:p>
+      <w:pPr>
+        <w:spacing w:line="336" w:lineRule="auto" w:after="180"/>
+      </w:pPr>
+      <w:r>
+        <w:rPr>
+          <w:b w:val="0"/>
+        </w:rPr>
+        <w:t xml:space="preserve">Point to the relevant step in the picture, then write the changed result and the rule or </w:t>
+      </w:r>
+      <w:r>
+        <w:rPr>
+          <w:b/>
+        </w:rPr>
+        <w:t>evidence</w:t>
+      </w:r>
+      <w:r>
+        <w:rPr>
+          <w:b w:val="0"/>
+        </w:rPr>
+        <w:t xml:space="preserve"> that supports it.. Return to this week and explain what you changed.</w:t>
+      </w:r>
+    </w:p>
+    <w:p>
+      <w:pPr>
+        <w:spacing w:line="336" w:lineRule="auto" w:after="180"/>
+      </w:pPr>
+      <w:r>
+        <w:rPr>
+          <w:b w:val="0"/>
+        </w:rPr>
+        <w:t xml:space="preserve">The browser lab lets you edit the supported Python examples already included in this lesson. Predict first, run, inspect the actual </w:t>
+      </w:r>
+      <w:r>
+        <w:rPr>
+          <w:b/>
+        </w:rPr>
+        <w:t>output</w:t>
+      </w:r>
+      <w:r>
+        <w:rPr>
+          <w:b w:val="0"/>
+        </w:rPr>
+        <w:t xml:space="preserve"> or error, change one </w:t>
+      </w:r>
+      <w:r>
+        <w:rPr>
+          <w:b/>
+        </w:rPr>
+        <w:t>input</w:t>
+      </w:r>
+      <w:r>
+        <w:rPr>
+          <w:b w:val="0"/>
+        </w:rPr>
+        <w:t>, then run again.</w:t>
+      </w:r>
+    </w:p>
+    <w:p>
+      <w:pPr>
+        <w:spacing w:line="336" w:lineRule="auto" w:after="180"/>
+      </w:pPr>
+      <w:r>
+        <w:rPr>
+          <w:b w:val="0"/>
+        </w:rPr>
+        <w:t xml:space="preserve">Keep code, </w:t>
+      </w:r>
+      <w:r>
+        <w:rPr>
+          <w:b/>
+        </w:rPr>
+        <w:t>prediction</w:t>
+      </w:r>
+      <w:r>
+        <w:rPr>
+          <w:b w:val="0"/>
+        </w:rPr>
+        <w:t>s, actual results and a reasoned revision together. On paper, label your result as a trace rather than an execution.</w:t>
+      </w:r>
+    </w:p>
+    <w:p>
+      <w:pPr>
+        <w:spacing w:line="336" w:lineRule="auto" w:after="180"/>
+      </w:pPr>
+      <w:r>
+        <w:rPr>
+          <w:b w:val="0"/>
+        </w:rPr>
+        <w:t xml:space="preserve">Use Download completed work in the hosted lesson to export your answers, reflections, practice feedback and code-run </w:t>
+      </w:r>
+      <w:r>
+        <w:rPr>
+          <w:b/>
+        </w:rPr>
+        <w:t>evidence</w:t>
+      </w:r>
+      <w:r>
+        <w:rPr>
+          <w:b w:val="0"/>
+        </w:rPr>
+        <w:t>. Open the HTML copy to read or print it.</w:t>
+      </w:r>
+    </w:p>
+    <w:p>
+      <w:pPr>
+        <w:spacing w:line="336" w:lineRule="auto" w:after="180"/>
+      </w:pPr>
+      <w:r>
+        <w:rPr>
+          <w:b w:val="0"/>
+        </w:rPr>
+        <w:t>Drafts stay in this browser when storage is available; clear drafts on a shared device.</w:t>
+      </w:r>
+    </w:p>
+    <w:p>
+      <w:pPr>
+        <w:pStyle w:val="Heading3"/>
+      </w:pPr>
+      <w:r>
+        <w:t>What I repaired, the evidence I kept and the next test</w:t>
+      </w:r>
+    </w:p>
+    <w:p>
+      <w:r>
+        <w:t>________________________________________________________________</w:t>
+      </w:r>
+    </w:p>
+    <w:p>
+      <w:r>
+        <w:t>________________________________________________________________</w:t>
+      </w:r>
+    </w:p>
+    <w:p>
+      <w:r>
+        <w:t>________________________________________________________________</w:t>
+      </w:r>
+    </w:p>
+    <w:p>
+      <w:r>
+        <w:t>________________________________________________________________</w:t>
+      </w:r>
+    </w:p>
+    <w:p>
+      <w:r>
+        <w:t>________________________________________________________________</w:t>
+      </w:r>
+    </w:p>
+    <w:p>
+      <w:pPr>
+        <w:pStyle w:val="Heading2"/>
+      </w:pPr>
+      <w:r>
+        <w:t>Earlier wording, alternatives and picture transcripts · reference / check after trying</w:t>
       </w:r>
     </w:p>
     <w:p>
@@ -2183,104 +2524,10 @@
     </w:p>
     <w:p>
       <w:pPr>
-        <w:spacing w:line="336" w:lineRule="auto" w:after="180"/>
-      </w:pPr>
-      <w:r>
-        <w:rPr>
-          <w:b w:val="0"/>
-        </w:rPr>
-        <w:t xml:space="preserve">Treat </w:t>
-      </w:r>
-      <w:r>
-        <w:rPr>
-          <w:b/>
-        </w:rPr>
-        <w:t>calibration</w:t>
-      </w:r>
-      <w:r>
-        <w:rPr>
-          <w:b w:val="0"/>
-        </w:rPr>
-        <w:t xml:space="preserve"> as a comparison across groups of probability </w:t>
-      </w:r>
-      <w:r>
-        <w:rPr>
-          <w:b/>
-        </w:rPr>
-        <w:t>score</w:t>
-      </w:r>
-      <w:r>
-        <w:rPr>
-          <w:b w:val="0"/>
-        </w:rPr>
-        <w:t>s.</w:t>
-      </w:r>
-    </w:p>
-    <w:p>
-      <w:pPr>
         <w:pStyle w:val="Heading3"/>
       </w:pPr>
       <w:r>
-        <w:t>Practice 1: explain the deciding evidence</w:t>
-      </w:r>
-    </w:p>
-    <w:p>
-      <w:pPr>
-        <w:spacing w:line="336" w:lineRule="auto" w:after="180"/>
-      </w:pPr>
-      <w:r>
-        <w:rPr>
-          <w:b w:val="0"/>
-        </w:rPr>
-        <w:t>Which labelled step matches this detail? The 0.8 group matches here; the 0.2 group understates the observed fraction by 0.2.</w:t>
-      </w:r>
-    </w:p>
-    <w:p>
-      <w:pPr>
-        <w:spacing w:line="336" w:lineRule="auto" w:after="180"/>
-        <w:shd w:fill="F4F9FC"/>
-      </w:pPr>
-      <w:r>
-        <w:rPr>
-          <w:b w:val="0"/>
-        </w:rPr>
-        <w:t xml:space="preserve">1. Group </w:t>
-      </w:r>
-      <w:r>
-        <w:rPr>
-          <w:b/>
-        </w:rPr>
-        <w:t>score</w:t>
-      </w:r>
-      <w:r>
-        <w:rPr>
-          <w:b w:val="0"/>
-        </w:rPr>
-        <w:t>s</w:t>
-      </w:r>
-    </w:p>
-    <w:p>
-      <w:pPr>
-        <w:spacing w:line="336" w:lineRule="auto" w:after="180"/>
-        <w:shd w:fill="F4F9FC"/>
-      </w:pPr>
-      <w:r>
-        <w:rPr>
-          <w:b w:val="0"/>
-        </w:rPr>
-        <w:t>2. Compare frequencies</w:t>
-      </w:r>
-    </w:p>
-    <w:p>
-      <w:pPr>
-        <w:spacing w:line="336" w:lineRule="auto" w:after="180"/>
-        <w:shd w:fill="F4F9FC"/>
-      </w:pPr>
-      <w:r>
-        <w:rPr>
-          <w:b w:val="0"/>
-        </w:rPr>
-        <w:t>3. Interpret gap</w:t>
+        <w:t>Repair a missing building block</w:t>
       </w:r>
     </w:p>
     <w:p>
@@ -2288,32 +2535,7 @@
         <w:pStyle w:val="Heading3"/>
       </w:pPr>
       <w:r>
-        <w:t>My selected conclusion, deciding fact and explanation</w:t>
-      </w:r>
-    </w:p>
-    <w:p>
-      <w:r>
-        <w:t>________________________________________________________________</w:t>
-      </w:r>
-    </w:p>
-    <w:p>
-      <w:r>
-        <w:t>________________________________________________________________</w:t>
-      </w:r>
-    </w:p>
-    <w:p>
-      <w:r>
-        <w:t>________________________________________________________________</w:t>
-      </w:r>
-    </w:p>
-    <w:p>
-      <w:r>
-        <w:t>________________________________________________________________</w:t>
-      </w:r>
-    </w:p>
-    <w:p>
-      <w:r>
-        <w:t>________________________________________________________________</w:t>
+        <w:t>Predict, run and debug</w:t>
       </w:r>
     </w:p>
     <w:p>
@@ -2321,613 +2543,25 @@
         <w:pStyle w:val="Heading3"/>
       </w:pPr>
       <w:r>
-        <w:t>Hint · try first</w:t>
-      </w:r>
-    </w:p>
-    <w:p>
-      <w:pPr>
-        <w:spacing w:line="336" w:lineRule="auto" w:after="180"/>
-        <w:shd w:fill="F1F6F8"/>
-      </w:pPr>
-      <w:r>
-        <w:rPr>
-          <w:b w:val="0"/>
-        </w:rPr>
-        <w:t>Hint if needed: Read the steps in the pictorial case. Match the supplied detail to the stage that performs or records it.</w:t>
-      </w:r>
-    </w:p>
-    <w:p>
-      <w:pPr>
-        <w:pStyle w:val="Heading3"/>
-      </w:pPr>
-      <w:r>
-        <w:t>Feedback · compare after trying</w:t>
-      </w:r>
-    </w:p>
-    <w:p>
-      <w:pPr>
-        <w:spacing w:line="336" w:lineRule="auto" w:after="180"/>
-        <w:shd w:fill="F1F6FC"/>
-      </w:pPr>
-      <w:r>
-        <w:rPr>
-          <w:b w:val="0"/>
-        </w:rPr>
-        <w:t>After your attempt, compare with the supported explanation: Interpret gap The 0.8 group matches here; the 0.2 group understates the observed fraction by 0.2. Read the picture in order.</w:t>
-      </w:r>
-    </w:p>
-    <w:p>
-      <w:pPr>
-        <w:spacing w:line="336" w:lineRule="auto" w:after="180"/>
-        <w:shd w:fill="F1F6FC"/>
-      </w:pPr>
-      <w:r>
-        <w:rPr>
-          <w:b w:val="0"/>
-        </w:rPr>
-        <w:t xml:space="preserve">The 0.8 group matches here; the 0.2 group understates the observed fraction by 0.2. The arrows show which recorded </w:t>
-      </w:r>
-      <w:r>
-        <w:rPr>
-          <w:b/>
-        </w:rPr>
-        <w:t>input</w:t>
-      </w:r>
-      <w:r>
-        <w:rPr>
-          <w:b w:val="0"/>
-        </w:rPr>
-        <w:t xml:space="preserve"> or intermediate result each decision uses.</w:t>
-      </w:r>
-    </w:p>
-    <w:p>
-      <w:pPr>
-        <w:spacing w:line="336" w:lineRule="auto" w:after="180"/>
-        <w:shd w:fill="F1F6FC"/>
-      </w:pPr>
-      <w:r>
-        <w:rPr>
-          <w:b w:val="0"/>
-        </w:rPr>
-        <w:t>Explain the deciding step aloud before checking the changed case; pointing to the final answer alone does not show how it follows.</w:t>
-      </w:r>
-    </w:p>
-    <w:p>
-      <w:pPr>
-        <w:pStyle w:val="Heading3"/>
-      </w:pPr>
-      <w:r>
-        <w:t>Practice 2: explain the deciding evidence</w:t>
-      </w:r>
-    </w:p>
-    <w:p>
-      <w:pPr>
-        <w:pStyle w:val="Heading3"/>
-      </w:pPr>
-      <w:r>
-        <w:t>Changed case · predict first</w:t>
-      </w:r>
-    </w:p>
-    <w:p>
-      <w:pPr>
-        <w:spacing w:line="336" w:lineRule="auto" w:after="180"/>
-        <w:shd w:fill="F5F1FB"/>
-      </w:pPr>
-      <w:r>
-        <w:rPr>
-          <w:b w:val="0"/>
-        </w:rPr>
-        <w:t>Changed-case practice: The 0.2 group has two spotted cases instead of four. Which conclusion is supported by the supplied facts?</w:t>
-      </w:r>
-    </w:p>
-    <w:p>
-      <w:pPr>
-        <w:spacing w:line="336" w:lineRule="auto" w:after="180"/>
-        <w:shd w:fill="F4F9FC"/>
-      </w:pPr>
-      <w:r>
-        <w:rPr>
-          <w:b w:val="0"/>
-        </w:rPr>
-        <w:t xml:space="preserve">1. Its observed fraction becomes 0.2 and matches the supplied </w:t>
-      </w:r>
-      <w:r>
-        <w:rPr>
-          <w:b/>
-        </w:rPr>
-        <w:t>score</w:t>
-      </w:r>
-      <w:r>
-        <w:rPr>
-          <w:b w:val="0"/>
-        </w:rPr>
-        <w:t xml:space="preserve"> in this group.</w:t>
-      </w:r>
-    </w:p>
-    <w:p>
-      <w:pPr>
-        <w:spacing w:line="336" w:lineRule="auto" w:after="180"/>
-        <w:shd w:fill="F4F9FC"/>
-      </w:pPr>
-      <w:r>
-        <w:rPr>
-          <w:b w:val="0"/>
-        </w:rPr>
-        <w:t xml:space="preserve">2. This one example guarantees correct results for every future </w:t>
-      </w:r>
-      <w:r>
-        <w:rPr>
-          <w:b/>
-        </w:rPr>
-        <w:t>input</w:t>
-      </w:r>
-      <w:r>
-        <w:rPr>
-          <w:b w:val="0"/>
-        </w:rPr>
-        <w:t>.</w:t>
-      </w:r>
-    </w:p>
-    <w:p>
-      <w:pPr>
-        <w:spacing w:line="336" w:lineRule="auto" w:after="180"/>
-        <w:shd w:fill="F4F9FC"/>
-      </w:pPr>
-      <w:r>
-        <w:rPr>
-          <w:b w:val="0"/>
-        </w:rPr>
-        <w:t xml:space="preserve">3. We can decide the result without examining the changed </w:t>
-      </w:r>
-      <w:r>
-        <w:rPr>
-          <w:b/>
-        </w:rPr>
-        <w:t>input</w:t>
-      </w:r>
-      <w:r>
-        <w:rPr>
-          <w:b w:val="0"/>
-        </w:rPr>
-        <w:t xml:space="preserve"> or the procedure.</w:t>
-      </w:r>
-    </w:p>
-    <w:p>
-      <w:pPr>
-        <w:pStyle w:val="Heading3"/>
-      </w:pPr>
-      <w:r>
-        <w:t>My selected conclusion, deciding fact and explanation</w:t>
-      </w:r>
-    </w:p>
-    <w:p>
-      <w:r>
-        <w:t>________________________________________________________________</w:t>
-      </w:r>
-    </w:p>
-    <w:p>
-      <w:r>
-        <w:t>________________________________________________________________</w:t>
-      </w:r>
-    </w:p>
-    <w:p>
-      <w:r>
-        <w:t>________________________________________________________________</w:t>
-      </w:r>
-    </w:p>
-    <w:p>
-      <w:r>
-        <w:t>________________________________________________________________</w:t>
-      </w:r>
-    </w:p>
-    <w:p>
-      <w:r>
-        <w:t>________________________________________________________________</w:t>
-      </w:r>
-    </w:p>
-    <w:p>
-      <w:pPr>
-        <w:pStyle w:val="Heading3"/>
-      </w:pPr>
-      <w:r>
-        <w:t>Hint · try first</w:t>
-      </w:r>
-    </w:p>
-    <w:p>
-      <w:pPr>
-        <w:spacing w:line="336" w:lineRule="auto" w:after="180"/>
-        <w:shd w:fill="F1F6F8"/>
-      </w:pPr>
-      <w:r>
-        <w:rPr>
-          <w:b w:val="0"/>
-        </w:rPr>
-        <w:t>Hint if needed: Use the changed condition and the deciding step in the pictorial trace. The answer must say what follows from those facts.</w:t>
-      </w:r>
-    </w:p>
-    <w:p>
-      <w:pPr>
-        <w:pStyle w:val="Heading3"/>
-      </w:pPr>
-      <w:r>
-        <w:t>Feedback · compare after trying</w:t>
-      </w:r>
-    </w:p>
-    <w:p>
-      <w:pPr>
-        <w:spacing w:line="336" w:lineRule="auto" w:after="180"/>
-        <w:shd w:fill="F1F6FC"/>
-      </w:pPr>
-      <w:r>
-        <w:rPr>
-          <w:b w:val="0"/>
-        </w:rPr>
-        <w:t xml:space="preserve">After your attempt, compare with the supported explanation: Its observed fraction becomes 0.2 and matches the supplied </w:t>
-      </w:r>
-      <w:r>
-        <w:rPr>
-          <w:b/>
-        </w:rPr>
-        <w:t>score</w:t>
-      </w:r>
-      <w:r>
-        <w:rPr>
-          <w:b w:val="0"/>
-        </w:rPr>
-        <w:t xml:space="preserve"> in this group. </w:t>
-      </w:r>
-      <w:r>
-        <w:rPr>
-          <w:b/>
-        </w:rPr>
-        <w:t>Calibration</w:t>
-      </w:r>
-      <w:r>
-        <w:rPr>
-          <w:b w:val="0"/>
-        </w:rPr>
-        <w:t xml:space="preserve"> compares stated probabilities with group outcome frequencies.</w:t>
-      </w:r>
-    </w:p>
-    <w:p>
-      <w:pPr>
-        <w:pStyle w:val="Heading3"/>
-      </w:pPr>
-      <w:r>
-        <w:t>Repair a missing building block</w:t>
-      </w:r>
-    </w:p>
-    <w:p>
-      <w:pPr>
-        <w:spacing w:line="336" w:lineRule="auto" w:after="180"/>
-      </w:pPr>
-      <w:r>
-        <w:rPr>
-          <w:b w:val="0"/>
-        </w:rPr>
-        <w:t xml:space="preserve">Review Train a Classifier (ai-4/13). Goal: Connect </w:t>
-      </w:r>
-      <w:r>
-        <w:rPr>
-          <w:b/>
-        </w:rPr>
-        <w:t>training</w:t>
-      </w:r>
-      <w:r>
-        <w:rPr>
-          <w:b w:val="0"/>
-        </w:rPr>
-        <w:t xml:space="preserve">-only scaling and neighbour </w:t>
-      </w:r>
-      <w:r>
-        <w:rPr>
-          <w:b/>
-        </w:rPr>
-        <w:t>prediction</w:t>
-      </w:r>
-      <w:r>
-        <w:rPr>
-          <w:b w:val="0"/>
-        </w:rPr>
-        <w:t xml:space="preserve"> in one pipeline. Short practice: Which pipeline record would help another team reproduce the result?</w:t>
-      </w:r>
-    </w:p>
-    <w:p>
-      <w:pPr>
-        <w:spacing w:line="336" w:lineRule="auto" w:after="180"/>
-      </w:pPr>
-      <w:r>
-        <w:rPr>
-          <w:b w:val="0"/>
-        </w:rPr>
-        <w:t xml:space="preserve">Point to the relevant step in the picture, then write the changed result and the rule or </w:t>
-      </w:r>
-      <w:r>
-        <w:rPr>
-          <w:b/>
-        </w:rPr>
-        <w:t>evidence</w:t>
-      </w:r>
-      <w:r>
-        <w:rPr>
-          <w:b w:val="0"/>
-        </w:rPr>
-        <w:t xml:space="preserve"> that supports it.. Return to this week and explain what you changed.</w:t>
-      </w:r>
-    </w:p>
-    <w:p>
-      <w:pPr>
-        <w:spacing w:line="336" w:lineRule="auto" w:after="180"/>
-      </w:pPr>
-      <w:r>
-        <w:rPr>
-          <w:b w:val="0"/>
-        </w:rPr>
-        <w:t xml:space="preserve">Review Decision Trees (ai-4/11). Goal: Fit a root question and leaf </w:t>
-      </w:r>
-      <w:r>
-        <w:rPr>
-          <w:b/>
-        </w:rPr>
-        <w:t>prediction</w:t>
-      </w:r>
-      <w:r>
-        <w:rPr>
-          <w:b w:val="0"/>
-        </w:rPr>
-        <w:t xml:space="preserve">s from </w:t>
-      </w:r>
-      <w:r>
-        <w:rPr>
-          <w:b/>
-        </w:rPr>
-        <w:t>training</w:t>
-      </w:r>
-      <w:r>
-        <w:rPr>
-          <w:b w:val="0"/>
-        </w:rPr>
-        <w:t xml:space="preserve"> examples. Short practice: Which </w:t>
-      </w:r>
-      <w:r>
-        <w:rPr>
-          <w:b/>
-        </w:rPr>
-        <w:t>input</w:t>
-      </w:r>
-      <w:r>
-        <w:rPr>
-          <w:b w:val="0"/>
-        </w:rPr>
-        <w:t xml:space="preserve"> distinguishes the original and changed tree?</w:t>
-      </w:r>
-    </w:p>
-    <w:p>
-      <w:pPr>
-        <w:spacing w:line="336" w:lineRule="auto" w:after="180"/>
-      </w:pPr>
-      <w:r>
-        <w:rPr>
-          <w:b w:val="0"/>
-        </w:rPr>
-        <w:t xml:space="preserve">Point to the relevant step in the picture, then write the changed result and the rule or </w:t>
-      </w:r>
-      <w:r>
-        <w:rPr>
-          <w:b/>
-        </w:rPr>
-        <w:t>evidence</w:t>
-      </w:r>
-      <w:r>
-        <w:rPr>
-          <w:b w:val="0"/>
-        </w:rPr>
-        <w:t xml:space="preserve"> that supports it.. Return to this week and explain what you changed.</w:t>
-      </w:r>
-    </w:p>
-    <w:p>
-      <w:pPr>
-        <w:spacing w:line="336" w:lineRule="auto" w:after="180"/>
-      </w:pPr>
-      <w:r>
-        <w:rPr>
-          <w:b w:val="0"/>
-        </w:rPr>
-        <w:t xml:space="preserve">Review Leakage (ai-4/8). Goal: Choose a split unit that matches the intended </w:t>
-      </w:r>
-      <w:r>
-        <w:rPr>
-          <w:b/>
-        </w:rPr>
-        <w:t>prediction</w:t>
-      </w:r>
-      <w:r>
-        <w:rPr>
-          <w:b w:val="0"/>
-        </w:rPr>
-        <w:t xml:space="preserve"> claim. Short practice: How many independently new plant identities are in the original test?</w:t>
-      </w:r>
-    </w:p>
-    <w:p>
-      <w:pPr>
-        <w:spacing w:line="336" w:lineRule="auto" w:after="180"/>
-      </w:pPr>
-      <w:r>
-        <w:rPr>
-          <w:b w:val="0"/>
-        </w:rPr>
-        <w:t xml:space="preserve">Point to the relevant step in the picture, then write the changed result and the rule or </w:t>
-      </w:r>
-      <w:r>
-        <w:rPr>
-          <w:b/>
-        </w:rPr>
-        <w:t>evidence</w:t>
-      </w:r>
-      <w:r>
-        <w:rPr>
-          <w:b w:val="0"/>
-        </w:rPr>
-        <w:t xml:space="preserve"> that supports it.. Return to this week and explain what you changed.</w:t>
-      </w:r>
-    </w:p>
-    <w:p>
-      <w:pPr>
-        <w:pStyle w:val="Heading3"/>
-      </w:pPr>
-      <w:r>
-        <w:t>Predict, run and debug</w:t>
-      </w:r>
-    </w:p>
-    <w:p>
-      <w:pPr>
-        <w:spacing w:line="336" w:lineRule="auto" w:after="180"/>
-      </w:pPr>
-      <w:r>
-        <w:rPr>
-          <w:b w:val="0"/>
-        </w:rPr>
-        <w:t xml:space="preserve">The browser lab lets you edit the supported Python examples already included in this lesson. Predict first, run, inspect the actual </w:t>
-      </w:r>
-      <w:r>
-        <w:rPr>
-          <w:b/>
-        </w:rPr>
-        <w:t>output</w:t>
-      </w:r>
-      <w:r>
-        <w:rPr>
-          <w:b w:val="0"/>
-        </w:rPr>
-        <w:t xml:space="preserve"> or error, change one </w:t>
-      </w:r>
-      <w:r>
-        <w:rPr>
-          <w:b/>
-        </w:rPr>
-        <w:t>input</w:t>
-      </w:r>
-      <w:r>
-        <w:rPr>
-          <w:b w:val="0"/>
-        </w:rPr>
-        <w:t>, then run again.</w:t>
-      </w:r>
-    </w:p>
-    <w:p>
-      <w:pPr>
-        <w:spacing w:line="336" w:lineRule="auto" w:after="180"/>
-      </w:pPr>
-      <w:r>
-        <w:rPr>
-          <w:b w:val="0"/>
-        </w:rPr>
-        <w:t xml:space="preserve">Keep code, </w:t>
-      </w:r>
-      <w:r>
-        <w:rPr>
-          <w:b/>
-        </w:rPr>
-        <w:t>prediction</w:t>
-      </w:r>
-      <w:r>
-        <w:rPr>
-          <w:b w:val="0"/>
-        </w:rPr>
-        <w:t>s, actual results and a reasoned revision together. On paper, label your result as a trace rather than an execution.</w:t>
-      </w:r>
-    </w:p>
-    <w:p>
-      <w:pPr>
-        <w:pStyle w:val="Heading3"/>
-      </w:pPr>
-      <w:r>
         <w:t>Keep your completed work</w:t>
       </w:r>
     </w:p>
     <w:p>
       <w:pPr>
-        <w:spacing w:line="336" w:lineRule="auto" w:after="180"/>
-      </w:pPr>
-      <w:r>
-        <w:rPr>
-          <w:b w:val="0"/>
-        </w:rPr>
-        <w:t xml:space="preserve">Use Download completed work in the hosted lesson to export your answers, reflections, practice feedback and code-run </w:t>
-      </w:r>
-      <w:r>
-        <w:rPr>
-          <w:b/>
-        </w:rPr>
-        <w:t>evidence</w:t>
-      </w:r>
-      <w:r>
-        <w:rPr>
-          <w:b w:val="0"/>
-        </w:rPr>
-        <w:t>. Open the HTML copy to read or print it.</w:t>
-      </w:r>
-    </w:p>
-    <w:p>
-      <w:pPr>
-        <w:spacing w:line="336" w:lineRule="auto" w:after="180"/>
-      </w:pPr>
-      <w:r>
-        <w:rPr>
-          <w:b w:val="0"/>
-        </w:rPr>
-        <w:t>Drafts stay in this browser when storage is available; clear drafts on a shared device.</w:t>
-      </w:r>
-    </w:p>
-    <w:p>
-      <w:pPr>
-        <w:pStyle w:val="Heading3"/>
-      </w:pPr>
-      <w:r>
-        <w:t>What I repaired, the evidence I kept and the next test</w:t>
-      </w:r>
-    </w:p>
-    <w:p>
-      <w:r>
-        <w:t>________________________________________________________________</w:t>
-      </w:r>
-    </w:p>
-    <w:p>
-      <w:r>
-        <w:t>________________________________________________________________</w:t>
-      </w:r>
-    </w:p>
-    <w:p>
-      <w:r>
-        <w:t>________________________________________________________________</w:t>
-      </w:r>
-    </w:p>
-    <w:p>
-      <w:r>
-        <w:t>________________________________________________________________</w:t>
-      </w:r>
-    </w:p>
-    <w:p>
-      <w:r>
-        <w:t>________________________________________________________________</w:t>
-      </w:r>
-    </w:p>
-    <w:p>
-      <w:pPr>
         <w:pStyle w:val="Heading1"/>
       </w:pPr>
       <w:r>
-        <w:t>21. Visual concept journey</w:t>
-      </w:r>
-    </w:p>
-    <w:p>
-      <w:r>
-        <w:t>Explain each Scores and Calibration Intuition picture from its labels, then record a relevant limit.</w:t>
-      </w:r>
-    </w:p>
-    <w:p>
-      <w:pPr>
-        <w:pStyle w:val="Heading3"/>
+        <w:t>21. Reference · Six-picture response sheets</w:t>
+      </w:r>
+    </w:p>
+    <w:p>
+      <w:r>
+        <w:t>Choose the relevant picture instead of repeating every task.</w:t>
+      </w:r>
+    </w:p>
+    <w:p>
+      <w:pPr>
+        <w:pStyle w:val="Heading2"/>
       </w:pPr>
       <w:r>
         <w:t>01. Scores and Calibration Intuition: the case</w:t>
@@ -3042,7 +2676,6 @@
     <w:p>
       <w:pPr>
         <w:spacing w:line="336" w:lineRule="auto" w:after="180"/>
-        <w:shd w:fill="F5F1FB"/>
       </w:pPr>
       <w:r>
         <w:rPr>
@@ -3081,7 +2714,7 @@
     </w:p>
     <w:p>
       <w:pPr>
-        <w:pStyle w:val="Heading3"/>
+        <w:pStyle w:val="Heading2"/>
       </w:pPr>
       <w:r>
         <w:t>02. Follow the deciding steps</w:t>
@@ -3149,7 +2782,6 @@
     <w:p>
       <w:pPr>
         <w:spacing w:line="336" w:lineRule="auto" w:after="180"/>
-        <w:shd w:fill="F5F1FB"/>
       </w:pPr>
       <w:r>
         <w:rPr>
@@ -3200,7 +2832,7 @@
     </w:p>
     <w:p>
       <w:pPr>
-        <w:pStyle w:val="Heading3"/>
+        <w:pStyle w:val="Heading2"/>
       </w:pPr>
       <w:r>
         <w:t>03. Four-step worked evidence for Week 14: Scores and Calibration Intuition</w:t>
@@ -3375,7 +3007,6 @@
     <w:p>
       <w:pPr>
         <w:spacing w:line="336" w:lineRule="auto" w:after="180"/>
-        <w:shd w:fill="F5F1FB"/>
       </w:pPr>
       <w:r>
         <w:rPr>
@@ -3414,7 +3045,7 @@
     </w:p>
     <w:p>
       <w:pPr>
-        <w:pStyle w:val="Heading3"/>
+        <w:pStyle w:val="Heading2"/>
       </w:pPr>
       <w:r>
         <w:t>04. Change one thing. Trace what follows.</w:t>
@@ -3505,7 +3136,6 @@
     <w:p>
       <w:pPr>
         <w:spacing w:line="336" w:lineRule="auto" w:after="180"/>
-        <w:shd w:fill="F5F1FB"/>
       </w:pPr>
       <w:r>
         <w:rPr>
@@ -3544,7 +3174,7 @@
     </w:p>
     <w:p>
       <w:pPr>
-        <w:pStyle w:val="Heading3"/>
+        <w:pStyle w:val="Heading2"/>
       </w:pPr>
       <w:r>
         <w:t>05. Connect the explanation to its limit</w:t>
@@ -3670,7 +3300,6 @@
     <w:p>
       <w:pPr>
         <w:spacing w:line="336" w:lineRule="auto" w:after="180"/>
-        <w:shd w:fill="F5F1FB"/>
       </w:pPr>
       <w:r>
         <w:rPr>
@@ -3709,7 +3338,7 @@
     </w:p>
     <w:p>
       <w:pPr>
-        <w:pStyle w:val="Heading3"/>
+        <w:pStyle w:val="Heading2"/>
       </w:pPr>
       <w:r>
         <w:t>06. Make the idea visible in your project</w:t>
@@ -3835,7 +3464,6 @@
     <w:p>
       <w:pPr>
         <w:spacing w:line="336" w:lineRule="auto" w:after="180"/>
-        <w:shd w:fill="F5F1FB"/>
       </w:pPr>
       <w:r>
         <w:rPr>
@@ -3882,6 +3510,62 @@
     <w:p>
       <w:r>
         <w:t>________________________________________________________________</w:t>
+      </w:r>
+    </w:p>
+    <w:p>
+      <w:pPr>
+        <w:pStyle w:val="Heading2"/>
+      </w:pPr>
+      <w:r>
+        <w:t>Earlier wording, alternatives and picture transcripts · reference / check after trying</w:t>
+      </w:r>
+    </w:p>
+    <w:p>
+      <w:pPr>
+        <w:pStyle w:val="Heading3"/>
+      </w:pPr>
+      <w:r>
+        <w:t>01. Scores and Calibration Intuition: the case</w:t>
+      </w:r>
+    </w:p>
+    <w:p>
+      <w:pPr>
+        <w:pStyle w:val="Heading3"/>
+      </w:pPr>
+      <w:r>
+        <w:t>02. Follow the deciding steps</w:t>
+      </w:r>
+    </w:p>
+    <w:p>
+      <w:pPr>
+        <w:pStyle w:val="Heading3"/>
+      </w:pPr>
+      <w:r>
+        <w:t>03. Four-step worked evidence for Week 14: Scores and Calibration Intuition</w:t>
+      </w:r>
+    </w:p>
+    <w:p>
+      <w:pPr>
+        <w:pStyle w:val="Heading3"/>
+      </w:pPr>
+      <w:r>
+        <w:t>04. Change one thing. Trace what follows.</w:t>
+      </w:r>
+    </w:p>
+    <w:p>
+      <w:pPr>
+        <w:pStyle w:val="Heading3"/>
+      </w:pPr>
+      <w:r>
+        <w:t>05. Connect the explanation to its limit</w:t>
+      </w:r>
+    </w:p>
+    <w:p>
+      <w:pPr>
+        <w:pStyle w:val="Heading3"/>
+      </w:pPr>
+      <w:r>
+        <w:t>06. Make the idea visible in your project</w:t>
       </w:r>
     </w:p>
     <w:sectPr>
